--- a/internal_doc/03.开发设计/Story-snapshot增加参数.docx
+++ b/internal_doc/03.开发设计/Story-snapshot增加参数.docx
@@ -1,10 +1,10 @@
 
 <file path=word/document.xml><?xml version="1.0" encoding="utf-8"?>
-<w:document xmlns:wpc="http://schemas.microsoft.com/office/word/2010/wordprocessingCanvas" xmlns:cx="http://schemas.microsoft.com/office/drawing/2014/chartex" xmlns:mc="http://schemas.openxmlformats.org/markup-compatibility/2006" xmlns:o="urn:schemas-microsoft-com:office:office" xmlns:r="http://schemas.openxmlformats.org/officeDocument/2006/relationships" xmlns:m="http://schemas.openxmlformats.org/officeDocument/2006/math" xmlns:v="urn:schemas-microsoft-com:vml" xmlns:wp14="http://schemas.microsoft.com/office/word/2010/wordprocessingDrawing" xmlns:wp="http://schemas.openxmlformats.org/drawingml/2006/wordprocessingDrawing" xmlns:w10="urn:schemas-microsoft-com:office:word" xmlns:w="http://schemas.openxmlformats.org/wordprocessingml/2006/main" xmlns:w14="http://schemas.microsoft.com/office/word/2010/wordml" xmlns:w15="http://schemas.microsoft.com/office/word/2012/wordml" xmlns:w16se="http://schemas.microsoft.com/office/word/2015/wordml/symex" xmlns:wpg="http://schemas.microsoft.com/office/word/2010/wordprocessingGroup" xmlns:wpi="http://schemas.microsoft.com/office/word/2010/wordprocessingInk" xmlns:wne="http://schemas.microsoft.com/office/word/2006/wordml" xmlns:wps="http://schemas.microsoft.com/office/word/2010/wordprocessingShape" mc:Ignorable="w14 w15 w16se wp14">
+<w:document xmlns:ve="http://schemas.openxmlformats.org/markup-compatibility/2006" xmlns:o="urn:schemas-microsoft-com:office:office" xmlns:r="http://schemas.openxmlformats.org/officeDocument/2006/relationships" xmlns:m="http://schemas.openxmlformats.org/officeDocument/2006/math" xmlns:v="urn:schemas-microsoft-com:vml" xmlns:wp="http://schemas.openxmlformats.org/drawingml/2006/wordprocessingDrawing" xmlns:w10="urn:schemas-microsoft-com:office:word" xmlns:w="http://schemas.openxmlformats.org/wordprocessingml/2006/main" xmlns:wne="http://schemas.microsoft.com/office/word/2006/wordml">
   <w:body>
     <w:p>
       <w:pPr>
-        <w:pStyle w:val="ab"/>
+        <w:pStyle w:val="Title"/>
       </w:pPr>
       <w:r>
         <w:rPr>
@@ -36,10 +36,10 @@
     </w:p>
     <w:tbl>
       <w:tblPr>
-        <w:tblStyle w:val="a9"/>
+        <w:tblStyle w:val="TableGrid"/>
         <w:tblW w:w="0" w:type="auto"/>
         <w:tblInd w:w="357" w:type="dxa"/>
-        <w:tblLook w:val="04A0" w:firstRow="1" w:lastRow="0" w:firstColumn="1" w:lastColumn="0" w:noHBand="0" w:noVBand="1"/>
+        <w:tblLook w:val="04A0"/>
       </w:tblPr>
       <w:tblGrid>
         <w:gridCol w:w="2728"/>
@@ -133,12 +133,6 @@
               <w:rPr>
                 <w:rFonts w:hint="eastAsia"/>
               </w:rPr>
-              <w:t xml:space="preserve">  </w:t>
-            </w:r>
-            <w:r>
-              <w:rPr>
-                <w:rFonts w:hint="eastAsia"/>
-              </w:rPr>
               <w:t>赵文博</w:t>
             </w:r>
           </w:p>
@@ -164,7 +158,7 @@
     <w:p/>
     <w:p>
       <w:pPr>
-        <w:pStyle w:val="2"/>
+        <w:pStyle w:val="Heading2"/>
       </w:pPr>
       <w:r>
         <w:rPr>
@@ -181,7 +175,7 @@
     </w:p>
     <w:p>
       <w:pPr>
-        <w:pStyle w:val="2"/>
+        <w:pStyle w:val="Heading2"/>
       </w:pPr>
       <w:r>
         <w:rPr>
@@ -230,7 +224,7 @@
     </w:p>
     <w:p>
       <w:pPr>
-        <w:pStyle w:val="2"/>
+        <w:pStyle w:val="Heading2"/>
       </w:pPr>
       <w:r>
         <w:rPr>
@@ -253,7 +247,7 @@
     </w:p>
     <w:p>
       <w:pPr>
-        <w:pStyle w:val="3"/>
+        <w:pStyle w:val="Heading3"/>
         <w:numPr>
           <w:ilvl w:val="0"/>
           <w:numId w:val="0"/>
@@ -281,39 +275,162 @@
     </w:p>
     <w:p>
       <w:pPr>
-        <w:pStyle w:val="4"/>
+        <w:pStyle w:val="Heading4"/>
+        <w:rPr>
+          <w:ins w:id="0" w:author="xujianhui" w:date="2018-06-25T12:58:00Z"/>
+          <w:rFonts w:hint="eastAsia"/>
+        </w:rPr>
       </w:pPr>
       <w:r>
         <w:t>OptionBase</w:t>
       </w:r>
-      <w:r>
-        <w:t xml:space="preserve"> </w:t>
-      </w:r>
-      <w:r>
-        <w:t>&lt;-</w:t>
-      </w:r>
-      <w:r>
-        <w:t xml:space="preserve"> </w:t>
-      </w:r>
+    </w:p>
+    <w:p>
+      <w:pPr>
+        <w:rPr>
+          <w:ins w:id="1" w:author="xujianhui" w:date="2018-06-25T12:57:00Z"/>
+          <w:rFonts w:hint="eastAsia"/>
+        </w:rPr>
+        <w:pPrChange w:id="2" w:author="xujianhui" w:date="2018-06-25T12:58:00Z">
+          <w:pPr>
+            <w:pStyle w:val="Heading4"/>
+          </w:pPr>
+        </w:pPrChange>
+      </w:pPr>
+      <w:ins w:id="3" w:author="xujianhui" w:date="2018-06-25T12:58:00Z">
+        <w:r>
+          <w:rPr>
+            <w:rFonts w:hint="eastAsia"/>
+          </w:rPr>
+          <w:t>选项基础对象</w:t>
+        </w:r>
+      </w:ins>
+    </w:p>
+    <w:p>
+      <w:pPr>
+        <w:pStyle w:val="Heading4"/>
+        <w:rPr>
+          <w:ins w:id="4" w:author="xujianhui" w:date="2018-06-25T12:57:00Z"/>
+          <w:rFonts w:hint="eastAsia"/>
+        </w:rPr>
+      </w:pPr>
+      <w:del w:id="5" w:author="xujianhui" w:date="2018-06-25T12:57:00Z">
+        <w:r>
+          <w:delText>&lt;-</w:delText>
+        </w:r>
+      </w:del>
       <w:r>
         <w:t>SnapshotOption</w:t>
       </w:r>
     </w:p>
     <w:p>
       <w:pPr>
-        <w:rPr>
-          <w:rFonts w:hint="eastAsia"/>
-        </w:rPr>
-      </w:pPr>
-      <w:r>
-        <w:t xml:space="preserve">( </w:t>
-      </w:r>
-      <w:r>
-        <w:t>OptionBase &lt;- QueryOption</w:t>
-      </w:r>
-      <w:r>
-        <w:t xml:space="preserve"> )</w:t>
-      </w:r>
+        <w:pPrChange w:id="6" w:author="xujianhui" w:date="2018-06-25T12:58:00Z">
+          <w:pPr>
+            <w:pStyle w:val="Heading4"/>
+          </w:pPr>
+        </w:pPrChange>
+      </w:pPr>
+      <w:ins w:id="7" w:author="xujianhui" w:date="2018-06-25T12:58:00Z">
+        <w:r>
+          <w:rPr>
+            <w:rFonts w:hint="eastAsia"/>
+          </w:rPr>
+          <w:t>快照选项对象，</w:t>
+        </w:r>
+      </w:ins>
+      <w:ins w:id="8" w:author="xujianhui" w:date="2018-06-25T12:57:00Z">
+        <w:r>
+          <w:rPr>
+            <w:rFonts w:hint="eastAsia"/>
+          </w:rPr>
+          <w:t>派生于</w:t>
+        </w:r>
+        <w:r>
+          <w:rPr>
+            <w:rFonts w:hint="eastAsia"/>
+          </w:rPr>
+          <w:t xml:space="preserve"> OptionBase</w:t>
+        </w:r>
+      </w:ins>
+      <w:ins w:id="9" w:author="xujianhui" w:date="2018-06-25T12:58:00Z">
+        <w:r>
+          <w:rPr>
+            <w:rFonts w:hint="eastAsia"/>
+          </w:rPr>
+          <w:t>，用于快照的选项。</w:t>
+        </w:r>
+      </w:ins>
+    </w:p>
+    <w:p>
+      <w:pPr>
+        <w:pStyle w:val="Heading4"/>
+        <w:rPr>
+          <w:ins w:id="10" w:author="xujianhui" w:date="2018-06-25T12:57:00Z"/>
+          <w:rFonts w:hint="eastAsia"/>
+        </w:rPr>
+        <w:pPrChange w:id="11" w:author="xujianhui" w:date="2018-06-25T12:57:00Z">
+          <w:pPr/>
+        </w:pPrChange>
+      </w:pPr>
+      <w:del w:id="12" w:author="xujianhui" w:date="2018-06-25T12:57:00Z">
+        <w:r>
+          <w:delText>( OptionBase &lt;-</w:delText>
+        </w:r>
+      </w:del>
+      <w:r>
+        <w:t xml:space="preserve"> QueryOption </w:t>
+      </w:r>
+      <w:del w:id="13" w:author="xujianhui" w:date="2018-06-25T12:57:00Z">
+        <w:r>
+          <w:delText>)</w:delText>
+        </w:r>
+      </w:del>
+    </w:p>
+    <w:p>
+      <w:pPr>
+        <w:pPrChange w:id="14" w:author="xujianhui" w:date="2018-06-25T12:57:00Z">
+          <w:pPr/>
+        </w:pPrChange>
+      </w:pPr>
+      <w:ins w:id="15" w:author="xujianhui" w:date="2018-06-25T12:58:00Z">
+        <w:r>
+          <w:rPr>
+            <w:rFonts w:hint="eastAsia"/>
+          </w:rPr>
+          <w:t>查询选项对象，</w:t>
+        </w:r>
+      </w:ins>
+      <w:ins w:id="16" w:author="xujianhui" w:date="2018-06-25T12:57:00Z">
+        <w:r>
+          <w:rPr>
+            <w:rFonts w:hint="eastAsia"/>
+          </w:rPr>
+          <w:t>派生于</w:t>
+        </w:r>
+        <w:r>
+          <w:rPr>
+            <w:rFonts w:hint="eastAsia"/>
+          </w:rPr>
+          <w:t xml:space="preserve"> OptionBase</w:t>
+        </w:r>
+      </w:ins>
+      <w:ins w:id="17" w:author="xujianhui" w:date="2018-06-25T12:58:00Z">
+        <w:r>
+          <w:rPr>
+            <w:rFonts w:hint="eastAsia"/>
+          </w:rPr>
+          <w:t>，用于查询请求</w:t>
+        </w:r>
+      </w:ins>
+      <w:ins w:id="18" w:author="xujianhui" w:date="2018-06-25T12:59:00Z">
+        <w:r>
+          <w:rPr>
+            <w:rFonts w:hint="eastAsia"/>
+          </w:rPr>
+          <w:t>的选项。</w:t>
+        </w:r>
+      </w:ins>
     </w:p>
     <w:p>
       <w:pPr>
@@ -327,28 +444,30 @@
           <w:szCs w:val="24"/>
         </w:rPr>
       </w:pPr>
-      <w:r>
-        <w:rPr>
-          <w:rFonts w:ascii="宋体" w:eastAsia="宋体" w:hAnsi="宋体" w:cs="宋体" w:hint="eastAsia"/>
-          <w:kern w:val="0"/>
-          <w:sz w:val="24"/>
-          <w:szCs w:val="24"/>
-        </w:rPr>
-        <w:t>一次性提供查询所需条件</w:t>
-      </w:r>
-      <w:r>
-        <w:rPr>
-          <w:rFonts w:ascii="宋体" w:eastAsia="宋体" w:hAnsi="宋体" w:cs="宋体"/>
-          <w:kern w:val="0"/>
-          <w:sz w:val="24"/>
-          <w:szCs w:val="24"/>
-        </w:rPr>
-        <w:t>。</w:t>
-      </w:r>
-    </w:p>
-    <w:p>
-      <w:pPr>
-        <w:pStyle w:val="4"/>
+      <w:del w:id="19" w:author="xujianhui" w:date="2018-06-25T12:59:00Z">
+        <w:r>
+          <w:rPr>
+            <w:rFonts w:ascii="宋体" w:eastAsia="宋体" w:hAnsi="宋体" w:cs="宋体" w:hint="eastAsia"/>
+            <w:kern w:val="0"/>
+            <w:sz w:val="24"/>
+            <w:szCs w:val="24"/>
+          </w:rPr>
+          <w:delText>一次性提供查询所需条件</w:delText>
+        </w:r>
+        <w:r>
+          <w:rPr>
+            <w:rFonts w:ascii="宋体" w:eastAsia="宋体" w:hAnsi="宋体" w:cs="宋体"/>
+            <w:kern w:val="0"/>
+            <w:sz w:val="24"/>
+            <w:szCs w:val="24"/>
+          </w:rPr>
+          <w:delText>。</w:delText>
+        </w:r>
+      </w:del>
+    </w:p>
+    <w:p>
+      <w:pPr>
+        <w:pStyle w:val="Heading4"/>
       </w:pPr>
       <w:r>
         <w:t>Json</w:t>
@@ -373,6 +492,28 @@
           <w:szCs w:val="24"/>
         </w:rPr>
       </w:pPr>
+      <w:ins w:id="20" w:author="xujianhui" w:date="2018-06-25T12:59:00Z">
+        <w:r>
+          <w:rPr>
+            <w:rFonts w:ascii="宋体" w:eastAsia="宋体" w:hAnsi="宋体" w:cs="宋体" w:hint="eastAsia"/>
+            <w:kern w:val="0"/>
+            <w:sz w:val="24"/>
+            <w:szCs w:val="24"/>
+          </w:rPr>
+          <w:t>OptionBase</w:t>
+        </w:r>
+      </w:ins>
+      <w:ins w:id="21" w:author="xujianhui" w:date="2018-06-25T13:00:00Z">
+        <w:r>
+          <w:rPr>
+            <w:rFonts w:ascii="宋体" w:eastAsia="宋体" w:hAnsi="宋体" w:cs="宋体" w:hint="eastAsia"/>
+            <w:kern w:val="0"/>
+            <w:sz w:val="24"/>
+            <w:szCs w:val="24"/>
+          </w:rPr>
+          <w:t>的</w:t>
+        </w:r>
+      </w:ins>
       <w:r>
         <w:rPr>
           <w:rFonts w:ascii="宋体" w:eastAsia="宋体" w:hAnsi="宋体" w:cs="宋体"/>
@@ -389,6 +530,39 @@
         <w:spacing w:before="100" w:beforeAutospacing="1" w:after="100" w:afterAutospacing="1"/>
         <w:ind w:left="720"/>
         <w:jc w:val="left"/>
+        <w:rPr>
+          <w:rFonts w:ascii="宋体" w:eastAsia="宋体" w:hAnsi="宋体" w:cs="宋体"/>
+          <w:i/>
+          <w:iCs/>
+          <w:kern w:val="0"/>
+          <w:sz w:val="24"/>
+          <w:szCs w:val="24"/>
+        </w:rPr>
+      </w:pPr>
+      <w:r>
+        <w:rPr>
+          <w:rFonts w:ascii="宋体" w:eastAsia="宋体" w:hAnsi="宋体" w:cs="宋体"/>
+          <w:i/>
+          <w:iCs/>
+          <w:kern w:val="0"/>
+          <w:sz w:val="24"/>
+          <w:szCs w:val="24"/>
+        </w:rPr>
+        <w:lastRenderedPageBreak/>
+        <w:t xml:space="preserve">{ </w:t>
+      </w:r>
+      <w:r>
+        <w:rPr>
+          <w:rFonts w:ascii="宋体" w:eastAsia="宋体" w:hAnsi="宋体" w:cs="宋体"/>
+          <w:i/>
+          <w:iCs/>
+          <w:kern w:val="0"/>
+          <w:sz w:val="24"/>
+          <w:szCs w:val="24"/>
+        </w:rPr>
+        <w:t>"$</w:t>
+      </w:r>
+      <w:r>
         <w:rPr>
           <w:rFonts w:ascii="宋体" w:eastAsia="宋体" w:hAnsi="宋体" w:cs="宋体" w:hint="eastAsia"/>
           <w:i/>
@@ -397,7 +571,8 @@
           <w:sz w:val="24"/>
           <w:szCs w:val="24"/>
         </w:rPr>
-      </w:pPr>
+        <w:t>optionbase</w:t>
+      </w:r>
       <w:r>
         <w:rPr>
           <w:rFonts w:ascii="宋体" w:eastAsia="宋体" w:hAnsi="宋体" w:cs="宋体"/>
@@ -407,7 +582,7 @@
           <w:sz w:val="24"/>
           <w:szCs w:val="24"/>
         </w:rPr>
-        <w:t xml:space="preserve">{ </w:t>
+        <w:t>":</w:t>
       </w:r>
       <w:r>
         <w:rPr>
@@ -418,7 +593,7 @@
           <w:sz w:val="24"/>
           <w:szCs w:val="24"/>
         </w:rPr>
-        <w:t>"$</w:t>
+        <w:t>{ "</w:t>
       </w:r>
       <w:r>
         <w:rPr>
@@ -429,7 +604,7 @@
           <w:sz w:val="24"/>
           <w:szCs w:val="24"/>
         </w:rPr>
-        <w:t>optionbase</w:t>
+        <w:t>cond</w:t>
       </w:r>
       <w:r>
         <w:rPr>
@@ -440,7 +615,7 @@
           <w:sz w:val="24"/>
           <w:szCs w:val="24"/>
         </w:rPr>
-        <w:t>"</w:t>
+        <w:t>": &lt;cond&gt;, "sel": &lt;sel</w:t>
       </w:r>
       <w:r>
         <w:rPr>
@@ -451,7 +626,7 @@
           <w:sz w:val="24"/>
           <w:szCs w:val="24"/>
         </w:rPr>
-        <w:t>:</w:t>
+        <w:t>&gt;"</w:t>
       </w:r>
       <w:r>
         <w:rPr>
@@ -462,7 +637,51 @@
           <w:sz w:val="24"/>
           <w:szCs w:val="24"/>
         </w:rPr>
-        <w:t>{ "</w:t>
+        <w:t>, "</w:t>
+      </w:r>
+      <w:r>
+        <w:rPr>
+          <w:rFonts w:ascii="宋体" w:eastAsia="宋体" w:hAnsi="宋体" w:cs="宋体"/>
+          <w:i/>
+          <w:iCs/>
+          <w:kern w:val="0"/>
+          <w:sz w:val="24"/>
+          <w:szCs w:val="24"/>
+        </w:rPr>
+        <w:t>sort</w:t>
+      </w:r>
+      <w:r>
+        <w:rPr>
+          <w:rFonts w:ascii="宋体" w:eastAsia="宋体" w:hAnsi="宋体" w:cs="宋体"/>
+          <w:i/>
+          <w:iCs/>
+          <w:kern w:val="0"/>
+          <w:sz w:val="24"/>
+          <w:szCs w:val="24"/>
+        </w:rPr>
+        <w:t>": &lt;</w:t>
+      </w:r>
+      <w:r>
+        <w:rPr>
+          <w:rFonts w:ascii="宋体" w:eastAsia="宋体" w:hAnsi="宋体" w:cs="宋体"/>
+          <w:i/>
+          <w:iCs/>
+          <w:kern w:val="0"/>
+          <w:sz w:val="24"/>
+          <w:szCs w:val="24"/>
+        </w:rPr>
+        <w:t xml:space="preserve"> sort</w:t>
+      </w:r>
+      <w:r>
+        <w:rPr>
+          <w:rFonts w:ascii="宋体" w:eastAsia="宋体" w:hAnsi="宋体" w:cs="宋体"/>
+          <w:i/>
+          <w:iCs/>
+          <w:kern w:val="0"/>
+          <w:sz w:val="24"/>
+          <w:szCs w:val="24"/>
+        </w:rPr>
+        <w:t>&gt;, "</w:t>
       </w:r>
       <w:r>
         <w:rPr>
@@ -473,7 +692,7 @@
           <w:sz w:val="24"/>
           <w:szCs w:val="24"/>
         </w:rPr>
-        <w:t>cond</w:t>
+        <w:t>skip</w:t>
       </w:r>
       <w:r>
         <w:rPr>
@@ -484,7 +703,7 @@
           <w:sz w:val="24"/>
           <w:szCs w:val="24"/>
         </w:rPr>
-        <w:t>": &lt;cond&gt;, "</w:t>
+        <w:t xml:space="preserve">": &lt;skip&gt;, </w:t>
       </w:r>
       <w:r>
         <w:rPr>
@@ -495,7 +714,18 @@
           <w:sz w:val="24"/>
           <w:szCs w:val="24"/>
         </w:rPr>
-        <w:t>sel": &lt;sel</w:t>
+        <w:t>"</w:t>
+      </w:r>
+      <w:r>
+        <w:rPr>
+          <w:rFonts w:ascii="宋体" w:eastAsia="宋体" w:hAnsi="宋体" w:cs="宋体" w:hint="eastAsia"/>
+          <w:i/>
+          <w:iCs/>
+          <w:kern w:val="0"/>
+          <w:sz w:val="24"/>
+          <w:szCs w:val="24"/>
+        </w:rPr>
+        <w:t>limit</w:t>
       </w:r>
       <w:r>
         <w:rPr>
@@ -506,173 +736,67 @@
           <w:sz w:val="24"/>
           <w:szCs w:val="24"/>
         </w:rPr>
-        <w:t>&gt;"</w:t>
-      </w:r>
-      <w:r>
-        <w:rPr>
-          <w:rFonts w:ascii="宋体" w:eastAsia="宋体" w:hAnsi="宋体" w:cs="宋体"/>
-          <w:i/>
-          <w:iCs/>
-          <w:kern w:val="0"/>
-          <w:sz w:val="24"/>
-          <w:szCs w:val="24"/>
-        </w:rPr>
-        <w:t xml:space="preserve">, </w:t>
-      </w:r>
-      <w:r>
-        <w:rPr>
-          <w:rFonts w:ascii="宋体" w:eastAsia="宋体" w:hAnsi="宋体" w:cs="宋体"/>
-          <w:i/>
-          <w:iCs/>
-          <w:kern w:val="0"/>
-          <w:sz w:val="24"/>
-          <w:szCs w:val="24"/>
-        </w:rPr>
-        <w:t>"</w:t>
-      </w:r>
-      <w:r>
-        <w:rPr>
-          <w:rFonts w:ascii="宋体" w:eastAsia="宋体" w:hAnsi="宋体" w:cs="宋体"/>
-          <w:i/>
-          <w:iCs/>
-          <w:kern w:val="0"/>
-          <w:sz w:val="24"/>
-          <w:szCs w:val="24"/>
-        </w:rPr>
-        <w:t>sort</w:t>
-      </w:r>
-      <w:r>
-        <w:rPr>
-          <w:rFonts w:ascii="宋体" w:eastAsia="宋体" w:hAnsi="宋体" w:cs="宋体"/>
-          <w:i/>
-          <w:iCs/>
-          <w:kern w:val="0"/>
-          <w:sz w:val="24"/>
-          <w:szCs w:val="24"/>
-        </w:rPr>
-        <w:t>": &lt;</w:t>
-      </w:r>
-      <w:r>
-        <w:rPr>
-          <w:rFonts w:ascii="宋体" w:eastAsia="宋体" w:hAnsi="宋体" w:cs="宋体"/>
-          <w:i/>
-          <w:iCs/>
-          <w:kern w:val="0"/>
-          <w:sz w:val="24"/>
-          <w:szCs w:val="24"/>
-        </w:rPr>
-        <w:t xml:space="preserve"> sort</w:t>
-      </w:r>
-      <w:r>
-        <w:rPr>
-          <w:rFonts w:ascii="宋体" w:eastAsia="宋体" w:hAnsi="宋体" w:cs="宋体"/>
-          <w:i/>
-          <w:iCs/>
-          <w:kern w:val="0"/>
-          <w:sz w:val="24"/>
-          <w:szCs w:val="24"/>
-        </w:rPr>
-        <w:t xml:space="preserve">&gt;, </w:t>
-      </w:r>
-      <w:r>
-        <w:rPr>
-          <w:rFonts w:ascii="宋体" w:eastAsia="宋体" w:hAnsi="宋体" w:cs="宋体"/>
-          <w:i/>
-          <w:iCs/>
-          <w:kern w:val="0"/>
-          <w:sz w:val="24"/>
-          <w:szCs w:val="24"/>
-        </w:rPr>
-        <w:t>"</w:t>
-      </w:r>
-      <w:r>
-        <w:rPr>
-          <w:rFonts w:ascii="宋体" w:eastAsia="宋体" w:hAnsi="宋体" w:cs="宋体" w:hint="eastAsia"/>
-          <w:i/>
-          <w:iCs/>
-          <w:kern w:val="0"/>
-          <w:sz w:val="24"/>
-          <w:szCs w:val="24"/>
-        </w:rPr>
-        <w:t>skip</w:t>
-      </w:r>
-      <w:r>
-        <w:rPr>
-          <w:rFonts w:ascii="宋体" w:eastAsia="宋体" w:hAnsi="宋体" w:cs="宋体"/>
-          <w:i/>
-          <w:iCs/>
-          <w:kern w:val="0"/>
-          <w:sz w:val="24"/>
-          <w:szCs w:val="24"/>
-        </w:rPr>
-        <w:t xml:space="preserve">": &lt;skip&gt;, </w:t>
-      </w:r>
-      <w:r>
-        <w:rPr>
-          <w:rFonts w:ascii="宋体" w:eastAsia="宋体" w:hAnsi="宋体" w:cs="宋体"/>
-          <w:i/>
-          <w:iCs/>
-          <w:kern w:val="0"/>
-          <w:sz w:val="24"/>
-          <w:szCs w:val="24"/>
-        </w:rPr>
-        <w:t>"</w:t>
-      </w:r>
-      <w:r>
-        <w:rPr>
-          <w:rFonts w:ascii="宋体" w:eastAsia="宋体" w:hAnsi="宋体" w:cs="宋体" w:hint="eastAsia"/>
-          <w:i/>
-          <w:iCs/>
-          <w:kern w:val="0"/>
-          <w:sz w:val="24"/>
-          <w:szCs w:val="24"/>
-        </w:rPr>
-        <w:t>limit</w:t>
-      </w:r>
-      <w:r>
-        <w:rPr>
-          <w:rFonts w:ascii="宋体" w:eastAsia="宋体" w:hAnsi="宋体" w:cs="宋体"/>
-          <w:i/>
-          <w:iCs/>
-          <w:kern w:val="0"/>
-          <w:sz w:val="24"/>
-          <w:szCs w:val="24"/>
-        </w:rPr>
-        <w:t xml:space="preserve">": &lt;limit&gt;, </w:t>
-      </w:r>
-      <w:r>
-        <w:rPr>
-          <w:rFonts w:ascii="宋体" w:eastAsia="宋体" w:hAnsi="宋体" w:cs="宋体"/>
-          <w:i/>
-          <w:iCs/>
-          <w:kern w:val="0"/>
-          <w:sz w:val="24"/>
-          <w:szCs w:val="24"/>
-        </w:rPr>
-        <w:t>"</w:t>
-      </w:r>
-      <w:r>
-        <w:rPr>
-          <w:rFonts w:ascii="宋体" w:eastAsia="宋体" w:hAnsi="宋体" w:cs="宋体" w:hint="eastAsia"/>
-          <w:i/>
-          <w:iCs/>
-          <w:kern w:val="0"/>
-          <w:sz w:val="24"/>
-          <w:szCs w:val="24"/>
-        </w:rPr>
-        <w:t>options</w:t>
-      </w:r>
-      <w:r>
-        <w:rPr>
-          <w:rFonts w:ascii="宋体" w:eastAsia="宋体" w:hAnsi="宋体" w:cs="宋体"/>
-          <w:i/>
-          <w:iCs/>
-          <w:kern w:val="0"/>
-          <w:sz w:val="24"/>
-          <w:szCs w:val="24"/>
-        </w:rPr>
-        <w:t>": &lt;options&gt;</w:t>
-      </w:r>
+        <w:t>": &lt;limit&gt;</w:t>
+      </w:r>
+      <w:del w:id="22" w:author="xujianhui" w:date="2018-06-25T12:59:00Z">
+        <w:r>
+          <w:rPr>
+            <w:rFonts w:ascii="宋体" w:eastAsia="宋体" w:hAnsi="宋体" w:cs="宋体"/>
+            <w:i/>
+            <w:iCs/>
+            <w:kern w:val="0"/>
+            <w:sz w:val="24"/>
+            <w:szCs w:val="24"/>
+          </w:rPr>
+          <w:delText xml:space="preserve">, </w:delText>
+        </w:r>
+        <w:r>
+          <w:rPr>
+            <w:rFonts w:ascii="宋体" w:eastAsia="宋体" w:hAnsi="宋体" w:cs="宋体"/>
+            <w:i/>
+            <w:iCs/>
+            <w:kern w:val="0"/>
+            <w:sz w:val="24"/>
+            <w:szCs w:val="24"/>
+          </w:rPr>
+          <w:delText>"</w:delText>
+        </w:r>
+        <w:r>
+          <w:rPr>
+            <w:rFonts w:ascii="宋体" w:eastAsia="宋体" w:hAnsi="宋体" w:cs="宋体" w:hint="eastAsia"/>
+            <w:i/>
+            <w:iCs/>
+            <w:kern w:val="0"/>
+            <w:sz w:val="24"/>
+            <w:szCs w:val="24"/>
+          </w:rPr>
+          <w:delText>options</w:delText>
+        </w:r>
+        <w:r>
+          <w:rPr>
+            <w:rFonts w:ascii="宋体" w:eastAsia="宋体" w:hAnsi="宋体" w:cs="宋体"/>
+            <w:i/>
+            <w:iCs/>
+            <w:kern w:val="0"/>
+            <w:sz w:val="24"/>
+            <w:szCs w:val="24"/>
+          </w:rPr>
+          <w:delText>": &lt;options&gt;</w:delText>
+        </w:r>
+      </w:del>
+      <w:ins w:id="23" w:author="xujianhui" w:date="2018-06-25T13:02:00Z">
+        <w:r>
+          <w:rPr>
+            <w:rFonts w:ascii="宋体" w:eastAsia="宋体" w:hAnsi="宋体" w:cs="宋体" w:hint="eastAsia"/>
+            <w:i/>
+            <w:iCs/>
+            <w:kern w:val="0"/>
+            <w:sz w:val="24"/>
+            <w:szCs w:val="24"/>
+          </w:rPr>
+          <w:t>, flags:..</w:t>
+        </w:r>
+      </w:ins>
       <w:r>
         <w:rPr>
           <w:rFonts w:ascii="宋体" w:eastAsia="宋体" w:hAnsi="宋体" w:cs="宋体"/>
@@ -724,10 +848,10 @@
     </w:p>
     <w:tbl>
       <w:tblPr>
-        <w:tblStyle w:val="a9"/>
+        <w:tblStyle w:val="TableGrid"/>
         <w:tblW w:w="0" w:type="auto"/>
         <w:tblInd w:w="720" w:type="dxa"/>
-        <w:tblLook w:val="04A0" w:firstRow="1" w:lastRow="0" w:firstColumn="1" w:lastColumn="0" w:noHBand="0" w:noVBand="1"/>
+        <w:tblLook w:val="04A0"/>
       </w:tblPr>
       <w:tblGrid>
         <w:gridCol w:w="1894"/>
@@ -1388,30 +1512,32 @@
           <w:p>
             <w:pPr>
               <w:rPr>
-                <w:rFonts w:ascii="宋体" w:eastAsia="宋体" w:hAnsi="宋体" w:cs="宋体" w:hint="eastAsia"/>
-                <w:kern w:val="0"/>
-                <w:sz w:val="24"/>
-                <w:szCs w:val="24"/>
-              </w:rPr>
-            </w:pPr>
-            <w:r>
-              <w:rPr>
                 <w:rFonts w:ascii="宋体" w:eastAsia="宋体" w:hAnsi="宋体" w:cs="宋体"/>
                 <w:kern w:val="0"/>
                 <w:sz w:val="24"/>
                 <w:szCs w:val="24"/>
               </w:rPr>
-              <w:t>O</w:t>
-            </w:r>
-            <w:r>
-              <w:rPr>
-                <w:rFonts w:ascii="宋体" w:eastAsia="宋体" w:hAnsi="宋体" w:cs="宋体" w:hint="eastAsia"/>
-                <w:kern w:val="0"/>
-                <w:sz w:val="24"/>
-                <w:szCs w:val="24"/>
-              </w:rPr>
-              <w:t>ptions</w:t>
-            </w:r>
+            </w:pPr>
+            <w:del w:id="24" w:author="xujianhui" w:date="2018-06-25T12:59:00Z">
+              <w:r>
+                <w:rPr>
+                  <w:rFonts w:ascii="宋体" w:eastAsia="宋体" w:hAnsi="宋体" w:cs="宋体"/>
+                  <w:kern w:val="0"/>
+                  <w:sz w:val="24"/>
+                  <w:szCs w:val="24"/>
+                </w:rPr>
+                <w:delText>O</w:delText>
+              </w:r>
+              <w:r>
+                <w:rPr>
+                  <w:rFonts w:ascii="宋体" w:eastAsia="宋体" w:hAnsi="宋体" w:cs="宋体" w:hint="eastAsia"/>
+                  <w:kern w:val="0"/>
+                  <w:sz w:val="24"/>
+                  <w:szCs w:val="24"/>
+                </w:rPr>
+                <w:delText>ptions</w:delText>
+              </w:r>
+            </w:del>
           </w:p>
         </w:tc>
         <w:tc>
@@ -1424,21 +1550,23 @@
               <w:spacing w:before="100" w:beforeAutospacing="1" w:after="100" w:afterAutospacing="1"/>
               <w:jc w:val="left"/>
               <w:rPr>
-                <w:rFonts w:ascii="宋体" w:eastAsia="宋体" w:hAnsi="宋体" w:cs="宋体" w:hint="eastAsia"/>
-                <w:kern w:val="0"/>
-                <w:sz w:val="24"/>
-                <w:szCs w:val="24"/>
-              </w:rPr>
-            </w:pPr>
-            <w:r>
-              <w:rPr>
-                <w:rFonts w:ascii="宋体" w:eastAsia="宋体" w:hAnsi="宋体" w:cs="宋体" w:hint="eastAsia"/>
-                <w:kern w:val="0"/>
-                <w:sz w:val="24"/>
-                <w:szCs w:val="24"/>
-              </w:rPr>
-              <w:t>对象</w:t>
-            </w:r>
+                <w:rFonts w:ascii="宋体" w:eastAsia="宋体" w:hAnsi="宋体" w:cs="宋体"/>
+                <w:kern w:val="0"/>
+                <w:sz w:val="24"/>
+                <w:szCs w:val="24"/>
+              </w:rPr>
+            </w:pPr>
+            <w:del w:id="25" w:author="xujianhui" w:date="2018-06-25T12:59:00Z">
+              <w:r>
+                <w:rPr>
+                  <w:rFonts w:ascii="宋体" w:eastAsia="宋体" w:hAnsi="宋体" w:cs="宋体" w:hint="eastAsia"/>
+                  <w:kern w:val="0"/>
+                  <w:sz w:val="24"/>
+                  <w:szCs w:val="24"/>
+                </w:rPr>
+                <w:delText>对象</w:delText>
+              </w:r>
+            </w:del>
           </w:p>
         </w:tc>
         <w:tc>
@@ -1451,21 +1579,23 @@
               <w:spacing w:before="100" w:beforeAutospacing="1" w:after="100" w:afterAutospacing="1"/>
               <w:jc w:val="left"/>
               <w:rPr>
-                <w:rFonts w:ascii="宋体" w:eastAsia="宋体" w:hAnsi="宋体" w:cs="宋体" w:hint="eastAsia"/>
-                <w:kern w:val="0"/>
-                <w:sz w:val="24"/>
-                <w:szCs w:val="24"/>
-              </w:rPr>
-            </w:pPr>
-            <w:r>
-              <w:rPr>
-                <w:rFonts w:ascii="宋体" w:eastAsia="宋体" w:hAnsi="宋体" w:cs="宋体" w:hint="eastAsia"/>
-                <w:kern w:val="0"/>
-                <w:sz w:val="24"/>
-                <w:szCs w:val="24"/>
-              </w:rPr>
-              <w:t>选项</w:t>
-            </w:r>
+                <w:rFonts w:ascii="宋体" w:eastAsia="宋体" w:hAnsi="宋体" w:cs="宋体"/>
+                <w:kern w:val="0"/>
+                <w:sz w:val="24"/>
+                <w:szCs w:val="24"/>
+              </w:rPr>
+            </w:pPr>
+            <w:del w:id="26" w:author="xujianhui" w:date="2018-06-25T12:59:00Z">
+              <w:r>
+                <w:rPr>
+                  <w:rFonts w:ascii="宋体" w:eastAsia="宋体" w:hAnsi="宋体" w:cs="宋体" w:hint="eastAsia"/>
+                  <w:kern w:val="0"/>
+                  <w:sz w:val="24"/>
+                  <w:szCs w:val="24"/>
+                </w:rPr>
+                <w:delText>选项</w:delText>
+              </w:r>
+            </w:del>
           </w:p>
         </w:tc>
         <w:tc>
@@ -1478,21 +1608,112 @@
               <w:spacing w:before="100" w:beforeAutospacing="1" w:after="100" w:afterAutospacing="1"/>
               <w:jc w:val="left"/>
               <w:rPr>
+                <w:rFonts w:ascii="宋体" w:eastAsia="宋体" w:hAnsi="宋体" w:cs="宋体"/>
+                <w:kern w:val="0"/>
+                <w:sz w:val="24"/>
+                <w:szCs w:val="24"/>
+              </w:rPr>
+            </w:pPr>
+            <w:del w:id="27" w:author="xujianhui" w:date="2018-06-25T12:59:00Z">
+              <w:r>
+                <w:rPr>
+                  <w:rFonts w:ascii="宋体" w:eastAsia="宋体" w:hAnsi="宋体" w:cs="宋体" w:hint="eastAsia"/>
+                  <w:kern w:val="0"/>
+                  <w:sz w:val="24"/>
+                  <w:szCs w:val="24"/>
+                </w:rPr>
+                <w:delText>否</w:delText>
+              </w:r>
+            </w:del>
+          </w:p>
+        </w:tc>
+      </w:tr>
+      <w:tr>
+        <w:trPr>
+          <w:ins w:id="28" w:author="xujianhui" w:date="2018-06-25T13:02:00Z"/>
+        </w:trPr>
+        <w:tc>
+          <w:tcPr>
+            <w:tcW w:w="1894" w:type="dxa"/>
+          </w:tcPr>
+          <w:p>
+            <w:pPr>
+              <w:rPr>
+                <w:ins w:id="29" w:author="xujianhui" w:date="2018-06-25T13:02:00Z"/>
+                <w:rFonts w:ascii="宋体" w:eastAsia="宋体" w:hAnsi="宋体" w:cs="宋体"/>
+                <w:kern w:val="0"/>
+                <w:sz w:val="24"/>
+                <w:szCs w:val="24"/>
+              </w:rPr>
+            </w:pPr>
+            <w:ins w:id="30" w:author="xujianhui" w:date="2018-06-25T13:02:00Z">
+              <w:r>
+                <w:rPr>
+                  <w:rFonts w:ascii="宋体" w:eastAsia="宋体" w:hAnsi="宋体" w:cs="宋体" w:hint="eastAsia"/>
+                  <w:kern w:val="0"/>
+                  <w:sz w:val="24"/>
+                  <w:szCs w:val="24"/>
+                </w:rPr>
+                <w:t>flags</w:t>
+              </w:r>
+            </w:ins>
+          </w:p>
+        </w:tc>
+        <w:tc>
+          <w:tcPr>
+            <w:tcW w:w="1894" w:type="dxa"/>
+          </w:tcPr>
+          <w:p>
+            <w:pPr>
+              <w:widowControl/>
+              <w:spacing w:before="100" w:beforeAutospacing="1" w:after="100" w:afterAutospacing="1"/>
+              <w:jc w:val="left"/>
+              <w:rPr>
+                <w:ins w:id="31" w:author="xujianhui" w:date="2018-06-25T13:02:00Z"/>
                 <w:rFonts w:ascii="宋体" w:eastAsia="宋体" w:hAnsi="宋体" w:cs="宋体" w:hint="eastAsia"/>
                 <w:kern w:val="0"/>
                 <w:sz w:val="24"/>
                 <w:szCs w:val="24"/>
               </w:rPr>
             </w:pPr>
-            <w:r>
-              <w:rPr>
+          </w:p>
+        </w:tc>
+        <w:tc>
+          <w:tcPr>
+            <w:tcW w:w="1894" w:type="dxa"/>
+          </w:tcPr>
+          <w:p>
+            <w:pPr>
+              <w:widowControl/>
+              <w:spacing w:before="100" w:beforeAutospacing="1" w:after="100" w:afterAutospacing="1"/>
+              <w:jc w:val="left"/>
+              <w:rPr>
+                <w:ins w:id="32" w:author="xujianhui" w:date="2018-06-25T13:02:00Z"/>
                 <w:rFonts w:ascii="宋体" w:eastAsia="宋体" w:hAnsi="宋体" w:cs="宋体" w:hint="eastAsia"/>
                 <w:kern w:val="0"/>
                 <w:sz w:val="24"/>
                 <w:szCs w:val="24"/>
               </w:rPr>
-              <w:t>否</w:t>
-            </w:r>
+            </w:pPr>
+          </w:p>
+        </w:tc>
+        <w:tc>
+          <w:tcPr>
+            <w:tcW w:w="1894" w:type="dxa"/>
+          </w:tcPr>
+          <w:p>
+            <w:pPr>
+              <w:widowControl/>
+              <w:spacing w:before="100" w:beforeAutospacing="1" w:after="100" w:afterAutospacing="1"/>
+              <w:jc w:val="left"/>
+              <w:rPr>
+                <w:ins w:id="33" w:author="xujianhui" w:date="2018-06-25T13:02:00Z"/>
+                <w:rFonts w:ascii="宋体" w:eastAsia="宋体" w:hAnsi="宋体" w:cs="宋体" w:hint="eastAsia"/>
+                <w:kern w:val="0"/>
+                <w:sz w:val="24"/>
+                <w:szCs w:val="24"/>
+              </w:rPr>
+            </w:pPr>
           </w:p>
         </w:tc>
       </w:tr>
@@ -1513,7 +1734,7 @@
     </w:p>
     <w:p>
       <w:pPr>
-        <w:pStyle w:val="4"/>
+        <w:pStyle w:val="Heading4"/>
       </w:pPr>
       <w:r>
         <w:t>函数格式</w:t>
@@ -1677,7 +1898,7 @@
           <w:sz w:val="24"/>
           <w:szCs w:val="24"/>
         </w:rPr>
-        <w:t>sort(&lt;sort&gt;)</w:t>
+        <w:t>sort(&lt;sort&gt;).skip(&lt;skip</w:t>
       </w:r>
       <w:r>
         <w:rPr>
@@ -1688,7 +1909,7 @@
           <w:sz w:val="24"/>
           <w:szCs w:val="24"/>
         </w:rPr>
-        <w:t>.skip(&lt;skip</w:t>
+        <w:t>&gt;</w:t>
       </w:r>
       <w:r>
         <w:rPr>
@@ -1699,29 +1920,7 @@
           <w:sz w:val="24"/>
           <w:szCs w:val="24"/>
         </w:rPr>
-        <w:t>&gt;</w:t>
-      </w:r>
-      <w:r>
-        <w:rPr>
-          <w:rFonts w:ascii="宋体" w:eastAsia="宋体" w:hAnsi="宋体" w:cs="宋体"/>
-          <w:i/>
-          <w:iCs/>
-          <w:kern w:val="0"/>
-          <w:sz w:val="24"/>
-          <w:szCs w:val="24"/>
-        </w:rPr>
-        <w:t>)</w:t>
-      </w:r>
-      <w:r>
-        <w:rPr>
-          <w:rFonts w:ascii="宋体" w:eastAsia="宋体" w:hAnsi="宋体" w:cs="宋体"/>
-          <w:i/>
-          <w:iCs/>
-          <w:kern w:val="0"/>
-          <w:sz w:val="24"/>
-          <w:szCs w:val="24"/>
-        </w:rPr>
-        <w:t>.</w:t>
+        <w:t>).</w:t>
       </w:r>
       <w:r>
         <w:rPr>
@@ -1807,10 +2006,10 @@
     </w:p>
     <w:tbl>
       <w:tblPr>
-        <w:tblStyle w:val="a9"/>
+        <w:tblStyle w:val="TableGrid"/>
         <w:tblW w:w="0" w:type="auto"/>
         <w:tblInd w:w="720" w:type="dxa"/>
-        <w:tblLook w:val="04A0" w:firstRow="1" w:lastRow="0" w:firstColumn="1" w:lastColumn="0" w:noHBand="0" w:noVBand="1"/>
+        <w:tblLook w:val="04A0"/>
       </w:tblPr>
       <w:tblGrid>
         <w:gridCol w:w="1894"/>
@@ -2347,8 +2546,8 @@
               </w:rPr>
               <w:t>Limit</w:t>
             </w:r>
-            <w:bookmarkStart w:id="0" w:name="_GoBack"/>
-            <w:bookmarkEnd w:id="0"/>
+            <w:bookmarkStart w:id="34" w:name="_GoBack"/>
+            <w:bookmarkEnd w:id="34"/>
           </w:p>
         </w:tc>
         <w:tc>
@@ -2545,7 +2744,7 @@
     <w:p/>
     <w:p>
       <w:pPr>
-        <w:pStyle w:val="3"/>
+        <w:pStyle w:val="Heading3"/>
         <w:numPr>
           <w:ilvl w:val="0"/>
           <w:numId w:val="0"/>
@@ -2553,6 +2752,7 @@
         <w:ind w:left="777" w:hanging="420"/>
       </w:pPr>
       <w:r>
+        <w:lastRenderedPageBreak/>
         <w:t>S</w:t>
       </w:r>
       <w:r>
@@ -2583,7 +2783,7 @@
       </w:r>
       <w:r>
         <w:rPr>
-          <w:rStyle w:val="af4"/>
+          <w:rStyle w:val="Emphasis"/>
           <w:b/>
           <w:bCs/>
         </w:rPr>
@@ -2654,13 +2854,33 @@
         <w:ind w:left="720"/>
         <w:jc w:val="left"/>
         <w:rPr>
+          <w:rFonts w:ascii="宋体" w:eastAsia="宋体" w:hAnsi="宋体" w:cs="宋体"/>
+          <w:color w:val="FF0000"/>
+          <w:kern w:val="0"/>
+          <w:sz w:val="24"/>
+          <w:szCs w:val="24"/>
+        </w:rPr>
+      </w:pPr>
+      <w:r>
+        <w:rPr>
+          <w:rFonts w:ascii="宋体" w:eastAsia="宋体" w:hAnsi="宋体" w:cs="宋体"/>
+          <w:color w:val="FF0000"/>
+          <w:kern w:val="0"/>
+          <w:sz w:val="24"/>
+          <w:szCs w:val="24"/>
+        </w:rPr>
+        <w:t>D</w:t>
+      </w:r>
+      <w:r>
+        <w:rPr>
           <w:rFonts w:ascii="宋体" w:eastAsia="宋体" w:hAnsi="宋体" w:cs="宋体" w:hint="eastAsia"/>
           <w:color w:val="FF0000"/>
           <w:kern w:val="0"/>
           <w:sz w:val="24"/>
           <w:szCs w:val="24"/>
         </w:rPr>
-      </w:pPr>
+        <w:t>b.</w:t>
+      </w:r>
       <w:r>
         <w:rPr>
           <w:rFonts w:ascii="宋体" w:eastAsia="宋体" w:hAnsi="宋体" w:cs="宋体"/>
@@ -2669,37 +2889,7 @@
           <w:sz w:val="24"/>
           <w:szCs w:val="24"/>
         </w:rPr>
-        <w:t>D</w:t>
-      </w:r>
-      <w:r>
-        <w:rPr>
-          <w:rFonts w:ascii="宋体" w:eastAsia="宋体" w:hAnsi="宋体" w:cs="宋体" w:hint="eastAsia"/>
-          <w:color w:val="FF0000"/>
-          <w:kern w:val="0"/>
-          <w:sz w:val="24"/>
-          <w:szCs w:val="24"/>
-        </w:rPr>
-        <w:t>b.</w:t>
-      </w:r>
-      <w:r>
-        <w:rPr>
-          <w:rFonts w:ascii="宋体" w:eastAsia="宋体" w:hAnsi="宋体" w:cs="宋体"/>
-          <w:color w:val="FF0000"/>
-          <w:kern w:val="0"/>
-          <w:sz w:val="24"/>
-          <w:szCs w:val="24"/>
-        </w:rPr>
         <w:t>snapshot(SDB_SNAP_CONFIGS, {</w:t>
-      </w:r>
-      <w:r>
-        <w:rPr>
-          <w:rFonts w:ascii="宋体" w:eastAsia="宋体" w:hAnsi="宋体" w:cs="宋体"/>
-          <w:color w:val="FF0000"/>
-          <w:kern w:val="0"/>
-          <w:sz w:val="24"/>
-          <w:szCs w:val="24"/>
-        </w:rPr>
-        <w:t xml:space="preserve"> </w:t>
       </w:r>
       <w:r>
         <w:rPr>
@@ -2732,7 +2922,18 @@
           <w:sz w:val="24"/>
           <w:szCs w:val="24"/>
         </w:rPr>
-        <w:t>"</w:t>
+        <w:t xml:space="preserve">":{ </w:t>
+      </w:r>
+      <w:r>
+        <w:rPr>
+          <w:rFonts w:ascii="宋体" w:eastAsia="宋体" w:hAnsi="宋体" w:cs="宋体" w:hint="eastAsia"/>
+          <w:iCs/>
+          <w:color w:val="FF0000"/>
+          <w:kern w:val="0"/>
+          <w:sz w:val="24"/>
+          <w:szCs w:val="24"/>
+        </w:rPr>
+        <w:t>limit</w:t>
       </w:r>
       <w:r>
         <w:rPr>
@@ -2743,7 +2944,7 @@
           <w:sz w:val="24"/>
           <w:szCs w:val="24"/>
         </w:rPr>
-        <w:t xml:space="preserve">:{ </w:t>
+        <w:t xml:space="preserve">: 1, </w:t>
       </w:r>
       <w:r>
         <w:rPr>
@@ -2754,7 +2955,7 @@
           <w:sz w:val="24"/>
           <w:szCs w:val="24"/>
         </w:rPr>
-        <w:t>limit</w:t>
+        <w:t>options</w:t>
       </w:r>
       <w:r>
         <w:rPr>
@@ -2765,36 +2966,27 @@
           <w:sz w:val="24"/>
           <w:szCs w:val="24"/>
         </w:rPr>
-        <w:t xml:space="preserve">: 1, </w:t>
-      </w:r>
-      <w:r>
-        <w:rPr>
-          <w:rFonts w:ascii="宋体" w:eastAsia="宋体" w:hAnsi="宋体" w:cs="宋体" w:hint="eastAsia"/>
-          <w:iCs/>
+        <w:t xml:space="preserve">: { </w:t>
+      </w:r>
+      <w:r>
+        <w:rPr>
+          <w:rFonts w:hint="eastAsia"/>
           <w:color w:val="FF0000"/>
-          <w:kern w:val="0"/>
-          <w:sz w:val="24"/>
-          <w:szCs w:val="24"/>
-        </w:rPr>
-        <w:t>options</w:t>
-      </w:r>
-      <w:r>
-        <w:rPr>
-          <w:rFonts w:ascii="宋体" w:eastAsia="宋体" w:hAnsi="宋体" w:cs="宋体"/>
-          <w:iCs/>
+        </w:rPr>
+        <w:t>Mode:</w:t>
+      </w:r>
+      <w:r>
+        <w:rPr>
           <w:color w:val="FF0000"/>
-          <w:kern w:val="0"/>
-          <w:sz w:val="24"/>
-          <w:szCs w:val="24"/>
-        </w:rPr>
-        <w:t xml:space="preserve">: { </w:t>
+        </w:rPr>
+        <w:t>”</w:t>
       </w:r>
       <w:r>
         <w:rPr>
           <w:rFonts w:hint="eastAsia"/>
           <w:color w:val="FF0000"/>
         </w:rPr>
-        <w:t>Mode:</w:t>
+        <w:t>Run</w:t>
       </w:r>
       <w:r>
         <w:rPr>
@@ -2807,59 +2999,19 @@
           <w:rFonts w:hint="eastAsia"/>
           <w:color w:val="FF0000"/>
         </w:rPr>
-        <w:t>Run</w:t>
+        <w:t>, Expand:false</w:t>
       </w:r>
       <w:r>
         <w:rPr>
           <w:color w:val="FF0000"/>
         </w:rPr>
-        <w:t>”</w:t>
-      </w:r>
-      <w:r>
-        <w:rPr>
-          <w:rFonts w:hint="eastAsia"/>
+        <w:t>}</w:t>
+      </w:r>
+      <w:r>
+        <w:rPr>
           <w:color w:val="FF0000"/>
         </w:rPr>
-        <w:t>, Expand:false</w:t>
-      </w:r>
-      <w:r>
-        <w:rPr>
-          <w:color w:val="FF0000"/>
-        </w:rPr>
-        <w:t>}</w:t>
-      </w:r>
-      <w:r>
-        <w:rPr>
-          <w:rFonts w:ascii="宋体" w:eastAsia="宋体" w:hAnsi="宋体" w:cs="宋体"/>
-          <w:iCs/>
-          <w:color w:val="FF0000"/>
-          <w:kern w:val="0"/>
-          <w:sz w:val="24"/>
-          <w:szCs w:val="24"/>
-        </w:rPr>
-        <w:t xml:space="preserve"> </w:t>
-      </w:r>
-      <w:r>
-        <w:rPr>
-          <w:color w:val="FF0000"/>
-        </w:rPr>
-        <w:t>}</w:t>
-      </w:r>
-      <w:r>
-        <w:rPr>
-          <w:rFonts w:ascii="宋体" w:eastAsia="宋体" w:hAnsi="宋体" w:cs="宋体"/>
-          <w:color w:val="FF0000"/>
-          <w:kern w:val="0"/>
-          <w:sz w:val="24"/>
-          <w:szCs w:val="24"/>
-        </w:rPr>
-        <w:t xml:space="preserve"> </w:t>
-      </w:r>
-      <w:r>
-        <w:rPr>
-          <w:color w:val="FF0000"/>
-        </w:rPr>
-        <w:t>}</w:t>
+        <w:t>}}</w:t>
       </w:r>
       <w:r>
         <w:rPr>
@@ -2920,27 +3072,7 @@
           <w:sz w:val="24"/>
           <w:szCs w:val="24"/>
         </w:rPr>
-        <w:t xml:space="preserve">Db.snapshot(SDB_SNAP_CONFGIS, </w:t>
-      </w:r>
-      <w:r>
-        <w:rPr>
-          <w:rFonts w:ascii="宋体" w:eastAsia="宋体" w:hAnsi="宋体" w:cs="宋体"/>
-          <w:color w:val="FF0000"/>
-          <w:kern w:val="0"/>
-          <w:sz w:val="24"/>
-          <w:szCs w:val="24"/>
-        </w:rPr>
-        <w:t>new SnapshotOption().limit(1).options(</w:t>
-      </w:r>
-      <w:r>
-        <w:rPr>
-          <w:rFonts w:ascii="宋体" w:eastAsia="宋体" w:hAnsi="宋体" w:cs="宋体"/>
-          <w:color w:val="FF0000"/>
-          <w:kern w:val="0"/>
-          <w:sz w:val="24"/>
-          <w:szCs w:val="24"/>
-        </w:rPr>
-        <w:t xml:space="preserve"> </w:t>
+        <w:t>Db.snapshot(SDB_SNAP_CONFGIS, new SnapshotOption().limit(1).options(</w:t>
       </w:r>
       <w:r>
         <w:rPr>
@@ -3000,32 +3132,12 @@
           <w:sz w:val="24"/>
           <w:szCs w:val="24"/>
         </w:rPr>
-        <w:t xml:space="preserve"> )</w:t>
-      </w:r>
-      <w:r>
-        <w:rPr>
-          <w:rFonts w:ascii="宋体" w:eastAsia="宋体" w:hAnsi="宋体" w:cs="宋体"/>
-          <w:color w:val="FF0000"/>
-          <w:kern w:val="0"/>
-          <w:sz w:val="24"/>
-          <w:szCs w:val="24"/>
-        </w:rPr>
-        <w:t xml:space="preserve"> </w:t>
-      </w:r>
-      <w:r>
-        <w:rPr>
-          <w:rFonts w:ascii="宋体" w:eastAsia="宋体" w:hAnsi="宋体" w:cs="宋体"/>
-          <w:color w:val="FF0000"/>
-          <w:kern w:val="0"/>
-          <w:sz w:val="24"/>
-          <w:szCs w:val="24"/>
-        </w:rPr>
-        <w:t>) ;</w:t>
-      </w:r>
-    </w:p>
-    <w:p>
-      <w:pPr>
-        <w:pStyle w:val="3"/>
+        <w:t xml:space="preserve"> )) ;</w:t>
+      </w:r>
+    </w:p>
+    <w:p>
+      <w:pPr>
+        <w:pStyle w:val="Heading3"/>
         <w:numPr>
           <w:ilvl w:val="0"/>
           <w:numId w:val="0"/>
@@ -3104,26 +3216,11 @@
     </w:p>
     <w:p>
       <w:r>
-        <w:rPr>
-          <w:rFonts w:hint="eastAsia"/>
-        </w:rPr>
-        <w:t xml:space="preserve">                                  </w:t>
-      </w:r>
-      <w:r>
         <w:t>INT64 numToSkip,</w:t>
       </w:r>
     </w:p>
     <w:p>
       <w:r>
-        <w:t xml:space="preserve">                             </w:t>
-      </w:r>
-      <w:r>
-        <w:rPr>
-          <w:rFonts w:hint="eastAsia"/>
-        </w:rPr>
-        <w:t xml:space="preserve">     </w:t>
-      </w:r>
-      <w:r>
         <w:t>INT64 numToReturn,</w:t>
       </w:r>
     </w:p>
@@ -3201,36 +3298,12 @@
     </w:p>
     <w:p>
       <w:r>
-        <w:rPr>
-          <w:rFonts w:hint="eastAsia"/>
-        </w:rPr>
-        <w:t xml:space="preserve">                                 </w:t>
-      </w:r>
-      <w:r>
         <w:t>INT64 numToSkip,</w:t>
       </w:r>
     </w:p>
     <w:p>
       <w:r>
-        <w:t xml:space="preserve">                             </w:t>
-      </w:r>
-      <w:r>
-        <w:rPr>
-          <w:rFonts w:hint="eastAsia"/>
-        </w:rPr>
-        <w:t xml:space="preserve">    </w:t>
-      </w:r>
-      <w:r>
-        <w:t>INT64 numToReturn</w:t>
-      </w:r>
-      <w:r>
-        <w:rPr>
-          <w:rFonts w:hint="eastAsia"/>
-        </w:rPr>
-        <w:t xml:space="preserve"> </w:t>
-      </w:r>
-      <w:r>
-        <w:t>)</w:t>
+        <w:t>INT64 numToReturn)</w:t>
       </w:r>
     </w:p>
     <w:p/>
@@ -3264,15 +3337,6 @@
         <w:ind w:leftChars="170" w:left="3822" w:hangingChars="1650" w:hanging="3465"/>
       </w:pPr>
       <w:r>
-        <w:t xml:space="preserve">                                </w:t>
-      </w:r>
-      <w:r>
-        <w:rPr>
-          <w:rFonts w:hint="eastAsia"/>
-        </w:rPr>
-        <w:t xml:space="preserve"> </w:t>
-      </w:r>
-      <w:r>
         <w:t xml:space="preserve">BSONObject selector, </w:t>
       </w:r>
     </w:p>
@@ -3329,9 +3393,6 @@
         <w:t>int</w:t>
       </w:r>
       <w:r>
-        <w:t xml:space="preserve"> </w:t>
-      </w:r>
-      <w:r>
         <w:t>numToReturn) throws BaseException {</w:t>
       </w:r>
       <w:r>
@@ -3455,9 +3516,6 @@
     <w:p>
       <w:pPr>
         <w:ind w:leftChars="170"/>
-        <w:rPr>
-          <w:rFonts w:hint="eastAsia"/>
-        </w:rPr>
       </w:pPr>
       <w:r>
         <w:t>C#</w:t>
@@ -3466,13 +3524,7 @@
         <w:rPr>
           <w:rFonts w:hint="eastAsia"/>
         </w:rPr>
-        <w:t>：</w:t>
-      </w:r>
-      <w:r>
-        <w:rPr>
-          <w:rFonts w:hint="eastAsia"/>
-        </w:rPr>
-        <w:t>对外接口增加</w:t>
+        <w:t>：对外接口增加</w:t>
       </w:r>
       <w:r>
         <w:rPr>
@@ -3502,12 +3554,6 @@
           <w:rFonts w:hint="eastAsia"/>
         </w:rPr>
         <w:t>：增加</w:t>
-      </w:r>
-      <w:r>
-        <w:rPr>
-          <w:rFonts w:hint="eastAsia"/>
-        </w:rPr>
-        <w:t xml:space="preserve"> </w:t>
       </w:r>
       <w:r>
         <w:t>Hint</w:t>
@@ -3547,7 +3593,7 @@
     <w:p/>
     <w:p>
       <w:pPr>
-        <w:pStyle w:val="3"/>
+        <w:pStyle w:val="Heading3"/>
         <w:numPr>
           <w:ilvl w:val="0"/>
           <w:numId w:val="0"/>
@@ -3568,11 +3614,6 @@
       </w:r>
     </w:p>
     <w:p>
-      <w:pPr>
-        <w:rPr>
-          <w:rFonts w:hint="eastAsia"/>
-        </w:rPr>
-      </w:pPr>
       <w:r>
         <w:rPr>
           <w:rFonts w:hint="eastAsia"/>
@@ -3613,16 +3654,16 @@
     <w:p/>
     <w:tbl>
       <w:tblPr>
-        <w:tblStyle w:val="a9"/>
+        <w:tblStyle w:val="TableGrid"/>
         <w:tblW w:w="0" w:type="auto"/>
         <w:tblInd w:w="357" w:type="dxa"/>
-        <w:tblLook w:val="04A0" w:firstRow="1" w:lastRow="0" w:firstColumn="1" w:lastColumn="0" w:noHBand="0" w:noVBand="1"/>
+        <w:tblLook w:val="04A0"/>
       </w:tblPr>
       <w:tblGrid>
-        <w:gridCol w:w="2074"/>
-        <w:gridCol w:w="2074"/>
-        <w:gridCol w:w="2074"/>
-        <w:gridCol w:w="2074"/>
+        <w:gridCol w:w="2045"/>
+        <w:gridCol w:w="2032"/>
+        <w:gridCol w:w="2056"/>
+        <w:gridCol w:w="2032"/>
       </w:tblGrid>
       <w:tr>
         <w:tc>
@@ -3850,16 +3891,10 @@
         </w:tc>
       </w:tr>
     </w:tbl>
-    <w:p>
-      <w:pPr>
-        <w:rPr>
-          <w:rFonts w:hint="eastAsia"/>
-        </w:rPr>
-      </w:pPr>
-    </w:p>
-    <w:p>
-      <w:pPr>
-        <w:pStyle w:val="2"/>
+    <w:p/>
+    <w:p>
+      <w:pPr>
+        <w:pStyle w:val="Heading2"/>
       </w:pPr>
       <w:r>
         <w:rPr>
@@ -3876,7 +3911,7 @@
     </w:p>
     <w:p>
       <w:pPr>
-        <w:pStyle w:val="2"/>
+        <w:pStyle w:val="Heading2"/>
       </w:pPr>
       <w:r>
         <w:rPr>
@@ -3893,7 +3928,7 @@
     </w:p>
     <w:p>
       <w:pPr>
-        <w:pStyle w:val="3"/>
+        <w:pStyle w:val="Heading3"/>
       </w:pPr>
       <w:r>
         <w:rPr>
@@ -3929,11 +3964,6 @@
       </w:r>
     </w:p>
     <w:p>
-      <w:pPr>
-        <w:rPr>
-          <w:rFonts w:hint="eastAsia"/>
-        </w:rPr>
-      </w:pPr>
       <w:r>
         <w:rPr>
           <w:rFonts w:hint="eastAsia"/>
@@ -3975,12 +4005,19 @@
       </w:r>
     </w:p>
     <w:p>
+      <w:pPr>
+        <w:rPr>
+          <w:ins w:id="35" w:author="xujianhui" w:date="2018-06-25T13:02:00Z"/>
+          <w:rFonts w:hint="eastAsia"/>
+        </w:rPr>
+      </w:pPr>
       <w:r>
         <w:rPr>
           <w:noProof/>
         </w:rPr>
+        <w:lastRenderedPageBreak/>
         <w:drawing>
-          <wp:inline distT="0" distB="0" distL="0" distR="0" wp14:anchorId="18329112" wp14:editId="66F4206D">
+          <wp:inline distT="0" distB="0" distL="0" distR="0">
             <wp:extent cx="3733800" cy="3714750"/>
             <wp:effectExtent l="0" t="0" r="0" b="0"/>
             <wp:docPr id="12" name="图片 12"/>
@@ -4016,6 +4053,24 @@
         </w:drawing>
       </w:r>
     </w:p>
+    <w:p>
+      <w:pPr>
+        <w:rPr>
+          <w:ins w:id="36" w:author="xujianhui" w:date="2018-06-25T13:02:00Z"/>
+          <w:rFonts w:hint="eastAsia"/>
+        </w:rPr>
+      </w:pPr>
+    </w:p>
+    <w:p>
+      <w:ins w:id="37" w:author="xujianhui" w:date="2018-06-25T13:02:00Z">
+        <w:r>
+          <w:rPr>
+            <w:rFonts w:hint="eastAsia"/>
+          </w:rPr>
+          <w:t>?flags</w:t>
+        </w:r>
+      </w:ins>
+    </w:p>
     <w:p/>
     <w:p>
       <w:r>
@@ -4052,7 +4107,51 @@
         <w:rPr>
           <w:rFonts w:hint="eastAsia"/>
         </w:rPr>
-        <w:t>原型，</w:t>
+        <w:t>原型，需要在</w:t>
+      </w:r>
+      <w:r>
+        <w:rPr>
+          <w:rFonts w:hint="eastAsia"/>
+        </w:rPr>
+        <w:t>C++</w:t>
+      </w:r>
+      <w:r>
+        <w:rPr>
+          <w:rFonts w:hint="eastAsia"/>
+        </w:rPr>
+        <w:t>中定义</w:t>
+      </w:r>
+      <w:r>
+        <w:rPr>
+          <w:rFonts w:hint="eastAsia"/>
+        </w:rPr>
+        <w:t>；</w:t>
+      </w:r>
+    </w:p>
+    <w:p>
+      <w:r>
+        <w:rPr>
+          <w:rFonts w:hint="eastAsia"/>
+        </w:rPr>
+        <w:t>SnapshotOption</w:t>
+      </w:r>
+      <w:r>
+        <w:rPr>
+          <w:rFonts w:hint="eastAsia"/>
+        </w:rPr>
+        <w:t>要支持与</w:t>
+      </w:r>
+      <w:r>
+        <w:rPr>
+          <w:rFonts w:hint="eastAsia"/>
+        </w:rPr>
+        <w:t>Bson</w:t>
+      </w:r>
+      <w:r>
+        <w:rPr>
+          <w:rFonts w:hint="eastAsia"/>
+        </w:rPr>
+        <w:t>间的转换，亦</w:t>
       </w:r>
       <w:r>
         <w:rPr>
@@ -4076,73 +4175,6 @@
         <w:rPr>
           <w:rFonts w:hint="eastAsia"/>
         </w:rPr>
-        <w:t>；</w:t>
-      </w:r>
-    </w:p>
-    <w:p>
-      <w:pPr>
-        <w:rPr>
-          <w:rFonts w:hint="eastAsia"/>
-        </w:rPr>
-      </w:pPr>
-      <w:r>
-        <w:rPr>
-          <w:rFonts w:hint="eastAsia"/>
-        </w:rPr>
-        <w:t>SnapshotOption</w:t>
-      </w:r>
-      <w:r>
-        <w:rPr>
-          <w:rFonts w:hint="eastAsia"/>
-        </w:rPr>
-        <w:t>要</w:t>
-      </w:r>
-      <w:r>
-        <w:rPr>
-          <w:rFonts w:hint="eastAsia"/>
-        </w:rPr>
-        <w:t>支持与</w:t>
-      </w:r>
-      <w:r>
-        <w:rPr>
-          <w:rFonts w:hint="eastAsia"/>
-        </w:rPr>
-        <w:t>Bson</w:t>
-      </w:r>
-      <w:r>
-        <w:rPr>
-          <w:rFonts w:hint="eastAsia"/>
-        </w:rPr>
-        <w:t>间的转换</w:t>
-      </w:r>
-      <w:r>
-        <w:rPr>
-          <w:rFonts w:hint="eastAsia"/>
-        </w:rPr>
-        <w:t>，亦</w:t>
-      </w:r>
-      <w:r>
-        <w:rPr>
-          <w:rFonts w:hint="eastAsia"/>
-        </w:rPr>
-        <w:t>需要在</w:t>
-      </w:r>
-      <w:r>
-        <w:rPr>
-          <w:rFonts w:hint="eastAsia"/>
-        </w:rPr>
-        <w:t>C++</w:t>
-      </w:r>
-      <w:r>
-        <w:rPr>
-          <w:rFonts w:hint="eastAsia"/>
-        </w:rPr>
-        <w:t>中定义</w:t>
-      </w:r>
-      <w:r>
-        <w:rPr>
-          <w:rFonts w:hint="eastAsia"/>
-        </w:rPr>
         <w:t>。</w:t>
       </w:r>
     </w:p>
@@ -4152,7 +4184,7 @@
           <w:noProof/>
         </w:rPr>
         <w:drawing>
-          <wp:inline distT="0" distB="0" distL="0" distR="0" wp14:anchorId="5455CAC7" wp14:editId="7A51250F">
+          <wp:inline distT="0" distB="0" distL="0" distR="0">
             <wp:extent cx="2447925" cy="2781300"/>
             <wp:effectExtent l="0" t="0" r="9525" b="0"/>
             <wp:docPr id="14" name="图片 14"/>
@@ -4210,11 +4242,6 @@
       </w:r>
     </w:p>
     <w:p>
-      <w:pPr>
-        <w:rPr>
-          <w:rFonts w:hint="eastAsia"/>
-        </w:rPr>
-      </w:pPr>
       <w:r>
         <w:t>#define SPT_</w:t>
       </w:r>
@@ -4243,22 +4270,10 @@
         <w:t>_</w:t>
       </w:r>
       <w:r>
-        <w:t xml:space="preserve">Field     </w:t>
-      </w:r>
-      <w:r>
-        <w:t xml:space="preserve">        </w:t>
-      </w:r>
-      <w:r>
-        <w:t>"$OptionBase"</w:t>
-      </w:r>
-    </w:p>
-    <w:p>
-      <w:pPr>
-        <w:rPr>
-          <w:rFonts w:hint="eastAsia"/>
-        </w:rPr>
-      </w:pPr>
-    </w:p>
+        <w:t>Field     "$OptionBase"</w:t>
+      </w:r>
+    </w:p>
+    <w:p/>
     <w:p>
       <w:r>
         <w:rPr>
@@ -4267,9 +4282,6 @@
         <w:t>SnapshotOption</w:t>
       </w:r>
       <w:r>
-        <w:t xml:space="preserve"> </w:t>
-      </w:r>
-      <w:r>
         <w:rPr>
           <w:rFonts w:hint="eastAsia"/>
         </w:rPr>
@@ -4302,6 +4314,7 @@
     </w:p>
     <w:p>
       <w:r>
+        <w:lastRenderedPageBreak/>
         <w:t xml:space="preserve">   #define SPT_</w:t>
       </w:r>
       <w:r>
@@ -4456,9 +4469,6 @@
     <w:p>
       <w:pPr>
         <w:ind w:firstLineChars="150" w:firstLine="315"/>
-        <w:rPr>
-          <w:rFonts w:hint="eastAsia"/>
-        </w:rPr>
       </w:pPr>
       <w:r>
         <w:t>#define SPT_</w:t>
@@ -4484,16 +4494,10 @@
     </w:p>
     <w:p/>
     <w:p/>
-    <w:p>
-      <w:pPr>
-        <w:rPr>
-          <w:rFonts w:hint="eastAsia"/>
-        </w:rPr>
-      </w:pPr>
-    </w:p>
-    <w:p>
-      <w:pPr>
-        <w:pStyle w:val="3"/>
+    <w:p/>
+    <w:p>
+      <w:pPr>
+        <w:pStyle w:val="Heading3"/>
       </w:pPr>
       <w:r>
         <w:rPr>
@@ -4508,923 +4512,366 @@
         <w:rPr>
           <w:noProof/>
         </w:rPr>
-        <mc:AlternateContent>
-          <mc:Choice Requires="wps">
-            <w:drawing>
-              <wp:anchor distT="0" distB="0" distL="114300" distR="114300" simplePos="0" relativeHeight="251660288" behindDoc="0" locked="0" layoutInCell="1" allowOverlap="1" wp14:anchorId="4F8DE6E4" wp14:editId="76C361F6">
-                <wp:simplePos x="0" y="0"/>
-                <wp:positionH relativeFrom="column">
-                  <wp:posOffset>1268730</wp:posOffset>
-                </wp:positionH>
-                <wp:positionV relativeFrom="paragraph">
-                  <wp:posOffset>525780</wp:posOffset>
-                </wp:positionV>
-                <wp:extent cx="0" cy="333375"/>
-                <wp:effectExtent l="76200" t="0" r="76200" b="47625"/>
-                <wp:wrapNone/>
-                <wp:docPr id="8" name="直接箭头连接符 8"/>
-                <wp:cNvGraphicFramePr/>
-                <a:graphic xmlns:a="http://schemas.openxmlformats.org/drawingml/2006/main">
-                  <a:graphicData uri="http://schemas.microsoft.com/office/word/2010/wordprocessingShape">
-                    <wps:wsp>
-                      <wps:cNvCnPr/>
-                      <wps:spPr>
-                        <a:xfrm>
-                          <a:off x="0" y="0"/>
-                          <a:ext cx="0" cy="333375"/>
-                        </a:xfrm>
-                        <a:prstGeom prst="straightConnector1">
-                          <a:avLst/>
-                        </a:prstGeom>
-                        <a:ln>
-                          <a:tailEnd type="triangle"/>
-                        </a:ln>
-                      </wps:spPr>
-                      <wps:style>
-                        <a:lnRef idx="1">
-                          <a:schemeClr val="accent1"/>
-                        </a:lnRef>
-                        <a:fillRef idx="0">
-                          <a:schemeClr val="accent1"/>
-                        </a:fillRef>
-                        <a:effectRef idx="0">
-                          <a:schemeClr val="accent1"/>
-                        </a:effectRef>
-                        <a:fontRef idx="minor">
-                          <a:schemeClr val="tx1"/>
-                        </a:fontRef>
-                      </wps:style>
-                      <wps:bodyPr/>
-                    </wps:wsp>
-                  </a:graphicData>
-                </a:graphic>
-              </wp:anchor>
-            </w:drawing>
-          </mc:Choice>
-          <mc:Fallback>
-            <w:pict>
-              <v:shapetype w14:anchorId="4B16A4CA" id="_x0000_t32" coordsize="21600,21600" o:spt="32" o:oned="t" path="m,l21600,21600e" filled="f">
-                <v:path arrowok="t" fillok="f" o:connecttype="none"/>
-                <o:lock v:ext="edit" shapetype="t"/>
-              </v:shapetype>
-              <v:shape id="直接箭头连接符 8" o:spid="_x0000_s1026" type="#_x0000_t32" style="position:absolute;left:0;text-align:left;margin-left:99.9pt;margin-top:41.4pt;width:0;height:26.25pt;z-index:251660288;visibility:visible;mso-wrap-style:square;mso-wrap-distance-left:9pt;mso-wrap-distance-top:0;mso-wrap-distance-right:9pt;mso-wrap-distance-bottom:0;mso-position-horizontal:absolute;mso-position-horizontal-relative:text;mso-position-vertical:absolute;mso-position-vertical-relative:text" o:gfxdata="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" strokecolor="#4579b8 [3044]">
-                <v:stroke endarrow="block"/>
-              </v:shape>
-            </w:pict>
-          </mc:Fallback>
-        </mc:AlternateContent>
+        <w:pict>
+          <v:shapetype id="_x0000_t32" coordsize="21600,21600" o:spt="32" o:oned="t" path="m,l21600,21600e" filled="f">
+            <v:path arrowok="t" fillok="f" o:connecttype="none"/>
+            <o:lock v:ext="edit" shapetype="t"/>
+          </v:shapetype>
+          <v:shape id="直接箭头连接符 8" o:spid="_x0000_s1026" type="#_x0000_t32" style="position:absolute;left:0;text-align:left;margin-left:99.9pt;margin-top:41.4pt;width:0;height:26.25pt;z-index:251660288;visibility:visible" o:gfxdata="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" strokecolor="#4579b8 [3044]">
+            <v:stroke endarrow="block"/>
+          </v:shape>
+        </w:pict>
       </w:r>
       <w:r>
         <w:rPr>
           <w:noProof/>
         </w:rPr>
-        <mc:AlternateContent>
-          <mc:Choice Requires="wps">
-            <w:drawing>
-              <wp:anchor distT="0" distB="0" distL="114300" distR="114300" simplePos="0" relativeHeight="251659264" behindDoc="0" locked="0" layoutInCell="1" allowOverlap="1" wp14:anchorId="4A692C04" wp14:editId="3FCA6ACC">
-                <wp:simplePos x="0" y="0"/>
-                <wp:positionH relativeFrom="column">
-                  <wp:posOffset>3209925</wp:posOffset>
-                </wp:positionH>
-                <wp:positionV relativeFrom="paragraph">
-                  <wp:posOffset>193040</wp:posOffset>
-                </wp:positionV>
-                <wp:extent cx="2752725" cy="3457575"/>
-                <wp:effectExtent l="0" t="0" r="28575" b="28575"/>
-                <wp:wrapNone/>
-                <wp:docPr id="6" name="圆角矩形 6"/>
-                <wp:cNvGraphicFramePr/>
-                <a:graphic xmlns:a="http://schemas.openxmlformats.org/drawingml/2006/main">
-                  <a:graphicData uri="http://schemas.microsoft.com/office/word/2010/wordprocessingShape">
-                    <wps:wsp>
-                      <wps:cNvSpPr/>
-                      <wps:spPr>
-                        <a:xfrm>
-                          <a:off x="0" y="0"/>
-                          <a:ext cx="2752725" cy="3457575"/>
-                        </a:xfrm>
-                        <a:prstGeom prst="roundRect">
-                          <a:avLst/>
-                        </a:prstGeom>
-                      </wps:spPr>
-                      <wps:style>
-                        <a:lnRef idx="2">
-                          <a:schemeClr val="accent6"/>
-                        </a:lnRef>
-                        <a:fillRef idx="1">
-                          <a:schemeClr val="lt1"/>
-                        </a:fillRef>
-                        <a:effectRef idx="0">
-                          <a:schemeClr val="accent6"/>
-                        </a:effectRef>
-                        <a:fontRef idx="minor">
-                          <a:schemeClr val="dk1"/>
-                        </a:fontRef>
-                      </wps:style>
-                      <wps:txbx>
-                        <w:txbxContent>
-                          <w:p>
-                            <w:pPr>
-                              <w:ind w:left="0"/>
-                              <w:jc w:val="center"/>
-                            </w:pPr>
-                            <w:r>
-                              <w:rPr>
-                                <w:rFonts w:hint="eastAsia"/>
-                              </w:rPr>
-                              <w:t>修改</w:t>
-                            </w:r>
-                            <w:r>
-                              <w:rPr>
-                                <w:rFonts w:hint="eastAsia"/>
-                              </w:rPr>
-                              <w:t>要点</w:t>
-                            </w:r>
-                            <w:r>
-                              <w:t>：</w:t>
-                            </w:r>
-                          </w:p>
-                          <w:p>
-                            <w:pPr>
-                              <w:pStyle w:val="aa"/>
-                              <w:numPr>
-                                <w:ilvl w:val="0"/>
-                                <w:numId w:val="10"/>
-                              </w:numPr>
-                              <w:ind w:firstLineChars="0"/>
-                            </w:pPr>
-                            <w:r>
-                              <w:rPr>
-                                <w:rFonts w:hint="eastAsia"/>
-                              </w:rPr>
-                              <w:t>提供</w:t>
-                            </w:r>
-                            <w:r>
-                              <w:rPr>
-                                <w:rFonts w:hint="eastAsia"/>
-                              </w:rPr>
-                              <w:t>JS</w:t>
-                            </w:r>
-                            <w:r>
-                              <w:t>对象的</w:t>
-                            </w:r>
-                            <w:r>
-                              <w:rPr>
-                                <w:rFonts w:hint="eastAsia"/>
-                              </w:rPr>
-                              <w:t>c</w:t>
-                            </w:r>
-                            <w:r>
-                              <w:t>onstructor</w:t>
-                            </w:r>
-                            <w:r>
-                              <w:rPr>
-                                <w:rFonts w:hint="eastAsia"/>
-                              </w:rPr>
-                              <w:t>和</w:t>
-                            </w:r>
-                            <w:r>
-                              <w:rPr>
-                                <w:rFonts w:hint="eastAsia"/>
-                              </w:rPr>
-                              <w:t>d</w:t>
-                            </w:r>
-                            <w:r>
-                              <w:t>estructor</w:t>
-                            </w:r>
-                          </w:p>
-                          <w:p>
-                            <w:pPr>
-                              <w:pStyle w:val="aa"/>
-                              <w:numPr>
-                                <w:ilvl w:val="0"/>
-                                <w:numId w:val="10"/>
-                              </w:numPr>
-                              <w:ind w:firstLineChars="0"/>
-                            </w:pPr>
-                            <w:r>
-                              <w:rPr>
-                                <w:rFonts w:hint="eastAsia"/>
-                              </w:rPr>
-                              <w:t>提供</w:t>
-                            </w:r>
-                            <w:r>
-                              <w:rPr>
-                                <w:rFonts w:hint="eastAsia"/>
-                              </w:rPr>
-                              <w:t>J</w:t>
-                            </w:r>
-                            <w:r>
-                              <w:t>S</w:t>
-                            </w:r>
-                            <w:r>
-                              <w:rPr>
-                                <w:rFonts w:hint="eastAsia"/>
-                              </w:rPr>
-                              <w:t>对象</w:t>
-                            </w:r>
-                            <w:r>
-                              <w:t>转换为</w:t>
-                            </w:r>
-                            <w:r>
-                              <w:t>BSON</w:t>
-                            </w:r>
-                            <w:r>
-                              <w:t>的函数</w:t>
-                            </w:r>
-                          </w:p>
-                          <w:p>
-                            <w:pPr>
-                              <w:pStyle w:val="aa"/>
-                              <w:numPr>
-                                <w:ilvl w:val="0"/>
-                                <w:numId w:val="10"/>
-                              </w:numPr>
-                              <w:ind w:firstLineChars="0"/>
-                            </w:pPr>
-                            <w:r>
-                              <w:rPr>
-                                <w:rFonts w:hint="eastAsia"/>
-                              </w:rPr>
-                              <w:t>提供</w:t>
-                            </w:r>
-                            <w:r>
-                              <w:t>BSON</w:t>
-                            </w:r>
-                            <w:r>
-                              <w:t>转为</w:t>
-                            </w:r>
-                            <w:r>
-                              <w:t>JS</w:t>
-                            </w:r>
-                            <w:r>
-                              <w:t>对象的函数</w:t>
-                            </w:r>
-                            <w:r>
-                              <w:t xml:space="preserve"> </w:t>
-                            </w:r>
-                          </w:p>
-                          <w:p>
-                            <w:pPr>
-                              <w:pStyle w:val="aa"/>
-                              <w:numPr>
-                                <w:ilvl w:val="0"/>
-                                <w:numId w:val="10"/>
-                              </w:numPr>
-                              <w:ind w:firstLineChars="0"/>
-                            </w:pPr>
-                            <w:r>
-                              <w:rPr>
-                                <w:rFonts w:hint="eastAsia"/>
-                              </w:rPr>
-                              <w:t>提供</w:t>
-                            </w:r>
-                            <w:r>
-                              <w:t>fmpToBSON</w:t>
-                            </w:r>
-                          </w:p>
-                          <w:p>
-                            <w:pPr>
-                              <w:pStyle w:val="aa"/>
-                              <w:numPr>
-                                <w:ilvl w:val="0"/>
-                                <w:numId w:val="10"/>
-                              </w:numPr>
-                              <w:ind w:firstLineChars="0"/>
-                            </w:pPr>
-                            <w:r>
-                              <w:rPr>
-                                <w:rFonts w:hint="eastAsia"/>
-                              </w:rPr>
-                              <w:t>在</w:t>
-                            </w:r>
-                            <w:r>
-                              <w:rPr>
-                                <w:rFonts w:hint="eastAsia"/>
-                              </w:rPr>
-                              <w:t xml:space="preserve"> </w:t>
-                            </w:r>
-                            <w:r>
-                              <w:t xml:space="preserve">JS </w:t>
-                            </w:r>
-                            <w:r>
-                              <w:rPr>
-                                <w:rFonts w:hint="eastAsia"/>
-                              </w:rPr>
-                              <w:t>中</w:t>
-                            </w:r>
-                            <w:r>
-                              <w:t>将用户</w:t>
-                            </w:r>
-                            <w:r>
-                              <w:rPr>
-                                <w:rFonts w:hint="eastAsia"/>
-                              </w:rPr>
-                              <w:t>输入的</w:t>
-                            </w:r>
-                            <w:r>
-                              <w:rPr>
-                                <w:rFonts w:hint="eastAsia"/>
-                              </w:rPr>
-                              <w:t>o</w:t>
-                            </w:r>
-                            <w:r>
-                              <w:t>ptions</w:t>
-                            </w:r>
-                            <w:r>
-                              <w:rPr>
-                                <w:rFonts w:hint="eastAsia"/>
-                              </w:rPr>
-                              <w:t>作为</w:t>
-                            </w:r>
-                            <w:r>
-                              <w:rPr>
-                                <w:rFonts w:hint="eastAsia"/>
-                              </w:rPr>
-                              <w:t xml:space="preserve"> </w:t>
-                            </w:r>
-                            <w:r>
-                              <w:t>”</w:t>
-                            </w:r>
-                            <w:r>
-                              <w:t>$Options</w:t>
-                            </w:r>
-                            <w:r>
-                              <w:t>”</w:t>
-                            </w:r>
-                            <w:r>
-                              <w:t xml:space="preserve"> </w:t>
-                            </w:r>
-                            <w:r>
-                              <w:rPr>
-                                <w:rFonts w:hint="eastAsia"/>
-                              </w:rPr>
-                              <w:t>字段</w:t>
-                            </w:r>
-                            <w:r>
-                              <w:t>合并在</w:t>
-                            </w:r>
-                            <w:r>
-                              <w:rPr>
-                                <w:rFonts w:hint="eastAsia"/>
-                              </w:rPr>
-                              <w:t xml:space="preserve"> </w:t>
-                            </w:r>
-                            <w:r>
-                              <w:t xml:space="preserve">hint </w:t>
-                            </w:r>
-                            <w:r>
-                              <w:rPr>
-                                <w:rFonts w:hint="eastAsia"/>
-                              </w:rPr>
-                              <w:t>中</w:t>
-                            </w:r>
-                          </w:p>
-                          <w:p>
-                            <w:pPr>
-                              <w:pStyle w:val="aa"/>
-                              <w:numPr>
-                                <w:ilvl w:val="0"/>
-                                <w:numId w:val="10"/>
-                              </w:numPr>
-                              <w:ind w:firstLineChars="0"/>
-                            </w:pPr>
-                            <w:r>
-                              <w:rPr>
-                                <w:rFonts w:hint="eastAsia"/>
-                              </w:rPr>
-                              <w:t>修改</w:t>
-                            </w:r>
-                            <w:r>
-                              <w:rPr>
-                                <w:rFonts w:hint="eastAsia"/>
-                              </w:rPr>
-                              <w:t>s</w:t>
-                            </w:r>
-                            <w:r>
-                              <w:t>napshot</w:t>
-                            </w:r>
-                            <w:r>
-                              <w:rPr>
-                                <w:rFonts w:hint="eastAsia"/>
-                              </w:rPr>
-                              <w:t>驱动</w:t>
-                            </w:r>
-                            <w:r>
-                              <w:t>，增加</w:t>
-                            </w:r>
-                            <w:r>
-                              <w:rPr>
-                                <w:rFonts w:hint="eastAsia"/>
-                              </w:rPr>
-                              <w:t>l</w:t>
-                            </w:r>
-                            <w:r>
-                              <w:t>imit/ski</w:t>
-                            </w:r>
-                            <w:r>
-                              <w:t xml:space="preserve">p/hint </w:t>
-                            </w:r>
-                            <w:r>
-                              <w:rPr>
-                                <w:rFonts w:hint="eastAsia"/>
-                              </w:rPr>
-                              <w:t>的</w:t>
-                            </w:r>
-                            <w:r>
-                              <w:t>消息项目</w:t>
-                            </w:r>
-                          </w:p>
-                        </w:txbxContent>
-                      </wps:txbx>
-                      <wps:bodyPr rot="0" spcFirstLastPara="0" vertOverflow="overflow" horzOverflow="overflow" vert="horz" wrap="square" lIns="91440" tIns="45720" rIns="91440" bIns="45720" numCol="1" spcCol="0" rtlCol="0" fromWordArt="0" anchor="ctr" anchorCtr="0" forceAA="0" compatLnSpc="1">
-                        <a:prstTxWarp prst="textNoShape">
-                          <a:avLst/>
-                        </a:prstTxWarp>
-                        <a:noAutofit/>
-                      </wps:bodyPr>
-                    </wps:wsp>
-                  </a:graphicData>
-                </a:graphic>
-                <wp14:sizeRelH relativeFrom="margin">
-                  <wp14:pctWidth>0</wp14:pctWidth>
-                </wp14:sizeRelH>
-                <wp14:sizeRelV relativeFrom="margin">
-                  <wp14:pctHeight>0</wp14:pctHeight>
-                </wp14:sizeRelV>
-              </wp:anchor>
-            </w:drawing>
-          </mc:Choice>
-          <mc:Fallback>
-            <w:pict>
-              <v:roundrect w14:anchorId="4A692C04" id="圆角矩形 6" o:spid="_x0000_s1026" style="position:absolute;left:0;text-align:left;margin-left:252.75pt;margin-top:15.2pt;width:216.75pt;height:272.25pt;z-index:251659264;visibility:visible;mso-wrap-style:square;mso-width-percent:0;mso-height-percent:0;mso-wrap-distance-left:9pt;mso-wrap-distance-top:0;mso-wrap-distance-right:9pt;mso-wrap-distance-bottom:0;mso-position-horizontal:absolute;mso-position-horizontal-relative:text;mso-position-vertical:absolute;mso-position-vertical-relative:text;mso-width-percent:0;mso-height-percent:0;mso-width-relative:margin;mso-height-relative:margin;v-text-anchor:middle" arcsize="10923f" o:gfxdata="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" fillcolor="white [3201]" strokecolor="#f79646 [3209]" strokeweight="2pt">
-                <v:textbox>
-                  <w:txbxContent>
-                    <w:p>
-                      <w:pPr>
-                        <w:ind w:left="0"/>
-                        <w:jc w:val="center"/>
-                      </w:pPr>
-                      <w:r>
-                        <w:rPr>
-                          <w:rFonts w:hint="eastAsia"/>
-                        </w:rPr>
-                        <w:t>修改</w:t>
-                      </w:r>
-                      <w:r>
-                        <w:rPr>
-                          <w:rFonts w:hint="eastAsia"/>
-                        </w:rPr>
-                        <w:t>要点</w:t>
-                      </w:r>
-                      <w:r>
-                        <w:t>：</w:t>
-                      </w:r>
-                    </w:p>
-                    <w:p>
-                      <w:pPr>
-                        <w:pStyle w:val="aa"/>
-                        <w:numPr>
-                          <w:ilvl w:val="0"/>
-                          <w:numId w:val="10"/>
-                        </w:numPr>
-                        <w:ind w:firstLineChars="0"/>
-                      </w:pPr>
-                      <w:r>
-                        <w:rPr>
-                          <w:rFonts w:hint="eastAsia"/>
-                        </w:rPr>
-                        <w:t>提供</w:t>
-                      </w:r>
-                      <w:r>
-                        <w:rPr>
-                          <w:rFonts w:hint="eastAsia"/>
-                        </w:rPr>
-                        <w:t>JS</w:t>
-                      </w:r>
-                      <w:r>
-                        <w:t>对象的</w:t>
-                      </w:r>
-                      <w:r>
-                        <w:rPr>
-                          <w:rFonts w:hint="eastAsia"/>
-                        </w:rPr>
-                        <w:t>c</w:t>
-                      </w:r>
-                      <w:r>
-                        <w:t>onstructor</w:t>
-                      </w:r>
-                      <w:r>
-                        <w:rPr>
-                          <w:rFonts w:hint="eastAsia"/>
-                        </w:rPr>
-                        <w:t>和</w:t>
-                      </w:r>
-                      <w:r>
-                        <w:rPr>
-                          <w:rFonts w:hint="eastAsia"/>
-                        </w:rPr>
-                        <w:t>d</w:t>
-                      </w:r>
-                      <w:r>
-                        <w:t>estructor</w:t>
-                      </w:r>
-                    </w:p>
-                    <w:p>
-                      <w:pPr>
-                        <w:pStyle w:val="aa"/>
-                        <w:numPr>
-                          <w:ilvl w:val="0"/>
-                          <w:numId w:val="10"/>
-                        </w:numPr>
-                        <w:ind w:firstLineChars="0"/>
-                      </w:pPr>
-                      <w:r>
-                        <w:rPr>
-                          <w:rFonts w:hint="eastAsia"/>
-                        </w:rPr>
-                        <w:t>提供</w:t>
-                      </w:r>
-                      <w:r>
-                        <w:rPr>
-                          <w:rFonts w:hint="eastAsia"/>
-                        </w:rPr>
-                        <w:t>J</w:t>
-                      </w:r>
-                      <w:r>
-                        <w:t>S</w:t>
-                      </w:r>
-                      <w:r>
-                        <w:rPr>
-                          <w:rFonts w:hint="eastAsia"/>
-                        </w:rPr>
-                        <w:t>对象</w:t>
-                      </w:r>
-                      <w:r>
-                        <w:t>转换为</w:t>
-                      </w:r>
-                      <w:r>
-                        <w:t>BSON</w:t>
-                      </w:r>
-                      <w:r>
-                        <w:t>的函数</w:t>
-                      </w:r>
-                    </w:p>
-                    <w:p>
-                      <w:pPr>
-                        <w:pStyle w:val="aa"/>
-                        <w:numPr>
-                          <w:ilvl w:val="0"/>
-                          <w:numId w:val="10"/>
-                        </w:numPr>
-                        <w:ind w:firstLineChars="0"/>
-                      </w:pPr>
-                      <w:r>
-                        <w:rPr>
-                          <w:rFonts w:hint="eastAsia"/>
-                        </w:rPr>
-                        <w:t>提供</w:t>
-                      </w:r>
-                      <w:r>
-                        <w:t>BSON</w:t>
-                      </w:r>
-                      <w:r>
-                        <w:t>转为</w:t>
-                      </w:r>
-                      <w:r>
-                        <w:t>JS</w:t>
-                      </w:r>
-                      <w:r>
-                        <w:t>对象的函数</w:t>
-                      </w:r>
-                      <w:r>
-                        <w:t xml:space="preserve"> </w:t>
-                      </w:r>
-                    </w:p>
-                    <w:p>
-                      <w:pPr>
-                        <w:pStyle w:val="aa"/>
-                        <w:numPr>
-                          <w:ilvl w:val="0"/>
-                          <w:numId w:val="10"/>
-                        </w:numPr>
-                        <w:ind w:firstLineChars="0"/>
-                      </w:pPr>
-                      <w:r>
-                        <w:rPr>
-                          <w:rFonts w:hint="eastAsia"/>
-                        </w:rPr>
-                        <w:t>提供</w:t>
-                      </w:r>
-                      <w:r>
-                        <w:t>fmpToBSON</w:t>
-                      </w:r>
-                    </w:p>
-                    <w:p>
-                      <w:pPr>
-                        <w:pStyle w:val="aa"/>
-                        <w:numPr>
-                          <w:ilvl w:val="0"/>
-                          <w:numId w:val="10"/>
-                        </w:numPr>
-                        <w:ind w:firstLineChars="0"/>
-                      </w:pPr>
-                      <w:r>
-                        <w:rPr>
-                          <w:rFonts w:hint="eastAsia"/>
-                        </w:rPr>
-                        <w:t>在</w:t>
-                      </w:r>
-                      <w:r>
-                        <w:rPr>
-                          <w:rFonts w:hint="eastAsia"/>
-                        </w:rPr>
-                        <w:t xml:space="preserve"> </w:t>
-                      </w:r>
-                      <w:r>
-                        <w:t xml:space="preserve">JS </w:t>
-                      </w:r>
-                      <w:r>
-                        <w:rPr>
-                          <w:rFonts w:hint="eastAsia"/>
-                        </w:rPr>
-                        <w:t>中</w:t>
-                      </w:r>
-                      <w:r>
-                        <w:t>将用户</w:t>
-                      </w:r>
-                      <w:r>
-                        <w:rPr>
-                          <w:rFonts w:hint="eastAsia"/>
-                        </w:rPr>
-                        <w:t>输入的</w:t>
-                      </w:r>
-                      <w:r>
-                        <w:rPr>
-                          <w:rFonts w:hint="eastAsia"/>
-                        </w:rPr>
-                        <w:t>o</w:t>
-                      </w:r>
-                      <w:r>
-                        <w:t>ptions</w:t>
-                      </w:r>
-                      <w:r>
-                        <w:rPr>
-                          <w:rFonts w:hint="eastAsia"/>
-                        </w:rPr>
-                        <w:t>作为</w:t>
-                      </w:r>
-                      <w:r>
-                        <w:rPr>
-                          <w:rFonts w:hint="eastAsia"/>
-                        </w:rPr>
-                        <w:t xml:space="preserve"> </w:t>
-                      </w:r>
-                      <w:r>
-                        <w:t>”</w:t>
-                      </w:r>
-                      <w:r>
-                        <w:t>$Options</w:t>
-                      </w:r>
-                      <w:r>
-                        <w:t>”</w:t>
-                      </w:r>
-                      <w:r>
-                        <w:t xml:space="preserve"> </w:t>
-                      </w:r>
-                      <w:r>
-                        <w:rPr>
-                          <w:rFonts w:hint="eastAsia"/>
-                        </w:rPr>
-                        <w:t>字段</w:t>
-                      </w:r>
-                      <w:r>
-                        <w:t>合并在</w:t>
-                      </w:r>
-                      <w:r>
-                        <w:rPr>
-                          <w:rFonts w:hint="eastAsia"/>
-                        </w:rPr>
-                        <w:t xml:space="preserve"> </w:t>
-                      </w:r>
-                      <w:r>
-                        <w:t xml:space="preserve">hint </w:t>
-                      </w:r>
-                      <w:r>
-                        <w:rPr>
-                          <w:rFonts w:hint="eastAsia"/>
-                        </w:rPr>
-                        <w:t>中</w:t>
-                      </w:r>
-                    </w:p>
-                    <w:p>
-                      <w:pPr>
-                        <w:pStyle w:val="aa"/>
-                        <w:numPr>
-                          <w:ilvl w:val="0"/>
-                          <w:numId w:val="10"/>
-                        </w:numPr>
-                        <w:ind w:firstLineChars="0"/>
-                      </w:pPr>
-                      <w:r>
-                        <w:rPr>
-                          <w:rFonts w:hint="eastAsia"/>
-                        </w:rPr>
-                        <w:t>修改</w:t>
-                      </w:r>
-                      <w:r>
-                        <w:rPr>
-                          <w:rFonts w:hint="eastAsia"/>
-                        </w:rPr>
-                        <w:t>s</w:t>
-                      </w:r>
-                      <w:r>
-                        <w:t>napshot</w:t>
-                      </w:r>
-                      <w:r>
-                        <w:rPr>
-                          <w:rFonts w:hint="eastAsia"/>
-                        </w:rPr>
-                        <w:t>驱动</w:t>
-                      </w:r>
-                      <w:r>
-                        <w:t>，增加</w:t>
-                      </w:r>
-                      <w:r>
-                        <w:rPr>
-                          <w:rFonts w:hint="eastAsia"/>
-                        </w:rPr>
-                        <w:t>l</w:t>
-                      </w:r>
-                      <w:r>
-                        <w:t>imit/ski</w:t>
-                      </w:r>
-                      <w:r>
-                        <w:t xml:space="preserve">p/hint </w:t>
-                      </w:r>
-                      <w:r>
-                        <w:rPr>
-                          <w:rFonts w:hint="eastAsia"/>
-                        </w:rPr>
-                        <w:t>的</w:t>
-                      </w:r>
-                      <w:r>
-                        <w:t>消息项目</w:t>
-                      </w:r>
-                    </w:p>
-                  </w:txbxContent>
-                </v:textbox>
-              </v:roundrect>
-            </w:pict>
-          </mc:Fallback>
-        </mc:AlternateContent>
+        <w:pict>
+          <v:roundrect id="圆角矩形 6" o:spid="_x0000_s1035" style="position:absolute;left:0;text-align:left;margin-left:252.75pt;margin-top:15.2pt;width:216.75pt;height:272.25pt;z-index:251659264;visibility:visible;mso-width-relative:margin;mso-height-relative:margin;v-text-anchor:middle" arcsize="10923f" o:gfxdata="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" fillcolor="white [3201]" strokecolor="#f79646 [3209]" strokeweight="2pt">
+            <v:textbox>
+              <w:txbxContent>
+                <w:p>
+                  <w:pPr>
+                    <w:ind w:left="0"/>
+                    <w:jc w:val="center"/>
+                  </w:pPr>
+                  <w:r>
+                    <w:rPr>
+                      <w:rFonts w:hint="eastAsia"/>
+                    </w:rPr>
+                    <w:t>修改</w:t>
+                  </w:r>
+                  <w:r>
+                    <w:rPr>
+                      <w:rFonts w:hint="eastAsia"/>
+                    </w:rPr>
+                    <w:t>要点</w:t>
+                  </w:r>
+                  <w:r>
+                    <w:t>：</w:t>
+                  </w:r>
+                </w:p>
+                <w:p>
+                  <w:pPr>
+                    <w:pStyle w:val="ListParagraph"/>
+                    <w:numPr>
+                      <w:ilvl w:val="0"/>
+                      <w:numId w:val="10"/>
+                    </w:numPr>
+                    <w:ind w:firstLineChars="0"/>
+                  </w:pPr>
+                  <w:r>
+                    <w:rPr>
+                      <w:rFonts w:hint="eastAsia"/>
+                    </w:rPr>
+                    <w:t>提供</w:t>
+                  </w:r>
+                  <w:r>
+                    <w:rPr>
+                      <w:rFonts w:hint="eastAsia"/>
+                    </w:rPr>
+                    <w:t>JS</w:t>
+                  </w:r>
+                  <w:r>
+                    <w:t>对象的</w:t>
+                  </w:r>
+                  <w:r>
+                    <w:rPr>
+                      <w:rFonts w:hint="eastAsia"/>
+                    </w:rPr>
+                    <w:t>c</w:t>
+                  </w:r>
+                  <w:r>
+                    <w:t>onstructor</w:t>
+                  </w:r>
+                  <w:r>
+                    <w:rPr>
+                      <w:rFonts w:hint="eastAsia"/>
+                    </w:rPr>
+                    <w:t>和</w:t>
+                  </w:r>
+                  <w:r>
+                    <w:rPr>
+                      <w:rFonts w:hint="eastAsia"/>
+                    </w:rPr>
+                    <w:t>d</w:t>
+                  </w:r>
+                  <w:r>
+                    <w:t>estructor</w:t>
+                  </w:r>
+                </w:p>
+                <w:p>
+                  <w:pPr>
+                    <w:pStyle w:val="ListParagraph"/>
+                    <w:numPr>
+                      <w:ilvl w:val="0"/>
+                      <w:numId w:val="10"/>
+                    </w:numPr>
+                    <w:ind w:firstLineChars="0"/>
+                  </w:pPr>
+                  <w:r>
+                    <w:rPr>
+                      <w:rFonts w:hint="eastAsia"/>
+                    </w:rPr>
+                    <w:t>提供</w:t>
+                  </w:r>
+                  <w:r>
+                    <w:rPr>
+                      <w:rFonts w:hint="eastAsia"/>
+                    </w:rPr>
+                    <w:t>J</w:t>
+                  </w:r>
+                  <w:r>
+                    <w:t>S</w:t>
+                  </w:r>
+                  <w:r>
+                    <w:rPr>
+                      <w:rFonts w:hint="eastAsia"/>
+                    </w:rPr>
+                    <w:t>对象</w:t>
+                  </w:r>
+                  <w:r>
+                    <w:t>转换为</w:t>
+                  </w:r>
+                  <w:r>
+                    <w:t>BSON</w:t>
+                  </w:r>
+                  <w:r>
+                    <w:t>的函数</w:t>
+                  </w:r>
+                </w:p>
+                <w:p>
+                  <w:pPr>
+                    <w:pStyle w:val="ListParagraph"/>
+                    <w:numPr>
+                      <w:ilvl w:val="0"/>
+                      <w:numId w:val="10"/>
+                    </w:numPr>
+                    <w:ind w:firstLineChars="0"/>
+                  </w:pPr>
+                  <w:r>
+                    <w:rPr>
+                      <w:rFonts w:hint="eastAsia"/>
+                    </w:rPr>
+                    <w:t>提供</w:t>
+                  </w:r>
+                  <w:r>
+                    <w:t>BSON</w:t>
+                  </w:r>
+                  <w:r>
+                    <w:t>转为</w:t>
+                  </w:r>
+                  <w:r>
+                    <w:t>JS</w:t>
+                  </w:r>
+                  <w:r>
+                    <w:t>对象的函数</w:t>
+                  </w:r>
+                </w:p>
+                <w:p>
+                  <w:pPr>
+                    <w:pStyle w:val="ListParagraph"/>
+                    <w:numPr>
+                      <w:ilvl w:val="0"/>
+                      <w:numId w:val="10"/>
+                    </w:numPr>
+                    <w:ind w:firstLineChars="0"/>
+                  </w:pPr>
+                  <w:r>
+                    <w:rPr>
+                      <w:rFonts w:hint="eastAsia"/>
+                    </w:rPr>
+                    <w:t>提供</w:t>
+                  </w:r>
+                  <w:r>
+                    <w:t>fmpToBSON</w:t>
+                  </w:r>
+                </w:p>
+                <w:p>
+                  <w:pPr>
+                    <w:pStyle w:val="ListParagraph"/>
+                    <w:numPr>
+                      <w:ilvl w:val="0"/>
+                      <w:numId w:val="10"/>
+                    </w:numPr>
+                    <w:ind w:firstLineChars="0"/>
+                  </w:pPr>
+                  <w:r>
+                    <w:rPr>
+                      <w:rFonts w:hint="eastAsia"/>
+                    </w:rPr>
+                    <w:t>在</w:t>
+                  </w:r>
+                  <w:r>
+                    <w:t xml:space="preserve">JS </w:t>
+                  </w:r>
+                  <w:r>
+                    <w:rPr>
+                      <w:rFonts w:hint="eastAsia"/>
+                    </w:rPr>
+                    <w:t>中</w:t>
+                  </w:r>
+                  <w:r>
+                    <w:t>将用户</w:t>
+                  </w:r>
+                  <w:r>
+                    <w:rPr>
+                      <w:rFonts w:hint="eastAsia"/>
+                    </w:rPr>
+                    <w:t>输入的</w:t>
+                  </w:r>
+                  <w:r>
+                    <w:rPr>
+                      <w:rFonts w:hint="eastAsia"/>
+                    </w:rPr>
+                    <w:t>o</w:t>
+                  </w:r>
+                  <w:r>
+                    <w:t>ptions</w:t>
+                  </w:r>
+                  <w:r>
+                    <w:rPr>
+                      <w:rFonts w:hint="eastAsia"/>
+                    </w:rPr>
+                    <w:t>作为</w:t>
+                  </w:r>
+                  <w:r>
+                    <w:t>”$Options”</w:t>
+                  </w:r>
+                  <w:r>
+                    <w:rPr>
+                      <w:rFonts w:hint="eastAsia"/>
+                    </w:rPr>
+                    <w:t>字段</w:t>
+                  </w:r>
+                  <w:r>
+                    <w:t>合并在</w:t>
+                  </w:r>
+                  <w:r>
+                    <w:t xml:space="preserve">hint </w:t>
+                  </w:r>
+                  <w:r>
+                    <w:rPr>
+                      <w:rFonts w:hint="eastAsia"/>
+                    </w:rPr>
+                    <w:t>中</w:t>
+                  </w:r>
+                </w:p>
+                <w:p>
+                  <w:pPr>
+                    <w:pStyle w:val="ListParagraph"/>
+                    <w:numPr>
+                      <w:ilvl w:val="0"/>
+                      <w:numId w:val="10"/>
+                    </w:numPr>
+                    <w:ind w:firstLineChars="0"/>
+                  </w:pPr>
+                  <w:r>
+                    <w:rPr>
+                      <w:rFonts w:hint="eastAsia"/>
+                    </w:rPr>
+                    <w:t>修改</w:t>
+                  </w:r>
+                  <w:r>
+                    <w:rPr>
+                      <w:rFonts w:hint="eastAsia"/>
+                    </w:rPr>
+                    <w:t>s</w:t>
+                  </w:r>
+                  <w:r>
+                    <w:t>napshot</w:t>
+                  </w:r>
+                  <w:r>
+                    <w:rPr>
+                      <w:rFonts w:hint="eastAsia"/>
+                    </w:rPr>
+                    <w:t>驱动</w:t>
+                  </w:r>
+                  <w:r>
+                    <w:t>，增加</w:t>
+                  </w:r>
+                  <w:r>
+                    <w:rPr>
+                      <w:rFonts w:hint="eastAsia"/>
+                    </w:rPr>
+                    <w:t>l</w:t>
+                  </w:r>
+                  <w:r>
+                    <w:t>imit/ski</w:t>
+                  </w:r>
+                  <w:r>
+                    <w:t xml:space="preserve">p/hint </w:t>
+                  </w:r>
+                  <w:r>
+                    <w:rPr>
+                      <w:rFonts w:hint="eastAsia"/>
+                    </w:rPr>
+                    <w:t>的</w:t>
+                  </w:r>
+                  <w:r>
+                    <w:t>消息项目</w:t>
+                  </w:r>
+                </w:p>
+              </w:txbxContent>
+            </v:textbox>
+          </v:roundrect>
+        </w:pict>
       </w:r>
       <w:r>
         <w:rPr>
           <w:noProof/>
         </w:rPr>
-        <mc:AlternateContent>
-          <mc:Choice Requires="wps">
-            <w:drawing>
-              <wp:inline distT="0" distB="0" distL="0" distR="0" wp14:anchorId="536FE9AD" wp14:editId="790DB40E">
-                <wp:extent cx="2191110" cy="409395"/>
-                <wp:effectExtent l="0" t="0" r="19050" b="10160"/>
-                <wp:docPr id="3" name="AutoShape 3"/>
-                <wp:cNvGraphicFramePr>
-                  <a:graphicFrameLocks xmlns:a="http://schemas.openxmlformats.org/drawingml/2006/main"/>
-                </wp:cNvGraphicFramePr>
-                <a:graphic xmlns:a="http://schemas.openxmlformats.org/drawingml/2006/main">
-                  <a:graphicData uri="http://schemas.microsoft.com/office/word/2010/wordprocessingShape">
-                    <wps:wsp>
-                      <wps:cNvSpPr>
-                        <a:spLocks noChangeArrowheads="1"/>
-                      </wps:cNvSpPr>
-                      <wps:spPr bwMode="auto">
-                        <a:xfrm>
-                          <a:off x="0" y="0"/>
-                          <a:ext cx="2191110" cy="409395"/>
-                        </a:xfrm>
-                        <a:prstGeom prst="roundRect">
-                          <a:avLst>
-                            <a:gd name="adj" fmla="val 16667"/>
-                          </a:avLst>
-                        </a:prstGeom>
-                        <a:ln>
-                          <a:headEnd/>
-                          <a:tailEnd/>
-                        </a:ln>
-                      </wps:spPr>
-                      <wps:style>
-                        <a:lnRef idx="2">
-                          <a:schemeClr val="accent6"/>
-                        </a:lnRef>
-                        <a:fillRef idx="1">
-                          <a:schemeClr val="lt1"/>
-                        </a:fillRef>
-                        <a:effectRef idx="0">
-                          <a:schemeClr val="accent6"/>
-                        </a:effectRef>
-                        <a:fontRef idx="minor">
-                          <a:schemeClr val="dk1"/>
-                        </a:fontRef>
-                      </wps:style>
-                      <wps:txbx>
-                        <w:txbxContent>
-                          <w:p>
-                            <w:pPr>
-                              <w:ind w:left="0"/>
-                              <w:jc w:val="center"/>
-                            </w:pPr>
-                            <w:r>
-                              <w:rPr>
-                                <w:rFonts w:hint="eastAsia"/>
-                              </w:rPr>
-                              <w:t>接收到</w:t>
-                            </w:r>
-                            <w:r>
-                              <w:t>用户输入</w:t>
-                            </w:r>
-                            <w:r>
-                              <w:rPr>
-                                <w:rFonts w:hint="eastAsia"/>
-                              </w:rPr>
-                              <w:t>S</w:t>
-                            </w:r>
-                            <w:r>
-                              <w:rPr>
-                                <w:rFonts w:hint="eastAsia"/>
-                              </w:rPr>
-                              <w:t>n</w:t>
-                            </w:r>
-                            <w:r>
-                              <w:t xml:space="preserve">apshot </w:t>
-                            </w:r>
-                            <w:r>
-                              <w:t>JS</w:t>
-                            </w:r>
-                            <w:r>
-                              <w:t>语句</w:t>
-                            </w:r>
-                          </w:p>
-                        </w:txbxContent>
-                      </wps:txbx>
-                      <wps:bodyPr rot="0" vert="horz" wrap="square" lIns="91440" tIns="45720" rIns="91440" bIns="45720" anchor="t" anchorCtr="0" upright="1">
-                        <a:noAutofit/>
-                      </wps:bodyPr>
-                    </wps:wsp>
-                  </a:graphicData>
-                </a:graphic>
-              </wp:inline>
-            </w:drawing>
-          </mc:Choice>
-          <mc:Fallback>
-            <w:pict>
-              <v:roundrect w14:anchorId="536FE9AD" id="AutoShape 3" o:spid="_x0000_s1027" style="width:172.55pt;height:32.25pt;visibility:visible;mso-wrap-style:square;mso-left-percent:-10001;mso-top-percent:-10001;mso-position-horizontal:absolute;mso-position-horizontal-relative:char;mso-position-vertical:absolute;mso-position-vertical-relative:line;mso-left-percent:-10001;mso-top-percent:-10001;v-text-anchor:top" arcsize="10923f" o:gfxdata="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" fillcolor="white [3201]" strokecolor="#f79646 [3209]" strokeweight="2pt">
-                <v:textbox>
-                  <w:txbxContent>
-                    <w:p>
-                      <w:pPr>
-                        <w:ind w:left="0"/>
-                        <w:jc w:val="center"/>
-                      </w:pPr>
-                      <w:r>
-                        <w:rPr>
-                          <w:rFonts w:hint="eastAsia"/>
-                        </w:rPr>
-                        <w:t>接收到</w:t>
-                      </w:r>
-                      <w:r>
-                        <w:t>用户输入</w:t>
-                      </w:r>
-                      <w:r>
-                        <w:rPr>
-                          <w:rFonts w:hint="eastAsia"/>
-                        </w:rPr>
-                        <w:t>S</w:t>
-                      </w:r>
-                      <w:r>
-                        <w:rPr>
-                          <w:rFonts w:hint="eastAsia"/>
-                        </w:rPr>
-                        <w:t>n</w:t>
-                      </w:r>
-                      <w:r>
-                        <w:t xml:space="preserve">apshot </w:t>
-                      </w:r>
-                      <w:r>
-                        <w:t>JS</w:t>
-                      </w:r>
-                      <w:r>
-                        <w:t>语句</w:t>
-                      </w:r>
-                    </w:p>
-                  </w:txbxContent>
-                </v:textbox>
-                <w10:anchorlock/>
-              </v:roundrect>
-            </w:pict>
-          </mc:Fallback>
-        </mc:AlternateContent>
+      </w:r>
+      <w:r>
+        <w:rPr>
+          <w:noProof/>
+        </w:rPr>
+        <w:pict>
+          <v:roundrect id="AutoShape 3" o:spid="_x0000_s1034" style="width:172.55pt;height:32.25pt;visibility:visible;mso-position-horizontal-relative:char;mso-position-vertical-relative:line" arcsize="10923f" o:gfxdata="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" fillcolor="white [3201]" strokecolor="#f79646 [3209]" strokeweight="2pt">
+            <v:textbox>
+              <w:txbxContent>
+                <w:p>
+                  <w:pPr>
+                    <w:ind w:left="0"/>
+                    <w:jc w:val="center"/>
+                  </w:pPr>
+                  <w:r>
+                    <w:rPr>
+                      <w:rFonts w:hint="eastAsia"/>
+                    </w:rPr>
+                    <w:t>接收到</w:t>
+                  </w:r>
+                  <w:r>
+                    <w:t>用户输入</w:t>
+                  </w:r>
+                  <w:r>
+                    <w:rPr>
+                      <w:rFonts w:hint="eastAsia"/>
+                    </w:rPr>
+                    <w:t>S</w:t>
+                  </w:r>
+                  <w:r>
+                    <w:rPr>
+                      <w:rFonts w:hint="eastAsia"/>
+                    </w:rPr>
+                    <w:t>n</w:t>
+                  </w:r>
+                  <w:r>
+                    <w:t xml:space="preserve">apshot </w:t>
+                  </w:r>
+                  <w:r>
+                    <w:t>JS</w:t>
+                  </w:r>
+                  <w:r>
+                    <w:t>语句</w:t>
+                  </w:r>
+                </w:p>
+              </w:txbxContent>
+            </v:textbox>
+            <w10:wrap type="none"/>
+            <w10:anchorlock/>
+          </v:roundrect>
+        </w:pict>
       </w:r>
     </w:p>
     <w:p/>
@@ -5433,192 +4880,58 @@
         <w:rPr>
           <w:noProof/>
         </w:rPr>
-        <mc:AlternateContent>
-          <mc:Choice Requires="wps">
-            <w:drawing>
-              <wp:anchor distT="0" distB="0" distL="114300" distR="114300" simplePos="0" relativeHeight="251663360" behindDoc="0" locked="0" layoutInCell="1" allowOverlap="1" wp14:anchorId="350233E6" wp14:editId="2F0896B2">
-                <wp:simplePos x="0" y="0"/>
-                <wp:positionH relativeFrom="column">
-                  <wp:posOffset>1263015</wp:posOffset>
-                </wp:positionH>
-                <wp:positionV relativeFrom="paragraph">
-                  <wp:posOffset>736600</wp:posOffset>
-                </wp:positionV>
-                <wp:extent cx="0" cy="304800"/>
-                <wp:effectExtent l="76200" t="0" r="57150" b="57150"/>
-                <wp:wrapNone/>
-                <wp:docPr id="11" name="直接箭头连接符 11"/>
-                <wp:cNvGraphicFramePr/>
-                <a:graphic xmlns:a="http://schemas.openxmlformats.org/drawingml/2006/main">
-                  <a:graphicData uri="http://schemas.microsoft.com/office/word/2010/wordprocessingShape">
-                    <wps:wsp>
-                      <wps:cNvCnPr/>
-                      <wps:spPr>
-                        <a:xfrm>
-                          <a:off x="0" y="0"/>
-                          <a:ext cx="0" cy="304800"/>
-                        </a:xfrm>
-                        <a:prstGeom prst="straightConnector1">
-                          <a:avLst/>
-                        </a:prstGeom>
-                        <a:ln>
-                          <a:tailEnd type="triangle"/>
-                        </a:ln>
-                      </wps:spPr>
-                      <wps:style>
-                        <a:lnRef idx="1">
-                          <a:schemeClr val="accent1"/>
-                        </a:lnRef>
-                        <a:fillRef idx="0">
-                          <a:schemeClr val="accent1"/>
-                        </a:fillRef>
-                        <a:effectRef idx="0">
-                          <a:schemeClr val="accent1"/>
-                        </a:effectRef>
-                        <a:fontRef idx="minor">
-                          <a:schemeClr val="tx1"/>
-                        </a:fontRef>
-                      </wps:style>
-                      <wps:bodyPr/>
-                    </wps:wsp>
-                  </a:graphicData>
-                </a:graphic>
-              </wp:anchor>
-            </w:drawing>
-          </mc:Choice>
-          <mc:Fallback>
-            <w:pict>
-              <v:shape w14:anchorId="45484377" id="直接箭头连接符 11" o:spid="_x0000_s1026" type="#_x0000_t32" style="position:absolute;left:0;text-align:left;margin-left:99.45pt;margin-top:58pt;width:0;height:24pt;z-index:251663360;visibility:visible;mso-wrap-style:square;mso-wrap-distance-left:9pt;mso-wrap-distance-top:0;mso-wrap-distance-right:9pt;mso-wrap-distance-bottom:0;mso-position-horizontal:absolute;mso-position-horizontal-relative:text;mso-position-vertical:absolute;mso-position-vertical-relative:text" o:gfxdata="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" strokecolor="#4579b8 [3044]">
-                <v:stroke endarrow="block"/>
-              </v:shape>
-            </w:pict>
-          </mc:Fallback>
-        </mc:AlternateContent>
+        <w:pict>
+          <v:shape id="直接箭头连接符 11" o:spid="_x0000_s1033" type="#_x0000_t32" style="position:absolute;left:0;text-align:left;margin-left:99.45pt;margin-top:58pt;width:0;height:24pt;z-index:251663360;visibility:visible" o:gfxdata="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" strokecolor="#4579b8 [3044]">
+            <v:stroke endarrow="block"/>
+          </v:shape>
+        </w:pict>
       </w:r>
       <w:r>
         <w:rPr>
           <w:noProof/>
         </w:rPr>
-        <mc:AlternateContent>
-          <mc:Choice Requires="wps">
-            <w:drawing>
-              <wp:inline distT="0" distB="0" distL="0" distR="0" wp14:anchorId="4D82630D" wp14:editId="1E1ECD4E">
-                <wp:extent cx="2171700" cy="628650"/>
-                <wp:effectExtent l="0" t="0" r="19050" b="19050"/>
-                <wp:docPr id="4" name="圆角矩形 4"/>
-                <wp:cNvGraphicFramePr/>
-                <a:graphic xmlns:a="http://schemas.openxmlformats.org/drawingml/2006/main">
-                  <a:graphicData uri="http://schemas.microsoft.com/office/word/2010/wordprocessingShape">
-                    <wps:wsp>
-                      <wps:cNvSpPr/>
-                      <wps:spPr>
-                        <a:xfrm>
-                          <a:off x="0" y="0"/>
-                          <a:ext cx="2171700" cy="628650"/>
-                        </a:xfrm>
-                        <a:prstGeom prst="roundRect">
-                          <a:avLst/>
-                        </a:prstGeom>
-                      </wps:spPr>
-                      <wps:style>
-                        <a:lnRef idx="2">
-                          <a:schemeClr val="accent6"/>
-                        </a:lnRef>
-                        <a:fillRef idx="1">
-                          <a:schemeClr val="lt1"/>
-                        </a:fillRef>
-                        <a:effectRef idx="0">
-                          <a:schemeClr val="accent6"/>
-                        </a:effectRef>
-                        <a:fontRef idx="minor">
-                          <a:schemeClr val="dk1"/>
-                        </a:fontRef>
-                      </wps:style>
-                      <wps:txbx>
-                        <w:txbxContent>
-                          <w:p>
-                            <w:pPr>
-                              <w:ind w:left="0"/>
-                              <w:jc w:val="center"/>
-                            </w:pPr>
-                            <w:r>
-                              <w:rPr>
-                                <w:rFonts w:hint="eastAsia"/>
-                              </w:rPr>
-                              <w:t>Spt</w:t>
-                            </w:r>
-                            <w:r>
-                              <w:t>框架将第二个参数</w:t>
-                            </w:r>
-                            <w:r>
-                              <w:rPr>
-                                <w:rFonts w:hint="eastAsia"/>
-                              </w:rPr>
-                              <w:t>转换</w:t>
-                            </w:r>
-                            <w:r>
-                              <w:t>为</w:t>
-                            </w:r>
-                            <w:r>
-                              <w:t>BSON</w:t>
-                            </w:r>
-                          </w:p>
-                        </w:txbxContent>
-                      </wps:txbx>
-                      <wps:bodyPr rot="0" spcFirstLastPara="0" vertOverflow="overflow" horzOverflow="overflow" vert="horz" wrap="square" lIns="91440" tIns="45720" rIns="91440" bIns="45720" numCol="1" spcCol="0" rtlCol="0" fromWordArt="0" anchor="ctr" anchorCtr="0" forceAA="0" compatLnSpc="1">
-                        <a:prstTxWarp prst="textNoShape">
-                          <a:avLst/>
-                        </a:prstTxWarp>
-                        <a:noAutofit/>
-                      </wps:bodyPr>
-                    </wps:wsp>
-                  </a:graphicData>
-                </a:graphic>
-              </wp:inline>
-            </w:drawing>
-          </mc:Choice>
-          <mc:Fallback>
-            <w:pict>
-              <v:roundrect w14:anchorId="1D104EC3" id="圆角矩形 4" o:spid="_x0000_s1028" style="width:171pt;height:49.5pt;visibility:visible;mso-wrap-style:square;mso-left-percent:-10001;mso-top-percent:-10001;mso-position-horizontal:absolute;mso-position-horizontal-relative:char;mso-position-vertical:absolute;mso-position-vertical-relative:line;mso-left-percent:-10001;mso-top-percent:-10001;v-text-anchor:middle" arcsize="10923f" o:gfxdata="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" fillcolor="white [3201]" strokecolor="#f79646 [3209]" strokeweight="2pt">
-                <v:textbox>
-                  <w:txbxContent>
-                    <w:p>
-                      <w:pPr>
-                        <w:ind w:left="0"/>
-                        <w:jc w:val="center"/>
-                        <w:rPr>
-                          <w:rFonts w:hint="eastAsia"/>
-                        </w:rPr>
-                      </w:pPr>
-                      <w:r>
-                        <w:rPr>
-                          <w:rFonts w:hint="eastAsia"/>
-                        </w:rPr>
-                        <w:t>Spt</w:t>
-                      </w:r>
-                      <w:r>
-                        <w:t>框架将第二个参数</w:t>
-                      </w:r>
-                      <w:r>
-                        <w:rPr>
-                          <w:rFonts w:hint="eastAsia"/>
-                        </w:rPr>
-                        <w:t>转换</w:t>
-                      </w:r>
-                      <w:r>
-                        <w:t>为</w:t>
-                      </w:r>
-                      <w:r>
-                        <w:t>BSON</w:t>
-                      </w:r>
-                    </w:p>
-                  </w:txbxContent>
-                </v:textbox>
-                <w10:anchorlock/>
-              </v:roundrect>
-            </w:pict>
-          </mc:Fallback>
-        </mc:AlternateContent>
+      </w:r>
+      <w:r>
+        <w:rPr>
+          <w:noProof/>
+        </w:rPr>
+        <w:pict>
+          <v:roundrect id="圆角矩形 4" o:spid="_x0000_s1032" style="width:171pt;height:49.5pt;visibility:visible;mso-position-horizontal-relative:char;mso-position-vertical-relative:line;v-text-anchor:middle" arcsize="10923f" o:gfxdata="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" fillcolor="white [3201]" strokecolor="#f79646 [3209]" strokeweight="2pt">
+            <v:textbox>
+              <w:txbxContent>
+                <w:p>
+                  <w:pPr>
+                    <w:ind w:left="0"/>
+                    <w:jc w:val="center"/>
+                  </w:pPr>
+                  <w:r>
+                    <w:rPr>
+                      <w:rFonts w:hint="eastAsia"/>
+                    </w:rPr>
+                    <w:t>Spt</w:t>
+                  </w:r>
+                  <w:r>
+                    <w:t>框架将第二个参数</w:t>
+                  </w:r>
+                  <w:r>
+                    <w:rPr>
+                      <w:rFonts w:hint="eastAsia"/>
+                    </w:rPr>
+                    <w:t>转换</w:t>
+                  </w:r>
+                  <w:r>
+                    <w:t>为</w:t>
+                  </w:r>
+                  <w:r>
+                    <w:t>BSON</w:t>
+                  </w:r>
+                </w:p>
+              </w:txbxContent>
+            </v:textbox>
+            <w10:wrap type="none"/>
+            <w10:anchorlock/>
+          </v:roundrect>
+        </w:pict>
       </w:r>
     </w:p>
     <w:p/>
@@ -5627,213 +4940,70 @@
         <w:rPr>
           <w:noProof/>
         </w:rPr>
-        <mc:AlternateContent>
-          <mc:Choice Requires="wps">
-            <w:drawing>
-              <wp:anchor distT="0" distB="0" distL="114300" distR="114300" simplePos="0" relativeHeight="251662336" behindDoc="0" locked="0" layoutInCell="1" allowOverlap="1" wp14:anchorId="1EB6EC2D" wp14:editId="6A8F2EB8">
-                <wp:simplePos x="0" y="0"/>
-                <wp:positionH relativeFrom="column">
-                  <wp:posOffset>1257300</wp:posOffset>
-                </wp:positionH>
-                <wp:positionV relativeFrom="paragraph">
-                  <wp:posOffset>716915</wp:posOffset>
-                </wp:positionV>
-                <wp:extent cx="0" cy="361950"/>
-                <wp:effectExtent l="76200" t="0" r="76200" b="57150"/>
-                <wp:wrapNone/>
-                <wp:docPr id="10" name="直接箭头连接符 10"/>
-                <wp:cNvGraphicFramePr/>
-                <a:graphic xmlns:a="http://schemas.openxmlformats.org/drawingml/2006/main">
-                  <a:graphicData uri="http://schemas.microsoft.com/office/word/2010/wordprocessingShape">
-                    <wps:wsp>
-                      <wps:cNvCnPr/>
-                      <wps:spPr>
-                        <a:xfrm>
-                          <a:off x="0" y="0"/>
-                          <a:ext cx="0" cy="361950"/>
-                        </a:xfrm>
-                        <a:prstGeom prst="straightConnector1">
-                          <a:avLst/>
-                        </a:prstGeom>
-                        <a:ln>
-                          <a:tailEnd type="triangle"/>
-                        </a:ln>
-                      </wps:spPr>
-                      <wps:style>
-                        <a:lnRef idx="1">
-                          <a:schemeClr val="accent1"/>
-                        </a:lnRef>
-                        <a:fillRef idx="0">
-                          <a:schemeClr val="accent1"/>
-                        </a:fillRef>
-                        <a:effectRef idx="0">
-                          <a:schemeClr val="accent1"/>
-                        </a:effectRef>
-                        <a:fontRef idx="minor">
-                          <a:schemeClr val="tx1"/>
-                        </a:fontRef>
-                      </wps:style>
-                      <wps:bodyPr/>
-                    </wps:wsp>
-                  </a:graphicData>
-                </a:graphic>
-              </wp:anchor>
-            </w:drawing>
-          </mc:Choice>
-          <mc:Fallback>
-            <w:pict>
-              <v:shape w14:anchorId="6124083B" id="直接箭头连接符 10" o:spid="_x0000_s1026" type="#_x0000_t32" style="position:absolute;left:0;text-align:left;margin-left:99pt;margin-top:56.45pt;width:0;height:28.5pt;z-index:251662336;visibility:visible;mso-wrap-style:square;mso-wrap-distance-left:9pt;mso-wrap-distance-top:0;mso-wrap-distance-right:9pt;mso-wrap-distance-bottom:0;mso-position-horizontal:absolute;mso-position-horizontal-relative:text;mso-position-vertical:absolute;mso-position-vertical-relative:text" o:gfxdata="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" strokecolor="#4579b8 [3044]">
-                <v:stroke endarrow="block"/>
-              </v:shape>
-            </w:pict>
-          </mc:Fallback>
-        </mc:AlternateContent>
+        <w:pict>
+          <v:shape id="直接箭头连接符 10" o:spid="_x0000_s1031" type="#_x0000_t32" style="position:absolute;left:0;text-align:left;margin-left:99pt;margin-top:56.45pt;width:0;height:28.5pt;z-index:251662336;visibility:visible" o:gfxdata="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" strokecolor="#4579b8 [3044]">
+            <v:stroke endarrow="block"/>
+          </v:shape>
+        </w:pict>
       </w:r>
       <w:r>
         <w:rPr>
           <w:noProof/>
         </w:rPr>
-        <mc:AlternateContent>
-          <mc:Choice Requires="wps">
-            <w:drawing>
-              <wp:inline distT="0" distB="0" distL="0" distR="0" wp14:anchorId="120047C7" wp14:editId="2FCE453B">
-                <wp:extent cx="2190750" cy="590550"/>
-                <wp:effectExtent l="0" t="0" r="19050" b="19050"/>
-                <wp:docPr id="5" name="圆角矩形 5"/>
-                <wp:cNvGraphicFramePr/>
-                <a:graphic xmlns:a="http://schemas.openxmlformats.org/drawingml/2006/main">
-                  <a:graphicData uri="http://schemas.microsoft.com/office/word/2010/wordprocessingShape">
-                    <wps:wsp>
-                      <wps:cNvSpPr/>
-                      <wps:spPr>
-                        <a:xfrm>
-                          <a:off x="0" y="0"/>
-                          <a:ext cx="2190750" cy="590550"/>
-                        </a:xfrm>
-                        <a:prstGeom prst="roundRect">
-                          <a:avLst/>
-                        </a:prstGeom>
-                      </wps:spPr>
-                      <wps:style>
-                        <a:lnRef idx="2">
-                          <a:schemeClr val="accent6"/>
-                        </a:lnRef>
-                        <a:fillRef idx="1">
-                          <a:schemeClr val="lt1"/>
-                        </a:fillRef>
-                        <a:effectRef idx="0">
-                          <a:schemeClr val="accent6"/>
-                        </a:effectRef>
-                        <a:fontRef idx="minor">
-                          <a:schemeClr val="dk1"/>
-                        </a:fontRef>
-                      </wps:style>
-                      <wps:txbx>
-                        <w:txbxContent>
-                          <w:p>
-                            <w:pPr>
-                              <w:ind w:left="0"/>
-                              <w:jc w:val="center"/>
-                            </w:pPr>
-                            <w:r>
-                              <w:rPr>
-                                <w:rFonts w:hint="eastAsia"/>
-                              </w:rPr>
-                              <w:t>解析</w:t>
-                            </w:r>
-                            <w:r>
-                              <w:t>该</w:t>
-                            </w:r>
-                            <w:r>
-                              <w:rPr>
-                                <w:rFonts w:hint="eastAsia"/>
-                              </w:rPr>
-                              <w:t>B</w:t>
-                            </w:r>
-                            <w:r>
-                              <w:t>SON</w:t>
-                            </w:r>
-                            <w:r>
-                              <w:rPr>
-                                <w:rFonts w:hint="eastAsia"/>
-                              </w:rPr>
-                              <w:t>判断</w:t>
-                            </w:r>
-                            <w:r>
-                              <w:t>是否是</w:t>
-                            </w:r>
-                            <w:r>
-                              <w:t>Snapshot</w:t>
-                            </w:r>
-                            <w:r>
-                              <w:t>Option</w:t>
-                            </w:r>
-                          </w:p>
-                        </w:txbxContent>
-                      </wps:txbx>
-                      <wps:bodyPr rot="0" spcFirstLastPara="0" vertOverflow="overflow" horzOverflow="overflow" vert="horz" wrap="square" lIns="91440" tIns="45720" rIns="91440" bIns="45720" numCol="1" spcCol="0" rtlCol="0" fromWordArt="0" anchor="ctr" anchorCtr="0" forceAA="0" compatLnSpc="1">
-                        <a:prstTxWarp prst="textNoShape">
-                          <a:avLst/>
-                        </a:prstTxWarp>
-                        <a:noAutofit/>
-                      </wps:bodyPr>
-                    </wps:wsp>
-                  </a:graphicData>
-                </a:graphic>
-              </wp:inline>
-            </w:drawing>
-          </mc:Choice>
-          <mc:Fallback>
-            <w:pict>
-              <v:roundrect w14:anchorId="120047C7" id="圆角矩形 5" o:spid="_x0000_s1029" style="width:172.5pt;height:46.5pt;visibility:visible;mso-wrap-style:square;mso-left-percent:-10001;mso-top-percent:-10001;mso-position-horizontal:absolute;mso-position-horizontal-relative:char;mso-position-vertical:absolute;mso-position-vertical-relative:line;mso-left-percent:-10001;mso-top-percent:-10001;v-text-anchor:middle" arcsize="10923f" o:gfxdata="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" fillcolor="white [3201]" strokecolor="#f79646 [3209]" strokeweight="2pt">
-                <v:textbox>
-                  <w:txbxContent>
-                    <w:p>
-                      <w:pPr>
-                        <w:ind w:left="0"/>
-                        <w:jc w:val="center"/>
-                      </w:pPr>
-                      <w:r>
-                        <w:rPr>
-                          <w:rFonts w:hint="eastAsia"/>
-                        </w:rPr>
-                        <w:t>解析</w:t>
-                      </w:r>
-                      <w:r>
-                        <w:t>该</w:t>
-                      </w:r>
-                      <w:r>
-                        <w:rPr>
-                          <w:rFonts w:hint="eastAsia"/>
-                        </w:rPr>
-                        <w:t>B</w:t>
-                      </w:r>
-                      <w:r>
-                        <w:t>SON</w:t>
-                      </w:r>
-                      <w:r>
-                        <w:rPr>
-                          <w:rFonts w:hint="eastAsia"/>
-                        </w:rPr>
-                        <w:t>判断</w:t>
-                      </w:r>
-                      <w:r>
-                        <w:t>是否是</w:t>
-                      </w:r>
-                      <w:r>
-                        <w:t>Snapshot</w:t>
-                      </w:r>
-                      <w:r>
-                        <w:t>Option</w:t>
-                      </w:r>
-                    </w:p>
-                  </w:txbxContent>
-                </v:textbox>
-                <w10:anchorlock/>
-              </v:roundrect>
-            </w:pict>
-          </mc:Fallback>
-        </mc:AlternateContent>
+      </w:r>
+      <w:r>
+        <w:rPr>
+          <w:noProof/>
+        </w:rPr>
+        <w:pict>
+          <v:roundrect id="圆角矩形 5" o:spid="_x0000_s1030" style="width:172.5pt;height:46.5pt;visibility:visible;mso-position-horizontal-relative:char;mso-position-vertical-relative:line;v-text-anchor:middle" arcsize="10923f" o:gfxdata="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" fillcolor="white [3201]" strokecolor="#f79646 [3209]" strokeweight="2pt">
+            <v:textbox>
+              <w:txbxContent>
+                <w:p>
+                  <w:pPr>
+                    <w:ind w:left="0"/>
+                    <w:jc w:val="center"/>
+                  </w:pPr>
+                  <w:r>
+                    <w:rPr>
+                      <w:rFonts w:hint="eastAsia"/>
+                    </w:rPr>
+                    <w:t>解析</w:t>
+                  </w:r>
+                  <w:r>
+                    <w:t>该</w:t>
+                  </w:r>
+                  <w:r>
+                    <w:rPr>
+                      <w:rFonts w:hint="eastAsia"/>
+                    </w:rPr>
+                    <w:t>B</w:t>
+                  </w:r>
+                  <w:r>
+                    <w:t>SON</w:t>
+                  </w:r>
+                  <w:r>
+                    <w:rPr>
+                      <w:rFonts w:hint="eastAsia"/>
+                    </w:rPr>
+                    <w:t>判断</w:t>
+                  </w:r>
+                  <w:r>
+                    <w:t>是否是</w:t>
+                  </w:r>
+                  <w:r>
+                    <w:t>Snapshot</w:t>
+                  </w:r>
+                  <w:r>
+                    <w:t>Option</w:t>
+                  </w:r>
+                </w:p>
+              </w:txbxContent>
+            </v:textbox>
+            <w10:wrap type="none"/>
+            <w10:anchorlock/>
+          </v:roundrect>
+        </w:pict>
       </w:r>
     </w:p>
     <w:p/>
@@ -5842,216 +5012,70 @@
         <w:rPr>
           <w:noProof/>
         </w:rPr>
-        <mc:AlternateContent>
-          <mc:Choice Requires="wps">
-            <w:drawing>
-              <wp:anchor distT="0" distB="0" distL="114300" distR="114300" simplePos="0" relativeHeight="251664384" behindDoc="0" locked="0" layoutInCell="1" allowOverlap="1" wp14:anchorId="1742BB28" wp14:editId="7612B562">
-                <wp:simplePos x="0" y="0"/>
-                <wp:positionH relativeFrom="column">
-                  <wp:posOffset>1257300</wp:posOffset>
-                </wp:positionH>
-                <wp:positionV relativeFrom="paragraph">
-                  <wp:posOffset>738505</wp:posOffset>
-                </wp:positionV>
-                <wp:extent cx="0" cy="266700"/>
-                <wp:effectExtent l="76200" t="0" r="57150" b="57150"/>
-                <wp:wrapNone/>
-                <wp:docPr id="9" name="直接箭头连接符 9"/>
-                <wp:cNvGraphicFramePr/>
-                <a:graphic xmlns:a="http://schemas.openxmlformats.org/drawingml/2006/main">
-                  <a:graphicData uri="http://schemas.microsoft.com/office/word/2010/wordprocessingShape">
-                    <wps:wsp>
-                      <wps:cNvCnPr/>
-                      <wps:spPr>
-                        <a:xfrm>
-                          <a:off x="0" y="0"/>
-                          <a:ext cx="0" cy="266700"/>
-                        </a:xfrm>
-                        <a:prstGeom prst="straightConnector1">
-                          <a:avLst/>
-                        </a:prstGeom>
-                        <a:ln>
-                          <a:tailEnd type="triangle"/>
-                        </a:ln>
-                      </wps:spPr>
-                      <wps:style>
-                        <a:lnRef idx="1">
-                          <a:schemeClr val="accent1"/>
-                        </a:lnRef>
-                        <a:fillRef idx="0">
-                          <a:schemeClr val="accent1"/>
-                        </a:fillRef>
-                        <a:effectRef idx="0">
-                          <a:schemeClr val="accent1"/>
-                        </a:effectRef>
-                        <a:fontRef idx="minor">
-                          <a:schemeClr val="tx1"/>
-                        </a:fontRef>
-                      </wps:style>
-                      <wps:bodyPr/>
-                    </wps:wsp>
-                  </a:graphicData>
-                </a:graphic>
-              </wp:anchor>
-            </w:drawing>
-          </mc:Choice>
-          <mc:Fallback>
-            <w:pict>
-              <v:shape w14:anchorId="598AE000" id="直接箭头连接符 9" o:spid="_x0000_s1026" type="#_x0000_t32" style="position:absolute;left:0;text-align:left;margin-left:99pt;margin-top:58.15pt;width:0;height:21pt;z-index:251664384;visibility:visible;mso-wrap-style:square;mso-wrap-distance-left:9pt;mso-wrap-distance-top:0;mso-wrap-distance-right:9pt;mso-wrap-distance-bottom:0;mso-position-horizontal:absolute;mso-position-horizontal-relative:text;mso-position-vertical:absolute;mso-position-vertical-relative:text" o:gfxdata="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" strokecolor="#4579b8 [3044]">
-                <v:stroke endarrow="block"/>
-              </v:shape>
-            </w:pict>
-          </mc:Fallback>
-        </mc:AlternateContent>
+        <w:pict>
+          <v:shape id="直接箭头连接符 9" o:spid="_x0000_s1029" type="#_x0000_t32" style="position:absolute;left:0;text-align:left;margin-left:99pt;margin-top:58.15pt;width:0;height:21pt;z-index:251664384;visibility:visible" o:gfxdata="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" strokecolor="#4579b8 [3044]">
+            <v:stroke endarrow="block"/>
+          </v:shape>
+        </w:pict>
       </w:r>
       <w:r>
         <w:rPr>
           <w:noProof/>
         </w:rPr>
-        <mc:AlternateContent>
-          <mc:Choice Requires="wps">
-            <w:drawing>
-              <wp:inline distT="0" distB="0" distL="0" distR="0" wp14:anchorId="46C57839" wp14:editId="20A1F3DB">
-                <wp:extent cx="2181225" cy="628650"/>
-                <wp:effectExtent l="0" t="0" r="28575" b="19050"/>
-                <wp:docPr id="7" name="圆角矩形 7"/>
-                <wp:cNvGraphicFramePr/>
-                <a:graphic xmlns:a="http://schemas.openxmlformats.org/drawingml/2006/main">
-                  <a:graphicData uri="http://schemas.microsoft.com/office/word/2010/wordprocessingShape">
-                    <wps:wsp>
-                      <wps:cNvSpPr/>
-                      <wps:spPr>
-                        <a:xfrm>
-                          <a:off x="0" y="0"/>
-                          <a:ext cx="2181225" cy="628650"/>
-                        </a:xfrm>
-                        <a:prstGeom prst="roundRect">
-                          <a:avLst/>
-                        </a:prstGeom>
-                      </wps:spPr>
-                      <wps:style>
-                        <a:lnRef idx="2">
-                          <a:schemeClr val="accent6"/>
-                        </a:lnRef>
-                        <a:fillRef idx="1">
-                          <a:schemeClr val="lt1"/>
-                        </a:fillRef>
-                        <a:effectRef idx="0">
-                          <a:schemeClr val="accent6"/>
-                        </a:effectRef>
-                        <a:fontRef idx="minor">
-                          <a:schemeClr val="dk1"/>
-                        </a:fontRef>
-                      </wps:style>
-                      <wps:txbx>
-                        <w:txbxContent>
-                          <w:p>
-                            <w:pPr>
-                              <w:ind w:left="0"/>
-                              <w:jc w:val="center"/>
-                            </w:pPr>
-                            <w:r>
-                              <w:rPr>
-                                <w:rFonts w:hint="eastAsia"/>
-                              </w:rPr>
-                              <w:t>将</w:t>
-                            </w:r>
-                            <w:r>
-                              <w:t>解析</w:t>
-                            </w:r>
-                            <w:r>
-                              <w:rPr>
-                                <w:rFonts w:hint="eastAsia"/>
-                              </w:rPr>
-                              <w:t>到</w:t>
-                            </w:r>
-                            <w:r>
-                              <w:t>的参数通过</w:t>
-                            </w:r>
-                            <w:r>
-                              <w:rPr>
-                                <w:rFonts w:hint="eastAsia"/>
-                              </w:rPr>
-                              <w:t>snapshot</w:t>
-                            </w:r>
-                            <w:r>
-                              <w:rPr>
-                                <w:rFonts w:hint="eastAsia"/>
-                              </w:rPr>
-                              <w:t>驱动</w:t>
-                            </w:r>
-                            <w:r>
-                              <w:t>发给协调节点</w:t>
-                            </w:r>
-                          </w:p>
-                        </w:txbxContent>
-                      </wps:txbx>
-                      <wps:bodyPr rot="0" spcFirstLastPara="0" vertOverflow="overflow" horzOverflow="overflow" vert="horz" wrap="square" lIns="91440" tIns="45720" rIns="91440" bIns="45720" numCol="1" spcCol="0" rtlCol="0" fromWordArt="0" anchor="ctr" anchorCtr="0" forceAA="0" compatLnSpc="1">
-                        <a:prstTxWarp prst="textNoShape">
-                          <a:avLst/>
-                        </a:prstTxWarp>
-                        <a:noAutofit/>
-                      </wps:bodyPr>
-                    </wps:wsp>
-                  </a:graphicData>
-                </a:graphic>
-              </wp:inline>
-            </w:drawing>
-          </mc:Choice>
-          <mc:Fallback>
-            <w:pict>
-              <v:roundrect id="圆角矩形 7" o:spid="_x0000_s1030" style="width:171.75pt;height:49.5pt;visibility:visible;mso-wrap-style:square;mso-left-percent:-10001;mso-top-percent:-10001;mso-position-horizontal:absolute;mso-position-horizontal-relative:char;mso-position-vertical:absolute;mso-position-vertical-relative:line;mso-left-percent:-10001;mso-top-percent:-10001;v-text-anchor:middle" arcsize="10923f" o:gfxdata="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" fillcolor="white [3201]" strokecolor="#f79646 [3209]" strokeweight="2pt">
-                <v:textbox>
-                  <w:txbxContent>
-                    <w:p>
-                      <w:pPr>
-                        <w:ind w:left="0"/>
-                        <w:jc w:val="center"/>
-                        <w:rPr>
-                          <w:rFonts w:hint="eastAsia"/>
-                        </w:rPr>
-                      </w:pPr>
-                      <w:r>
-                        <w:rPr>
-                          <w:rFonts w:hint="eastAsia"/>
-                        </w:rPr>
-                        <w:t>将</w:t>
-                      </w:r>
-                      <w:r>
-                        <w:t>解析</w:t>
-                      </w:r>
-                      <w:r>
-                        <w:rPr>
-                          <w:rFonts w:hint="eastAsia"/>
-                        </w:rPr>
-                        <w:t>到</w:t>
-                      </w:r>
-                      <w:r>
-                        <w:t>的参数通过</w:t>
-                      </w:r>
-                      <w:r>
-                        <w:rPr>
-                          <w:rFonts w:hint="eastAsia"/>
-                        </w:rPr>
-                        <w:t>snapshot</w:t>
-                      </w:r>
-                      <w:r>
-                        <w:rPr>
-                          <w:rFonts w:hint="eastAsia"/>
-                        </w:rPr>
-                        <w:t>驱动</w:t>
-                      </w:r>
-                      <w:r>
-                        <w:t>发给协调节点</w:t>
-                      </w:r>
-                    </w:p>
-                  </w:txbxContent>
-                </v:textbox>
-                <w10:anchorlock/>
-              </v:roundrect>
-            </w:pict>
-          </mc:Fallback>
-        </mc:AlternateContent>
+      </w:r>
+      <w:r>
+        <w:rPr>
+          <w:noProof/>
+        </w:rPr>
+        <w:pict>
+          <v:roundrect id="圆角矩形 7" o:spid="_x0000_s1028" style="width:171.75pt;height:49.5pt;visibility:visible;mso-position-horizontal-relative:char;mso-position-vertical-relative:line;v-text-anchor:middle" arcsize="10923f" o:gfxdata="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" fillcolor="white [3201]" strokecolor="#f79646 [3209]" strokeweight="2pt">
+            <v:textbox>
+              <w:txbxContent>
+                <w:p>
+                  <w:pPr>
+                    <w:ind w:left="0"/>
+                    <w:jc w:val="center"/>
+                  </w:pPr>
+                  <w:r>
+                    <w:rPr>
+                      <w:rFonts w:hint="eastAsia"/>
+                    </w:rPr>
+                    <w:t>将</w:t>
+                  </w:r>
+                  <w:r>
+                    <w:t>解析</w:t>
+                  </w:r>
+                  <w:r>
+                    <w:rPr>
+                      <w:rFonts w:hint="eastAsia"/>
+                    </w:rPr>
+                    <w:t>到</w:t>
+                  </w:r>
+                  <w:r>
+                    <w:t>的参数通过</w:t>
+                  </w:r>
+                  <w:r>
+                    <w:rPr>
+                      <w:rFonts w:hint="eastAsia"/>
+                    </w:rPr>
+                    <w:t>snapshot</w:t>
+                  </w:r>
+                  <w:r>
+                    <w:rPr>
+                      <w:rFonts w:hint="eastAsia"/>
+                    </w:rPr>
+                    <w:t>驱动</w:t>
+                  </w:r>
+                  <w:r>
+                    <w:t>发给协调节点</w:t>
+                  </w:r>
+                </w:p>
+              </w:txbxContent>
+            </v:textbox>
+            <w10:wrap type="none"/>
+            <w10:anchorlock/>
+          </v:roundrect>
+        </w:pict>
       </w:r>
     </w:p>
     <w:p/>
@@ -6060,147 +5084,57 @@
         <w:rPr>
           <w:noProof/>
         </w:rPr>
-        <mc:AlternateContent>
-          <mc:Choice Requires="wps">
-            <w:drawing>
-              <wp:inline distT="0" distB="0" distL="0" distR="0" wp14:anchorId="0014E78A" wp14:editId="3D03377B">
-                <wp:extent cx="2181225" cy="914400"/>
-                <wp:effectExtent l="0" t="0" r="28575" b="19050"/>
-                <wp:docPr id="1" name="圆角矩形 1"/>
-                <wp:cNvGraphicFramePr/>
-                <a:graphic xmlns:a="http://schemas.openxmlformats.org/drawingml/2006/main">
-                  <a:graphicData uri="http://schemas.microsoft.com/office/word/2010/wordprocessingShape">
-                    <wps:wsp>
-                      <wps:cNvSpPr/>
-                      <wps:spPr>
-                        <a:xfrm>
-                          <a:off x="0" y="0"/>
-                          <a:ext cx="2181225" cy="914400"/>
-                        </a:xfrm>
-                        <a:prstGeom prst="roundRect">
-                          <a:avLst/>
-                        </a:prstGeom>
-                      </wps:spPr>
-                      <wps:style>
-                        <a:lnRef idx="2">
-                          <a:schemeClr val="accent6"/>
-                        </a:lnRef>
-                        <a:fillRef idx="1">
-                          <a:schemeClr val="lt1"/>
-                        </a:fillRef>
-                        <a:effectRef idx="0">
-                          <a:schemeClr val="accent6"/>
-                        </a:effectRef>
-                        <a:fontRef idx="minor">
-                          <a:schemeClr val="dk1"/>
-                        </a:fontRef>
-                      </wps:style>
-                      <wps:txbx>
-                        <w:txbxContent>
-                          <w:p>
-                            <w:pPr>
-                              <w:ind w:left="0"/>
-                              <w:jc w:val="center"/>
-                              <w:rPr>
-                                <w:rFonts w:hint="eastAsia"/>
-                              </w:rPr>
-                            </w:pPr>
-                            <w:r>
-                              <w:t>monConfigsFetch</w:t>
-                            </w:r>
-                            <w:r>
-                              <w:rPr>
-                                <w:rFonts w:hint="eastAsia"/>
-                              </w:rPr>
-                              <w:t>处</w:t>
-                            </w:r>
-                            <w:r>
-                              <w:t>解析</w:t>
-                            </w:r>
-                            <w:r>
-                              <w:rPr>
-                                <w:rFonts w:hint="eastAsia"/>
-                              </w:rPr>
-                              <w:t>o</w:t>
-                            </w:r>
-                            <w:r>
-                              <w:t>ptions</w:t>
-                            </w:r>
-                            <w:r>
-                              <w:rPr>
-                                <w:rFonts w:hint="eastAsia"/>
-                              </w:rPr>
-                              <w:t>，</w:t>
-                            </w:r>
-                            <w:r>
-                              <w:t>根据不同的选项调用配置模块获取配置信息</w:t>
-                            </w:r>
-                          </w:p>
-                        </w:txbxContent>
-                      </wps:txbx>
-                      <wps:bodyPr rot="0" spcFirstLastPara="0" vertOverflow="overflow" horzOverflow="overflow" vert="horz" wrap="square" lIns="91440" tIns="45720" rIns="91440" bIns="45720" numCol="1" spcCol="0" rtlCol="0" fromWordArt="0" anchor="ctr" anchorCtr="0" forceAA="0" compatLnSpc="1">
-                        <a:prstTxWarp prst="textNoShape">
-                          <a:avLst/>
-                        </a:prstTxWarp>
-                        <a:noAutofit/>
-                      </wps:bodyPr>
-                    </wps:wsp>
-                  </a:graphicData>
-                </a:graphic>
-              </wp:inline>
-            </w:drawing>
-          </mc:Choice>
-          <mc:Fallback>
-            <w:pict>
-              <v:roundrect w14:anchorId="0014E78A" id="圆角矩形 1" o:spid="_x0000_s1031" style="width:171.75pt;height:1in;visibility:visible;mso-wrap-style:square;mso-left-percent:-10001;mso-top-percent:-10001;mso-position-horizontal:absolute;mso-position-horizontal-relative:char;mso-position-vertical:absolute;mso-position-vertical-relative:line;mso-left-percent:-10001;mso-top-percent:-10001;v-text-anchor:middle" arcsize="10923f" o:gfxdata="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" fillcolor="white [3201]" strokecolor="#f79646 [3209]" strokeweight="2pt">
-                <v:textbox>
-                  <w:txbxContent>
-                    <w:p>
-                      <w:pPr>
-                        <w:ind w:left="0"/>
-                        <w:jc w:val="center"/>
-                        <w:rPr>
-                          <w:rFonts w:hint="eastAsia"/>
-                        </w:rPr>
-                      </w:pPr>
-                      <w:r>
-                        <w:t>monConfigsFetch</w:t>
-                      </w:r>
-                      <w:r>
-                        <w:rPr>
-                          <w:rFonts w:hint="eastAsia"/>
-                        </w:rPr>
-                        <w:t>处</w:t>
-                      </w:r>
-                      <w:r>
-                        <w:t>解析</w:t>
-                      </w:r>
-                      <w:r>
-                        <w:rPr>
-                          <w:rFonts w:hint="eastAsia"/>
-                        </w:rPr>
-                        <w:t>o</w:t>
-                      </w:r>
-                      <w:r>
-                        <w:t>ptions</w:t>
-                      </w:r>
-                      <w:r>
-                        <w:rPr>
-                          <w:rFonts w:hint="eastAsia"/>
-                        </w:rPr>
-                        <w:t>，</w:t>
-                      </w:r>
-                      <w:r>
-                        <w:t>根据不同的选项调用配置模块获取配置信息</w:t>
-                      </w:r>
-                    </w:p>
-                  </w:txbxContent>
-                </v:textbox>
-                <w10:anchorlock/>
-              </v:roundrect>
-            </w:pict>
-          </mc:Fallback>
-        </mc:AlternateContent>
+      </w:r>
+      <w:r>
+        <w:rPr>
+          <w:noProof/>
+        </w:rPr>
+        <w:pict>
+          <v:roundrect id="圆角矩形 1" o:spid="_x0000_s1027" style="width:171.75pt;height:1in;visibility:visible;mso-position-horizontal-relative:char;mso-position-vertical-relative:line;v-text-anchor:middle" arcsize="10923f" o:gfxdata="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" fillcolor="white [3201]" strokecolor="#f79646 [3209]" strokeweight="2pt">
+            <v:textbox>
+              <w:txbxContent>
+                <w:p>
+                  <w:pPr>
+                    <w:ind w:left="0"/>
+                    <w:jc w:val="center"/>
+                  </w:pPr>
+                  <w:r>
+                    <w:t>monConfigsFetch</w:t>
+                  </w:r>
+                  <w:r>
+                    <w:rPr>
+                      <w:rFonts w:hint="eastAsia"/>
+                    </w:rPr>
+                    <w:t>处</w:t>
+                  </w:r>
+                  <w:r>
+                    <w:t>解析</w:t>
+                  </w:r>
+                  <w:r>
+                    <w:rPr>
+                      <w:rFonts w:hint="eastAsia"/>
+                    </w:rPr>
+                    <w:t>o</w:t>
+                  </w:r>
+                  <w:r>
+                    <w:t>ptions</w:t>
+                  </w:r>
+                  <w:r>
+                    <w:rPr>
+                      <w:rFonts w:hint="eastAsia"/>
+                    </w:rPr>
+                    <w:t>，</w:t>
+                  </w:r>
+                  <w:r>
+                    <w:t>根据不同的选项调用配置模块获取配置信息</w:t>
+                  </w:r>
+                </w:p>
+              </w:txbxContent>
+            </v:textbox>
+            <w10:wrap type="none"/>
+            <w10:anchorlock/>
+          </v:roundrect>
+        </w:pict>
       </w:r>
     </w:p>
     <w:p/>
@@ -6209,12 +5143,13 @@
     <w:p/>
     <w:p>
       <w:pPr>
-        <w:pStyle w:val="2"/>
-      </w:pPr>
-      <w:r>
-        <w:rPr>
-          <w:rFonts w:hint="eastAsia"/>
-        </w:rPr>
+        <w:pStyle w:val="Heading2"/>
+      </w:pPr>
+      <w:r>
+        <w:rPr>
+          <w:rFonts w:hint="eastAsia"/>
+        </w:rPr>
+        <w:lastRenderedPageBreak/>
         <w:t>进度评估</w:t>
       </w:r>
       <w:r>
@@ -6226,10 +5161,10 @@
     </w:p>
     <w:tbl>
       <w:tblPr>
-        <w:tblStyle w:val="a9"/>
+        <w:tblStyle w:val="TableGrid"/>
         <w:tblW w:w="0" w:type="auto"/>
         <w:tblInd w:w="357" w:type="dxa"/>
-        <w:tblLook w:val="04A0" w:firstRow="1" w:lastRow="0" w:firstColumn="1" w:lastColumn="0" w:noHBand="0" w:noVBand="1"/>
+        <w:tblLook w:val="04A0"/>
       </w:tblPr>
       <w:tblGrid>
         <w:gridCol w:w="1452"/>
@@ -6925,7 +5860,7 @@
     <w:p/>
     <w:p>
       <w:pPr>
-        <w:pStyle w:val="2"/>
+        <w:pStyle w:val="Heading2"/>
       </w:pPr>
       <w:r>
         <w:rPr>
@@ -6950,10 +5885,10 @@
     </w:p>
     <w:tbl>
       <w:tblPr>
-        <w:tblStyle w:val="a9"/>
+        <w:tblStyle w:val="TableGrid"/>
         <w:tblW w:w="0" w:type="auto"/>
         <w:tblInd w:w="357" w:type="dxa"/>
-        <w:tblLook w:val="04A0" w:firstRow="1" w:lastRow="0" w:firstColumn="1" w:lastColumn="0" w:noHBand="0" w:noVBand="1"/>
+        <w:tblLook w:val="04A0"/>
       </w:tblPr>
       <w:tblGrid>
         <w:gridCol w:w="885"/>
@@ -7058,7 +5993,7 @@
     <w:p/>
     <w:p>
       <w:pPr>
-        <w:pStyle w:val="2"/>
+        <w:pStyle w:val="Heading2"/>
       </w:pPr>
       <w:r>
         <w:rPr>
@@ -7098,13 +6033,6 @@
           <w:color w:val="00B0F0"/>
         </w:rPr>
         <w:t>:</w:t>
-      </w:r>
-      <w:r>
-        <w:rPr>
-          <w:rFonts w:hint="eastAsia"/>
-          <w:color w:val="00B0F0"/>
-        </w:rPr>
-        <w:t xml:space="preserve"> </w:t>
       </w:r>
       <w:r>
         <w:rPr>
@@ -7180,10 +6108,10 @@
     <w:p/>
     <w:tbl>
       <w:tblPr>
-        <w:tblStyle w:val="a9"/>
+        <w:tblStyle w:val="TableGrid"/>
         <w:tblW w:w="0" w:type="auto"/>
         <w:tblInd w:w="357" w:type="dxa"/>
-        <w:tblLook w:val="04A0" w:firstRow="1" w:lastRow="0" w:firstColumn="1" w:lastColumn="0" w:noHBand="0" w:noVBand="1"/>
+        <w:tblLook w:val="04A0"/>
       </w:tblPr>
       <w:tblGrid>
         <w:gridCol w:w="2527"/>
@@ -7323,7 +6251,7 @@
     <w:p/>
     <w:p>
       <w:pPr>
-        <w:pStyle w:val="2"/>
+        <w:pStyle w:val="Heading2"/>
       </w:pPr>
       <w:r>
         <w:rPr>
@@ -7334,10 +6262,10 @@
     </w:p>
     <w:tbl>
       <w:tblPr>
-        <w:tblStyle w:val="a9"/>
+        <w:tblStyle w:val="TableGrid"/>
         <w:tblW w:w="0" w:type="auto"/>
         <w:tblInd w:w="357" w:type="dxa"/>
-        <w:tblLook w:val="04A0" w:firstRow="1" w:lastRow="0" w:firstColumn="1" w:lastColumn="0" w:noHBand="0" w:noVBand="1"/>
+        <w:tblLook w:val="04A0"/>
       </w:tblPr>
       <w:tblGrid>
         <w:gridCol w:w="4004"/>
@@ -7756,6 +6684,7 @@
               <w:rPr>
                 <w:rFonts w:hint="eastAsia"/>
               </w:rPr>
+              <w:lastRenderedPageBreak/>
               <w:t>sdb shell</w:t>
             </w:r>
             <w:r>
@@ -7800,15 +6729,15 @@
 </file>
 
 <file path=word/endnotes.xml><?xml version="1.0" encoding="utf-8"?>
-<w:endnotes xmlns:wpc="http://schemas.microsoft.com/office/word/2010/wordprocessingCanvas" xmlns:cx="http://schemas.microsoft.com/office/drawing/2014/chartex" xmlns:mc="http://schemas.openxmlformats.org/markup-compatibility/2006" xmlns:o="urn:schemas-microsoft-com:office:office" xmlns:r="http://schemas.openxmlformats.org/officeDocument/2006/relationships" xmlns:m="http://schemas.openxmlformats.org/officeDocument/2006/math" xmlns:v="urn:schemas-microsoft-com:vml" xmlns:wp14="http://schemas.microsoft.com/office/word/2010/wordprocessingDrawing" xmlns:wp="http://schemas.openxmlformats.org/drawingml/2006/wordprocessingDrawing" xmlns:w10="urn:schemas-microsoft-com:office:word" xmlns:w="http://schemas.openxmlformats.org/wordprocessingml/2006/main" xmlns:w14="http://schemas.microsoft.com/office/word/2010/wordml" xmlns:w15="http://schemas.microsoft.com/office/word/2012/wordml" xmlns:w16se="http://schemas.microsoft.com/office/word/2015/wordml/symex" xmlns:wpg="http://schemas.microsoft.com/office/word/2010/wordprocessingGroup" xmlns:wpi="http://schemas.microsoft.com/office/word/2010/wordprocessingInk" xmlns:wne="http://schemas.microsoft.com/office/word/2006/wordml" xmlns:wps="http://schemas.microsoft.com/office/word/2010/wordprocessingShape" mc:Ignorable="w14 w15 w16se wp14">
-  <w:endnote w:type="separator" w:id="-1">
+<w:endnotes xmlns:ve="http://schemas.openxmlformats.org/markup-compatibility/2006" xmlns:o="urn:schemas-microsoft-com:office:office" xmlns:r="http://schemas.openxmlformats.org/officeDocument/2006/relationships" xmlns:m="http://schemas.openxmlformats.org/officeDocument/2006/math" xmlns:v="urn:schemas-microsoft-com:vml" xmlns:wp="http://schemas.openxmlformats.org/drawingml/2006/wordprocessingDrawing" xmlns:w10="urn:schemas-microsoft-com:office:word" xmlns:w="http://schemas.openxmlformats.org/wordprocessingml/2006/main" xmlns:wne="http://schemas.microsoft.com/office/word/2006/wordml">
+  <w:endnote w:type="separator" w:id="0">
     <w:p>
       <w:r>
         <w:separator/>
       </w:r>
     </w:p>
   </w:endnote>
-  <w:endnote w:type="continuationSeparator" w:id="0">
+  <w:endnote w:type="continuationSeparator" w:id="1">
     <w:p>
       <w:r>
         <w:continuationSeparator/>
@@ -7819,15 +6748,15 @@
 </file>
 
 <file path=word/footnotes.xml><?xml version="1.0" encoding="utf-8"?>
-<w:footnotes xmlns:wpc="http://schemas.microsoft.com/office/word/2010/wordprocessingCanvas" xmlns:cx="http://schemas.microsoft.com/office/drawing/2014/chartex" xmlns:mc="http://schemas.openxmlformats.org/markup-compatibility/2006" xmlns:o="urn:schemas-microsoft-com:office:office" xmlns:r="http://schemas.openxmlformats.org/officeDocument/2006/relationships" xmlns:m="http://schemas.openxmlformats.org/officeDocument/2006/math" xmlns:v="urn:schemas-microsoft-com:vml" xmlns:wp14="http://schemas.microsoft.com/office/word/2010/wordprocessingDrawing" xmlns:wp="http://schemas.openxmlformats.org/drawingml/2006/wordprocessingDrawing" xmlns:w10="urn:schemas-microsoft-com:office:word" xmlns:w="http://schemas.openxmlformats.org/wordprocessingml/2006/main" xmlns:w14="http://schemas.microsoft.com/office/word/2010/wordml" xmlns:w15="http://schemas.microsoft.com/office/word/2012/wordml" xmlns:w16se="http://schemas.microsoft.com/office/word/2015/wordml/symex" xmlns:wpg="http://schemas.microsoft.com/office/word/2010/wordprocessingGroup" xmlns:wpi="http://schemas.microsoft.com/office/word/2010/wordprocessingInk" xmlns:wne="http://schemas.microsoft.com/office/word/2006/wordml" xmlns:wps="http://schemas.microsoft.com/office/word/2010/wordprocessingShape" mc:Ignorable="w14 w15 w16se wp14">
-  <w:footnote w:type="separator" w:id="-1">
+<w:footnotes xmlns:ve="http://schemas.openxmlformats.org/markup-compatibility/2006" xmlns:o="urn:schemas-microsoft-com:office:office" xmlns:r="http://schemas.openxmlformats.org/officeDocument/2006/relationships" xmlns:m="http://schemas.openxmlformats.org/officeDocument/2006/math" xmlns:v="urn:schemas-microsoft-com:vml" xmlns:wp="http://schemas.openxmlformats.org/drawingml/2006/wordprocessingDrawing" xmlns:w10="urn:schemas-microsoft-com:office:word" xmlns:w="http://schemas.openxmlformats.org/wordprocessingml/2006/main" xmlns:wne="http://schemas.microsoft.com/office/word/2006/wordml">
+  <w:footnote w:type="separator" w:id="0">
     <w:p>
       <w:r>
         <w:separator/>
       </w:r>
     </w:p>
   </w:footnote>
-  <w:footnote w:type="continuationSeparator" w:id="0">
+  <w:footnote w:type="continuationSeparator" w:id="1">
     <w:p>
       <w:r>
         <w:continuationSeparator/>
@@ -7838,15 +6767,15 @@
 </file>
 
 <file path=word/numbering.xml><?xml version="1.0" encoding="utf-8"?>
-<w:numbering xmlns:wpc="http://schemas.microsoft.com/office/word/2010/wordprocessingCanvas" xmlns:cx="http://schemas.microsoft.com/office/drawing/2014/chartex" xmlns:mc="http://schemas.openxmlformats.org/markup-compatibility/2006" xmlns:o="urn:schemas-microsoft-com:office:office" xmlns:r="http://schemas.openxmlformats.org/officeDocument/2006/relationships" xmlns:m="http://schemas.openxmlformats.org/officeDocument/2006/math" xmlns:v="urn:schemas-microsoft-com:vml" xmlns:wp14="http://schemas.microsoft.com/office/word/2010/wordprocessingDrawing" xmlns:wp="http://schemas.openxmlformats.org/drawingml/2006/wordprocessingDrawing" xmlns:w10="urn:schemas-microsoft-com:office:word" xmlns:w="http://schemas.openxmlformats.org/wordprocessingml/2006/main" xmlns:w14="http://schemas.microsoft.com/office/word/2010/wordml" xmlns:w15="http://schemas.microsoft.com/office/word/2012/wordml" xmlns:w16se="http://schemas.microsoft.com/office/word/2015/wordml/symex" xmlns:wpg="http://schemas.microsoft.com/office/word/2010/wordprocessingGroup" xmlns:wpi="http://schemas.microsoft.com/office/word/2010/wordprocessingInk" xmlns:wne="http://schemas.microsoft.com/office/word/2006/wordml" xmlns:wps="http://schemas.microsoft.com/office/word/2010/wordprocessingShape" mc:Ignorable="w14 w15 w16se wp14">
-  <w:abstractNum w:abstractNumId="0" w15:restartNumberingAfterBreak="0">
+<w:numbering xmlns:ve="http://schemas.openxmlformats.org/markup-compatibility/2006" xmlns:o="urn:schemas-microsoft-com:office:office" xmlns:r="http://schemas.openxmlformats.org/officeDocument/2006/relationships" xmlns:m="http://schemas.openxmlformats.org/officeDocument/2006/math" xmlns:v="urn:schemas-microsoft-com:vml" xmlns:wp="http://schemas.openxmlformats.org/drawingml/2006/wordprocessingDrawing" xmlns:w10="urn:schemas-microsoft-com:office:word" xmlns:w="http://schemas.openxmlformats.org/wordprocessingml/2006/main" xmlns:wne="http://schemas.microsoft.com/office/word/2006/wordml">
+  <w:abstractNum w:abstractNumId="0">
     <w:nsid w:val="22501AA3"/>
     <w:multiLevelType w:val="hybridMultilevel"/>
     <w:tmpl w:val="1B2A9E7A"/>
     <w:lvl w:ilvl="0" w:tplc="354870E4">
       <w:start w:val="1"/>
       <w:numFmt w:val="chineseCountingThousand"/>
-      <w:pStyle w:val="2"/>
+      <w:pStyle w:val="Heading2"/>
       <w:lvlText w:val="%1、"/>
       <w:lvlJc w:val="left"/>
       <w:pPr>
@@ -7926,7 +6855,7 @@
       </w:pPr>
     </w:lvl>
   </w:abstractNum>
-  <w:abstractNum w:abstractNumId="1" w15:restartNumberingAfterBreak="0">
+  <w:abstractNum w:abstractNumId="1">
     <w:nsid w:val="23EC5C36"/>
     <w:multiLevelType w:val="hybridMultilevel"/>
     <w:tmpl w:val="3338448C"/>
@@ -8015,7 +6944,7 @@
       </w:pPr>
     </w:lvl>
   </w:abstractNum>
-  <w:abstractNum w:abstractNumId="2" w15:restartNumberingAfterBreak="0">
+  <w:abstractNum w:abstractNumId="2">
     <w:nsid w:val="2694277B"/>
     <w:multiLevelType w:val="multilevel"/>
     <w:tmpl w:val="C1E882F6"/>
@@ -8164,7 +7093,7 @@
       </w:rPr>
     </w:lvl>
   </w:abstractNum>
-  <w:abstractNum w:abstractNumId="3" w15:restartNumberingAfterBreak="0">
+  <w:abstractNum w:abstractNumId="3">
     <w:nsid w:val="299A3998"/>
     <w:multiLevelType w:val="multilevel"/>
     <w:tmpl w:val="5A04C8E2"/>
@@ -8313,7 +7242,7 @@
       </w:rPr>
     </w:lvl>
   </w:abstractNum>
-  <w:abstractNum w:abstractNumId="4" w15:restartNumberingAfterBreak="0">
+  <w:abstractNum w:abstractNumId="4">
     <w:nsid w:val="32535A19"/>
     <w:multiLevelType w:val="hybridMultilevel"/>
     <w:tmpl w:val="1EAE792C"/>
@@ -8402,7 +7331,7 @@
       </w:pPr>
     </w:lvl>
   </w:abstractNum>
-  <w:abstractNum w:abstractNumId="5" w15:restartNumberingAfterBreak="0">
+  <w:abstractNum w:abstractNumId="5">
     <w:nsid w:val="42D762BD"/>
     <w:multiLevelType w:val="hybridMultilevel"/>
     <w:tmpl w:val="7146234C"/>
@@ -8515,7 +7444,7 @@
       </w:rPr>
     </w:lvl>
   </w:abstractNum>
-  <w:abstractNum w:abstractNumId="6" w15:restartNumberingAfterBreak="0">
+  <w:abstractNum w:abstractNumId="6">
     <w:nsid w:val="50DB2C63"/>
     <w:multiLevelType w:val="hybridMultilevel"/>
     <w:tmpl w:val="3F0C04DE"/>
@@ -8604,14 +7533,14 @@
       </w:pPr>
     </w:lvl>
   </w:abstractNum>
-  <w:abstractNum w:abstractNumId="7" w15:restartNumberingAfterBreak="0">
+  <w:abstractNum w:abstractNumId="7">
     <w:nsid w:val="589E00D2"/>
     <w:multiLevelType w:val="hybridMultilevel"/>
     <w:tmpl w:val="712282AA"/>
     <w:lvl w:ilvl="0" w:tplc="C4BE6AC0">
       <w:start w:val="1"/>
       <w:numFmt w:val="decimal"/>
-      <w:pStyle w:val="3"/>
+      <w:pStyle w:val="Heading3"/>
       <w:lvlText w:val="%1."/>
       <w:lvlJc w:val="left"/>
       <w:pPr>
@@ -8728,7 +7657,7 @@
 </file>
 
 <file path=word/styles.xml><?xml version="1.0" encoding="utf-8"?>
-<w:styles xmlns:mc="http://schemas.openxmlformats.org/markup-compatibility/2006" xmlns:r="http://schemas.openxmlformats.org/officeDocument/2006/relationships" xmlns:w="http://schemas.openxmlformats.org/wordprocessingml/2006/main" xmlns:w14="http://schemas.microsoft.com/office/word/2010/wordml" xmlns:w15="http://schemas.microsoft.com/office/word/2012/wordml" xmlns:w16se="http://schemas.microsoft.com/office/word/2015/wordml/symex" mc:Ignorable="w14 w15 w16se">
+<w:styles xmlns:r="http://schemas.openxmlformats.org/officeDocument/2006/relationships" xmlns:w="http://schemas.openxmlformats.org/wordprocessingml/2006/main">
   <w:docDefaults>
     <w:rPrDefault>
       <w:rPr>
@@ -8746,380 +7675,146 @@
       </w:pPr>
     </w:pPrDefault>
   </w:docDefaults>
-  <w:latentStyles w:defLockedState="0" w:defUIPriority="99" w:defSemiHidden="0" w:defUnhideWhenUsed="0" w:defQFormat="0" w:count="371">
-    <w:lsdException w:name="Normal" w:uiPriority="0" w:qFormat="1"/>
-    <w:lsdException w:name="heading 1" w:uiPriority="9" w:qFormat="1"/>
-    <w:lsdException w:name="heading 2" w:semiHidden="1" w:uiPriority="9" w:unhideWhenUsed="1" w:qFormat="1"/>
-    <w:lsdException w:name="heading 3" w:semiHidden="1" w:uiPriority="9" w:unhideWhenUsed="1" w:qFormat="1"/>
-    <w:lsdException w:name="heading 4" w:semiHidden="1" w:uiPriority="9" w:unhideWhenUsed="1" w:qFormat="1"/>
-    <w:lsdException w:name="heading 5" w:semiHidden="1" w:uiPriority="9" w:unhideWhenUsed="1" w:qFormat="1"/>
-    <w:lsdException w:name="heading 6" w:semiHidden="1" w:uiPriority="9" w:unhideWhenUsed="1" w:qFormat="1"/>
-    <w:lsdException w:name="heading 7" w:semiHidden="1" w:uiPriority="9" w:unhideWhenUsed="1" w:qFormat="1"/>
-    <w:lsdException w:name="heading 8" w:semiHidden="1" w:uiPriority="9" w:unhideWhenUsed="1" w:qFormat="1"/>
-    <w:lsdException w:name="heading 9" w:semiHidden="1" w:uiPriority="9" w:unhideWhenUsed="1" w:qFormat="1"/>
-    <w:lsdException w:name="index 1" w:semiHidden="1" w:unhideWhenUsed="1"/>
-    <w:lsdException w:name="index 2" w:semiHidden="1" w:unhideWhenUsed="1"/>
-    <w:lsdException w:name="index 3" w:semiHidden="1" w:unhideWhenUsed="1"/>
-    <w:lsdException w:name="index 4" w:semiHidden="1" w:unhideWhenUsed="1"/>
-    <w:lsdException w:name="index 5" w:semiHidden="1" w:unhideWhenUsed="1"/>
-    <w:lsdException w:name="index 6" w:semiHidden="1" w:unhideWhenUsed="1"/>
-    <w:lsdException w:name="index 7" w:semiHidden="1" w:unhideWhenUsed="1"/>
-    <w:lsdException w:name="index 8" w:semiHidden="1" w:unhideWhenUsed="1"/>
-    <w:lsdException w:name="index 9" w:semiHidden="1" w:unhideWhenUsed="1"/>
-    <w:lsdException w:name="toc 1" w:semiHidden="1" w:uiPriority="39" w:unhideWhenUsed="1"/>
-    <w:lsdException w:name="toc 2" w:semiHidden="1" w:uiPriority="39" w:unhideWhenUsed="1"/>
-    <w:lsdException w:name="toc 3" w:semiHidden="1" w:uiPriority="39" w:unhideWhenUsed="1"/>
-    <w:lsdException w:name="toc 4" w:semiHidden="1" w:uiPriority="39" w:unhideWhenUsed="1"/>
-    <w:lsdException w:name="toc 5" w:semiHidden="1" w:uiPriority="39" w:unhideWhenUsed="1"/>
-    <w:lsdException w:name="toc 6" w:semiHidden="1" w:uiPriority="39" w:unhideWhenUsed="1"/>
-    <w:lsdException w:name="toc 7" w:semiHidden="1" w:uiPriority="39" w:unhideWhenUsed="1"/>
-    <w:lsdException w:name="toc 8" w:semiHidden="1" w:uiPriority="39" w:unhideWhenUsed="1"/>
-    <w:lsdException w:name="toc 9" w:semiHidden="1" w:uiPriority="39" w:unhideWhenUsed="1"/>
-    <w:lsdException w:name="Normal Indent" w:semiHidden="1" w:unhideWhenUsed="1"/>
-    <w:lsdException w:name="footnote text" w:semiHidden="1" w:unhideWhenUsed="1"/>
-    <w:lsdException w:name="annotation text" w:semiHidden="1" w:unhideWhenUsed="1"/>
-    <w:lsdException w:name="header" w:semiHidden="1" w:unhideWhenUsed="1"/>
-    <w:lsdException w:name="footer" w:semiHidden="1" w:unhideWhenUsed="1"/>
-    <w:lsdException w:name="index heading" w:semiHidden="1" w:unhideWhenUsed="1"/>
-    <w:lsdException w:name="caption" w:semiHidden="1" w:uiPriority="35" w:unhideWhenUsed="1" w:qFormat="1"/>
-    <w:lsdException w:name="table of figures" w:semiHidden="1" w:unhideWhenUsed="1"/>
-    <w:lsdException w:name="envelope address" w:semiHidden="1" w:unhideWhenUsed="1"/>
-    <w:lsdException w:name="envelope return" w:semiHidden="1" w:unhideWhenUsed="1"/>
-    <w:lsdException w:name="footnote reference" w:semiHidden="1" w:unhideWhenUsed="1"/>
-    <w:lsdException w:name="annotation reference" w:semiHidden="1" w:unhideWhenUsed="1"/>
-    <w:lsdException w:name="line number" w:semiHidden="1" w:unhideWhenUsed="1"/>
-    <w:lsdException w:name="page number" w:semiHidden="1" w:unhideWhenUsed="1"/>
-    <w:lsdException w:name="endnote reference" w:semiHidden="1" w:unhideWhenUsed="1"/>
-    <w:lsdException w:name="endnote text" w:semiHidden="1" w:unhideWhenUsed="1"/>
-    <w:lsdException w:name="table of authorities" w:semiHidden="1" w:unhideWhenUsed="1"/>
-    <w:lsdException w:name="macro" w:semiHidden="1" w:unhideWhenUsed="1"/>
-    <w:lsdException w:name="toa heading" w:semiHidden="1" w:unhideWhenUsed="1"/>
-    <w:lsdException w:name="List" w:semiHidden="1" w:unhideWhenUsed="1"/>
-    <w:lsdException w:name="List Bullet" w:semiHidden="1" w:unhideWhenUsed="1"/>
-    <w:lsdException w:name="List Number" w:semiHidden="1" w:unhideWhenUsed="1"/>
-    <w:lsdException w:name="List 2" w:semiHidden="1" w:unhideWhenUsed="1"/>
-    <w:lsdException w:name="List 3" w:semiHidden="1" w:unhideWhenUsed="1"/>
-    <w:lsdException w:name="List 4" w:semiHidden="1" w:unhideWhenUsed="1"/>
-    <w:lsdException w:name="List 5" w:semiHidden="1" w:unhideWhenUsed="1"/>
-    <w:lsdException w:name="List Bullet 2" w:semiHidden="1" w:unhideWhenUsed="1"/>
-    <w:lsdException w:name="List Bullet 3" w:semiHidden="1" w:unhideWhenUsed="1"/>
-    <w:lsdException w:name="List Bullet 4" w:semiHidden="1" w:unhideWhenUsed="1"/>
-    <w:lsdException w:name="List Bullet 5" w:semiHidden="1" w:unhideWhenUsed="1"/>
-    <w:lsdException w:name="List Number 2" w:semiHidden="1" w:unhideWhenUsed="1"/>
-    <w:lsdException w:name="List Number 3" w:semiHidden="1" w:unhideWhenUsed="1"/>
-    <w:lsdException w:name="List Number 4" w:semiHidden="1" w:unhideWhenUsed="1"/>
-    <w:lsdException w:name="List Number 5" w:semiHidden="1" w:unhideWhenUsed="1"/>
-    <w:lsdException w:name="Title" w:uiPriority="10" w:qFormat="1"/>
-    <w:lsdException w:name="Closing" w:semiHidden="1" w:unhideWhenUsed="1"/>
-    <w:lsdException w:name="Signature" w:semiHidden="1" w:unhideWhenUsed="1"/>
-    <w:lsdException w:name="Default Paragraph Font" w:semiHidden="1" w:uiPriority="1" w:unhideWhenUsed="1"/>
-    <w:lsdException w:name="Body Text" w:semiHidden="1" w:unhideWhenUsed="1"/>
-    <w:lsdException w:name="Body Text Indent" w:semiHidden="1" w:unhideWhenUsed="1"/>
-    <w:lsdException w:name="List Continue" w:semiHidden="1" w:unhideWhenUsed="1"/>
-    <w:lsdException w:name="List Continue 2" w:semiHidden="1" w:unhideWhenUsed="1"/>
-    <w:lsdException w:name="List Continue 3" w:semiHidden="1" w:unhideWhenUsed="1"/>
-    <w:lsdException w:name="List Continue 4" w:semiHidden="1" w:unhideWhenUsed="1"/>
-    <w:lsdException w:name="List Continue 5" w:semiHidden="1" w:unhideWhenUsed="1"/>
-    <w:lsdException w:name="Message Header" w:semiHidden="1" w:unhideWhenUsed="1"/>
-    <w:lsdException w:name="Subtitle" w:uiPriority="11" w:qFormat="1"/>
-    <w:lsdException w:name="Salutation" w:semiHidden="1" w:unhideWhenUsed="1"/>
-    <w:lsdException w:name="Date" w:semiHidden="1" w:unhideWhenUsed="1"/>
-    <w:lsdException w:name="Body Text First Indent" w:semiHidden="1" w:unhideWhenUsed="1"/>
-    <w:lsdException w:name="Body Text First Indent 2" w:semiHidden="1" w:unhideWhenUsed="1"/>
-    <w:lsdException w:name="Note Heading" w:semiHidden="1" w:unhideWhenUsed="1"/>
-    <w:lsdException w:name="Body Text 2" w:semiHidden="1" w:unhideWhenUsed="1"/>
-    <w:lsdException w:name="Body Text 3" w:semiHidden="1" w:unhideWhenUsed="1"/>
-    <w:lsdException w:name="Body Text Indent 2" w:semiHidden="1" w:unhideWhenUsed="1"/>
-    <w:lsdException w:name="Body Text Indent 3" w:semiHidden="1" w:unhideWhenUsed="1"/>
-    <w:lsdException w:name="Block Text" w:semiHidden="1" w:unhideWhenUsed="1"/>
-    <w:lsdException w:name="Hyperlink" w:semiHidden="1" w:unhideWhenUsed="1"/>
-    <w:lsdException w:name="FollowedHyperlink" w:semiHidden="1" w:unhideWhenUsed="1"/>
-    <w:lsdException w:name="Strong" w:uiPriority="22" w:qFormat="1"/>
-    <w:lsdException w:name="Emphasis" w:uiPriority="20" w:qFormat="1"/>
-    <w:lsdException w:name="Document Map" w:semiHidden="1" w:unhideWhenUsed="1"/>
-    <w:lsdException w:name="Plain Text" w:semiHidden="1" w:unhideWhenUsed="1"/>
-    <w:lsdException w:name="E-mail Signature" w:semiHidden="1" w:unhideWhenUsed="1"/>
-    <w:lsdException w:name="HTML Top of Form" w:semiHidden="1" w:unhideWhenUsed="1"/>
-    <w:lsdException w:name="HTML Bottom of Form" w:semiHidden="1" w:unhideWhenUsed="1"/>
-    <w:lsdException w:name="Normal (Web)" w:semiHidden="1" w:unhideWhenUsed="1"/>
-    <w:lsdException w:name="HTML Acronym" w:semiHidden="1" w:unhideWhenUsed="1"/>
-    <w:lsdException w:name="HTML Address" w:semiHidden="1" w:unhideWhenUsed="1"/>
-    <w:lsdException w:name="HTML Cite" w:semiHidden="1" w:unhideWhenUsed="1"/>
-    <w:lsdException w:name="HTML Code" w:semiHidden="1" w:unhideWhenUsed="1"/>
-    <w:lsdException w:name="HTML Definition" w:semiHidden="1" w:unhideWhenUsed="1"/>
-    <w:lsdException w:name="HTML Keyboard" w:semiHidden="1" w:unhideWhenUsed="1"/>
-    <w:lsdException w:name="HTML Preformatted" w:semiHidden="1" w:unhideWhenUsed="1"/>
-    <w:lsdException w:name="HTML Sample" w:semiHidden="1" w:unhideWhenUsed="1"/>
-    <w:lsdException w:name="HTML Typewriter" w:semiHidden="1" w:unhideWhenUsed="1"/>
-    <w:lsdException w:name="HTML Variable" w:semiHidden="1" w:unhideWhenUsed="1"/>
-    <w:lsdException w:name="Normal Table" w:semiHidden="1" w:unhideWhenUsed="1"/>
-    <w:lsdException w:name="annotation subject" w:semiHidden="1" w:unhideWhenUsed="1"/>
-    <w:lsdException w:name="No List" w:semiHidden="1" w:unhideWhenUsed="1"/>
-    <w:lsdException w:name="Outline List 1" w:semiHidden="1" w:unhideWhenUsed="1"/>
-    <w:lsdException w:name="Outline List 2" w:semiHidden="1" w:unhideWhenUsed="1"/>
-    <w:lsdException w:name="Outline List 3" w:semiHidden="1" w:unhideWhenUsed="1"/>
-    <w:lsdException w:name="Table Simple 1" w:semiHidden="1" w:unhideWhenUsed="1"/>
-    <w:lsdException w:name="Table Simple 2" w:semiHidden="1" w:unhideWhenUsed="1"/>
-    <w:lsdException w:name="Table Simple 3" w:semiHidden="1" w:unhideWhenUsed="1"/>
-    <w:lsdException w:name="Table Classic 1" w:semiHidden="1" w:unhideWhenUsed="1"/>
-    <w:lsdException w:name="Table Classic 2" w:semiHidden="1" w:unhideWhenUsed="1"/>
-    <w:lsdException w:name="Table Classic 3" w:semiHidden="1" w:unhideWhenUsed="1"/>
-    <w:lsdException w:name="Table Classic 4" w:semiHidden="1" w:unhideWhenUsed="1"/>
-    <w:lsdException w:name="Table Colorful 1" w:semiHidden="1" w:unhideWhenUsed="1"/>
-    <w:lsdException w:name="Table Colorful 2" w:semiHidden="1" w:unhideWhenUsed="1"/>
-    <w:lsdException w:name="Table Colorful 3" w:semiHidden="1" w:unhideWhenUsed="1"/>
-    <w:lsdException w:name="Table Columns 1" w:semiHidden="1" w:unhideWhenUsed="1"/>
-    <w:lsdException w:name="Table Columns 2" w:semiHidden="1" w:unhideWhenUsed="1"/>
-    <w:lsdException w:name="Table Columns 3" w:semiHidden="1" w:unhideWhenUsed="1"/>
-    <w:lsdException w:name="Table Columns 4" w:semiHidden="1" w:unhideWhenUsed="1"/>
-    <w:lsdException w:name="Table Columns 5" w:semiHidden="1" w:unhideWhenUsed="1"/>
-    <w:lsdException w:name="Table Grid 1" w:semiHidden="1" w:unhideWhenUsed="1"/>
-    <w:lsdException w:name="Table Grid 2" w:semiHidden="1" w:unhideWhenUsed="1"/>
-    <w:lsdException w:name="Table Grid 3" w:semiHidden="1" w:unhideWhenUsed="1"/>
-    <w:lsdException w:name="Table Grid 4" w:semiHidden="1" w:unhideWhenUsed="1"/>
-    <w:lsdException w:name="Table Grid 5" w:semiHidden="1" w:unhideWhenUsed="1"/>
-    <w:lsdException w:name="Table Grid 6" w:semiHidden="1" w:unhideWhenUsed="1"/>
-    <w:lsdException w:name="Table Grid 7" w:semiHidden="1" w:unhideWhenUsed="1"/>
-    <w:lsdException w:name="Table Grid 8" w:semiHidden="1" w:unhideWhenUsed="1"/>
-    <w:lsdException w:name="Table List 1" w:semiHidden="1" w:unhideWhenUsed="1"/>
-    <w:lsdException w:name="Table List 2" w:semiHidden="1" w:unhideWhenUsed="1"/>
-    <w:lsdException w:name="Table List 3" w:semiHidden="1" w:unhideWhenUsed="1"/>
-    <w:lsdException w:name="Table List 4" w:semiHidden="1" w:unhideWhenUsed="1"/>
-    <w:lsdException w:name="Table List 5" w:semiHidden="1" w:unhideWhenUsed="1"/>
-    <w:lsdException w:name="Table List 6" w:semiHidden="1" w:unhideWhenUsed="1"/>
-    <w:lsdException w:name="Table List 7" w:semiHidden="1" w:unhideWhenUsed="1"/>
-    <w:lsdException w:name="Table List 8" w:semiHidden="1" w:unhideWhenUsed="1"/>
-    <w:lsdException w:name="Table 3D effects 1" w:semiHidden="1" w:unhideWhenUsed="1"/>
-    <w:lsdException w:name="Table 3D effects 2" w:semiHidden="1" w:unhideWhenUsed="1"/>
-    <w:lsdException w:name="Table 3D effects 3" w:semiHidden="1" w:unhideWhenUsed="1"/>
-    <w:lsdException w:name="Table Contemporary" w:semiHidden="1" w:unhideWhenUsed="1"/>
-    <w:lsdException w:name="Table Elegant" w:semiHidden="1" w:unhideWhenUsed="1"/>
-    <w:lsdException w:name="Table Professional" w:semiHidden="1" w:unhideWhenUsed="1"/>
-    <w:lsdException w:name="Table Subtle 1" w:semiHidden="1" w:unhideWhenUsed="1"/>
-    <w:lsdException w:name="Table Subtle 2" w:semiHidden="1" w:unhideWhenUsed="1"/>
-    <w:lsdException w:name="Table Web 1" w:semiHidden="1" w:unhideWhenUsed="1"/>
-    <w:lsdException w:name="Table Web 2" w:semiHidden="1" w:unhideWhenUsed="1"/>
-    <w:lsdException w:name="Table Web 3" w:semiHidden="1" w:unhideWhenUsed="1"/>
-    <w:lsdException w:name="Balloon Text" w:semiHidden="1" w:unhideWhenUsed="1"/>
-    <w:lsdException w:name="Table Grid" w:uiPriority="39"/>
-    <w:lsdException w:name="Table Theme" w:semiHidden="1" w:unhideWhenUsed="1"/>
-    <w:lsdException w:name="Placeholder Text" w:semiHidden="1"/>
-    <w:lsdException w:name="No Spacing" w:uiPriority="1" w:qFormat="1"/>
-    <w:lsdException w:name="Light Shading" w:uiPriority="60"/>
-    <w:lsdException w:name="Light List" w:uiPriority="61"/>
-    <w:lsdException w:name="Light Grid" w:uiPriority="62"/>
-    <w:lsdException w:name="Medium Shading 1" w:uiPriority="63"/>
-    <w:lsdException w:name="Medium Shading 2" w:uiPriority="64"/>
-    <w:lsdException w:name="Medium List 1" w:uiPriority="65"/>
-    <w:lsdException w:name="Medium List 2" w:uiPriority="66"/>
-    <w:lsdException w:name="Medium Grid 1" w:uiPriority="67"/>
-    <w:lsdException w:name="Medium Grid 2" w:uiPriority="68"/>
-    <w:lsdException w:name="Medium Grid 3" w:uiPriority="69"/>
-    <w:lsdException w:name="Dark List" w:uiPriority="70"/>
-    <w:lsdException w:name="Colorful Shading" w:uiPriority="71"/>
-    <w:lsdException w:name="Colorful List" w:uiPriority="72"/>
-    <w:lsdException w:name="Colorful Grid" w:uiPriority="73"/>
-    <w:lsdException w:name="Light Shading Accent 1" w:uiPriority="60"/>
-    <w:lsdException w:name="Light List Accent 1" w:uiPriority="61"/>
-    <w:lsdException w:name="Light Grid Accent 1" w:uiPriority="62"/>
-    <w:lsdException w:name="Medium Shading 1 Accent 1" w:uiPriority="63"/>
-    <w:lsdException w:name="Medium Shading 2 Accent 1" w:uiPriority="64"/>
-    <w:lsdException w:name="Medium List 1 Accent 1" w:uiPriority="65"/>
-    <w:lsdException w:name="Revision" w:semiHidden="1"/>
-    <w:lsdException w:name="List Paragraph" w:uiPriority="34" w:qFormat="1"/>
-    <w:lsdException w:name="Quote" w:uiPriority="29" w:qFormat="1"/>
-    <w:lsdException w:name="Intense Quote" w:uiPriority="30" w:qFormat="1"/>
-    <w:lsdException w:name="Medium List 2 Accent 1" w:uiPriority="66"/>
-    <w:lsdException w:name="Medium Grid 1 Accent 1" w:uiPriority="67"/>
-    <w:lsdException w:name="Medium Grid 2 Accent 1" w:uiPriority="68"/>
-    <w:lsdException w:name="Medium Grid 3 Accent 1" w:uiPriority="69"/>
-    <w:lsdException w:name="Dark List Accent 1" w:uiPriority="70"/>
-    <w:lsdException w:name="Colorful Shading Accent 1" w:uiPriority="71"/>
-    <w:lsdException w:name="Colorful List Accent 1" w:uiPriority="72"/>
-    <w:lsdException w:name="Colorful Grid Accent 1" w:uiPriority="73"/>
-    <w:lsdException w:name="Light Shading Accent 2" w:uiPriority="60"/>
-    <w:lsdException w:name="Light List Accent 2" w:uiPriority="61"/>
-    <w:lsdException w:name="Light Grid Accent 2" w:uiPriority="62"/>
-    <w:lsdException w:name="Medium Shading 1 Accent 2" w:uiPriority="63"/>
-    <w:lsdException w:name="Medium Shading 2 Accent 2" w:uiPriority="64"/>
-    <w:lsdException w:name="Medium List 1 Accent 2" w:uiPriority="65"/>
-    <w:lsdException w:name="Medium List 2 Accent 2" w:uiPriority="66"/>
-    <w:lsdException w:name="Medium Grid 1 Accent 2" w:uiPriority="67"/>
-    <w:lsdException w:name="Medium Grid 2 Accent 2" w:uiPriority="68"/>
-    <w:lsdException w:name="Medium Grid 3 Accent 2" w:uiPriority="69"/>
-    <w:lsdException w:name="Dark List Accent 2" w:uiPriority="70"/>
-    <w:lsdException w:name="Colorful Shading Accent 2" w:uiPriority="71"/>
-    <w:lsdException w:name="Colorful List Accent 2" w:uiPriority="72"/>
-    <w:lsdException w:name="Colorful Grid Accent 2" w:uiPriority="73"/>
-    <w:lsdException w:name="Light Shading Accent 3" w:uiPriority="60"/>
-    <w:lsdException w:name="Light List Accent 3" w:uiPriority="61"/>
-    <w:lsdException w:name="Light Grid Accent 3" w:uiPriority="62"/>
-    <w:lsdException w:name="Medium Shading 1 Accent 3" w:uiPriority="63"/>
-    <w:lsdException w:name="Medium Shading 2 Accent 3" w:uiPriority="64"/>
-    <w:lsdException w:name="Medium List 1 Accent 3" w:uiPriority="65"/>
-    <w:lsdException w:name="Medium List 2 Accent 3" w:uiPriority="66"/>
-    <w:lsdException w:name="Medium Grid 1 Accent 3" w:uiPriority="67"/>
-    <w:lsdException w:name="Medium Grid 2 Accent 3" w:uiPriority="68"/>
-    <w:lsdException w:name="Medium Grid 3 Accent 3" w:uiPriority="69"/>
-    <w:lsdException w:name="Dark List Accent 3" w:uiPriority="70"/>
-    <w:lsdException w:name="Colorful Shading Accent 3" w:uiPriority="71"/>
-    <w:lsdException w:name="Colorful List Accent 3" w:uiPriority="72"/>
-    <w:lsdException w:name="Colorful Grid Accent 3" w:uiPriority="73"/>
-    <w:lsdException w:name="Light Shading Accent 4" w:uiPriority="60"/>
-    <w:lsdException w:name="Light List Accent 4" w:uiPriority="61"/>
-    <w:lsdException w:name="Light Grid Accent 4" w:uiPriority="62"/>
-    <w:lsdException w:name="Medium Shading 1 Accent 4" w:uiPriority="63"/>
-    <w:lsdException w:name="Medium Shading 2 Accent 4" w:uiPriority="64"/>
-    <w:lsdException w:name="Medium List 1 Accent 4" w:uiPriority="65"/>
-    <w:lsdException w:name="Medium List 2 Accent 4" w:uiPriority="66"/>
-    <w:lsdException w:name="Medium Grid 1 Accent 4" w:uiPriority="67"/>
-    <w:lsdException w:name="Medium Grid 2 Accent 4" w:uiPriority="68"/>
-    <w:lsdException w:name="Medium Grid 3 Accent 4" w:uiPriority="69"/>
-    <w:lsdException w:name="Dark List Accent 4" w:uiPriority="70"/>
-    <w:lsdException w:name="Colorful Shading Accent 4" w:uiPriority="71"/>
-    <w:lsdException w:name="Colorful List Accent 4" w:uiPriority="72"/>
-    <w:lsdException w:name="Colorful Grid Accent 4" w:uiPriority="73"/>
-    <w:lsdException w:name="Light Shading Accent 5" w:uiPriority="60"/>
-    <w:lsdException w:name="Light List Accent 5" w:uiPriority="61"/>
-    <w:lsdException w:name="Light Grid Accent 5" w:uiPriority="62"/>
-    <w:lsdException w:name="Medium Shading 1 Accent 5" w:uiPriority="63"/>
-    <w:lsdException w:name="Medium Shading 2 Accent 5" w:uiPriority="64"/>
-    <w:lsdException w:name="Medium List 1 Accent 5" w:uiPriority="65"/>
-    <w:lsdException w:name="Medium List 2 Accent 5" w:uiPriority="66"/>
-    <w:lsdException w:name="Medium Grid 1 Accent 5" w:uiPriority="67"/>
-    <w:lsdException w:name="Medium Grid 2 Accent 5" w:uiPriority="68"/>
-    <w:lsdException w:name="Medium Grid 3 Accent 5" w:uiPriority="69"/>
-    <w:lsdException w:name="Dark List Accent 5" w:uiPriority="70"/>
-    <w:lsdException w:name="Colorful Shading Accent 5" w:uiPriority="71"/>
-    <w:lsdException w:name="Colorful List Accent 5" w:uiPriority="72"/>
-    <w:lsdException w:name="Colorful Grid Accent 5" w:uiPriority="73"/>
-    <w:lsdException w:name="Light Shading Accent 6" w:uiPriority="60"/>
-    <w:lsdException w:name="Light List Accent 6" w:uiPriority="61"/>
-    <w:lsdException w:name="Light Grid Accent 6" w:uiPriority="62"/>
-    <w:lsdException w:name="Medium Shading 1 Accent 6" w:uiPriority="63"/>
-    <w:lsdException w:name="Medium Shading 2 Accent 6" w:uiPriority="64"/>
-    <w:lsdException w:name="Medium List 1 Accent 6" w:uiPriority="65"/>
-    <w:lsdException w:name="Medium List 2 Accent 6" w:uiPriority="66"/>
-    <w:lsdException w:name="Medium Grid 1 Accent 6" w:uiPriority="67"/>
-    <w:lsdException w:name="Medium Grid 2 Accent 6" w:uiPriority="68"/>
-    <w:lsdException w:name="Medium Grid 3 Accent 6" w:uiPriority="69"/>
-    <w:lsdException w:name="Dark List Accent 6" w:uiPriority="70"/>
-    <w:lsdException w:name="Colorful Shading Accent 6" w:uiPriority="71"/>
-    <w:lsdException w:name="Colorful List Accent 6" w:uiPriority="72"/>
-    <w:lsdException w:name="Colorful Grid Accent 6" w:uiPriority="73"/>
-    <w:lsdException w:name="Subtle Emphasis" w:uiPriority="19" w:qFormat="1"/>
-    <w:lsdException w:name="Intense Emphasis" w:uiPriority="21" w:qFormat="1"/>
-    <w:lsdException w:name="Subtle Reference" w:uiPriority="31" w:qFormat="1"/>
-    <w:lsdException w:name="Intense Reference" w:uiPriority="32" w:qFormat="1"/>
-    <w:lsdException w:name="Book Title" w:uiPriority="33" w:qFormat="1"/>
-    <w:lsdException w:name="Bibliography" w:semiHidden="1" w:uiPriority="37" w:unhideWhenUsed="1"/>
-    <w:lsdException w:name="TOC Heading" w:semiHidden="1" w:uiPriority="39" w:unhideWhenUsed="1" w:qFormat="1"/>
-    <w:lsdException w:name="Plain Table 1" w:uiPriority="41"/>
-    <w:lsdException w:name="Plain Table 2" w:uiPriority="42"/>
-    <w:lsdException w:name="Plain Table 3" w:uiPriority="43"/>
-    <w:lsdException w:name="Plain Table 4" w:uiPriority="44"/>
-    <w:lsdException w:name="Plain Table 5" w:uiPriority="45"/>
-    <w:lsdException w:name="Grid Table Light" w:uiPriority="40"/>
-    <w:lsdException w:name="Grid Table 1 Light" w:uiPriority="46"/>
-    <w:lsdException w:name="Grid Table 2" w:uiPriority="47"/>
-    <w:lsdException w:name="Grid Table 3" w:uiPriority="48"/>
-    <w:lsdException w:name="Grid Table 4" w:uiPriority="49"/>
-    <w:lsdException w:name="Grid Table 5 Dark" w:uiPriority="50"/>
-    <w:lsdException w:name="Grid Table 6 Colorful" w:uiPriority="51"/>
-    <w:lsdException w:name="Grid Table 7 Colorful" w:uiPriority="52"/>
-    <w:lsdException w:name="Grid Table 1 Light Accent 1" w:uiPriority="46"/>
-    <w:lsdException w:name="Grid Table 2 Accent 1" w:uiPriority="47"/>
-    <w:lsdException w:name="Grid Table 3 Accent 1" w:uiPriority="48"/>
-    <w:lsdException w:name="Grid Table 4 Accent 1" w:uiPriority="49"/>
-    <w:lsdException w:name="Grid Table 5 Dark Accent 1" w:uiPriority="50"/>
-    <w:lsdException w:name="Grid Table 6 Colorful Accent 1" w:uiPriority="51"/>
-    <w:lsdException w:name="Grid Table 7 Colorful Accent 1" w:uiPriority="52"/>
-    <w:lsdException w:name="Grid Table 1 Light Accent 2" w:uiPriority="46"/>
-    <w:lsdException w:name="Grid Table 2 Accent 2" w:uiPriority="47"/>
-    <w:lsdException w:name="Grid Table 3 Accent 2" w:uiPriority="48"/>
-    <w:lsdException w:name="Grid Table 4 Accent 2" w:uiPriority="49"/>
-    <w:lsdException w:name="Grid Table 5 Dark Accent 2" w:uiPriority="50"/>
-    <w:lsdException w:name="Grid Table 6 Colorful Accent 2" w:uiPriority="51"/>
-    <w:lsdException w:name="Grid Table 7 Colorful Accent 2" w:uiPriority="52"/>
-    <w:lsdException w:name="Grid Table 1 Light Accent 3" w:uiPriority="46"/>
-    <w:lsdException w:name="Grid Table 2 Accent 3" w:uiPriority="47"/>
-    <w:lsdException w:name="Grid Table 3 Accent 3" w:uiPriority="48"/>
-    <w:lsdException w:name="Grid Table 4 Accent 3" w:uiPriority="49"/>
-    <w:lsdException w:name="Grid Table 5 Dark Accent 3" w:uiPriority="50"/>
-    <w:lsdException w:name="Grid Table 6 Colorful Accent 3" w:uiPriority="51"/>
-    <w:lsdException w:name="Grid Table 7 Colorful Accent 3" w:uiPriority="52"/>
-    <w:lsdException w:name="Grid Table 1 Light Accent 4" w:uiPriority="46"/>
-    <w:lsdException w:name="Grid Table 2 Accent 4" w:uiPriority="47"/>
-    <w:lsdException w:name="Grid Table 3 Accent 4" w:uiPriority="48"/>
-    <w:lsdException w:name="Grid Table 4 Accent 4" w:uiPriority="49"/>
-    <w:lsdException w:name="Grid Table 5 Dark Accent 4" w:uiPriority="50"/>
-    <w:lsdException w:name="Grid Table 6 Colorful Accent 4" w:uiPriority="51"/>
-    <w:lsdException w:name="Grid Table 7 Colorful Accent 4" w:uiPriority="52"/>
-    <w:lsdException w:name="Grid Table 1 Light Accent 5" w:uiPriority="46"/>
-    <w:lsdException w:name="Grid Table 2 Accent 5" w:uiPriority="47"/>
-    <w:lsdException w:name="Grid Table 3 Accent 5" w:uiPriority="48"/>
-    <w:lsdException w:name="Grid Table 4 Accent 5" w:uiPriority="49"/>
-    <w:lsdException w:name="Grid Table 5 Dark Accent 5" w:uiPriority="50"/>
-    <w:lsdException w:name="Grid Table 6 Colorful Accent 5" w:uiPriority="51"/>
-    <w:lsdException w:name="Grid Table 7 Colorful Accent 5" w:uiPriority="52"/>
-    <w:lsdException w:name="Grid Table 1 Light Accent 6" w:uiPriority="46"/>
-    <w:lsdException w:name="Grid Table 2 Accent 6" w:uiPriority="47"/>
-    <w:lsdException w:name="Grid Table 3 Accent 6" w:uiPriority="48"/>
-    <w:lsdException w:name="Grid Table 4 Accent 6" w:uiPriority="49"/>
-    <w:lsdException w:name="Grid Table 5 Dark Accent 6" w:uiPriority="50"/>
-    <w:lsdException w:name="Grid Table 6 Colorful Accent 6" w:uiPriority="51"/>
-    <w:lsdException w:name="Grid Table 7 Colorful Accent 6" w:uiPriority="52"/>
-    <w:lsdException w:name="List Table 1 Light" w:uiPriority="46"/>
-    <w:lsdException w:name="List Table 2" w:uiPriority="47"/>
-    <w:lsdException w:name="List Table 3" w:uiPriority="48"/>
-    <w:lsdException w:name="List Table 4" w:uiPriority="49"/>
-    <w:lsdException w:name="List Table 5 Dark" w:uiPriority="50"/>
-    <w:lsdException w:name="List Table 6 Colorful" w:uiPriority="51"/>
-    <w:lsdException w:name="List Table 7 Colorful" w:uiPriority="52"/>
-    <w:lsdException w:name="List Table 1 Light Accent 1" w:uiPriority="46"/>
-    <w:lsdException w:name="List Table 2 Accent 1" w:uiPriority="47"/>
-    <w:lsdException w:name="List Table 3 Accent 1" w:uiPriority="48"/>
-    <w:lsdException w:name="List Table 4 Accent 1" w:uiPriority="49"/>
-    <w:lsdException w:name="List Table 5 Dark Accent 1" w:uiPriority="50"/>
-    <w:lsdException w:name="List Table 6 Colorful Accent 1" w:uiPriority="51"/>
-    <w:lsdException w:name="List Table 7 Colorful Accent 1" w:uiPriority="52"/>
-    <w:lsdException w:name="List Table 1 Light Accent 2" w:uiPriority="46"/>
-    <w:lsdException w:name="List Table 2 Accent 2" w:uiPriority="47"/>
-    <w:lsdException w:name="List Table 3 Accent 2" w:uiPriority="48"/>
-    <w:lsdException w:name="List Table 4 Accent 2" w:uiPriority="49"/>
-    <w:lsdException w:name="List Table 5 Dark Accent 2" w:uiPriority="50"/>
-    <w:lsdException w:name="List Table 6 Colorful Accent 2" w:uiPriority="51"/>
-    <w:lsdException w:name="List Table 7 Colorful Accent 2" w:uiPriority="52"/>
-    <w:lsdException w:name="List Table 1 Light Accent 3" w:uiPriority="46"/>
-    <w:lsdException w:name="List Table 2 Accent 3" w:uiPriority="47"/>
-    <w:lsdException w:name="List Table 3 Accent 3" w:uiPriority="48"/>
-    <w:lsdException w:name="List Table 4 Accent 3" w:uiPriority="49"/>
-    <w:lsdException w:name="List Table 5 Dark Accent 3" w:uiPriority="50"/>
-    <w:lsdException w:name="List Table 6 Colorful Accent 3" w:uiPriority="51"/>
-    <w:lsdException w:name="List Table 7 Colorful Accent 3" w:uiPriority="52"/>
-    <w:lsdException w:name="List Table 1 Light Accent 4" w:uiPriority="46"/>
-    <w:lsdException w:name="List Table 2 Accent 4" w:uiPriority="47"/>
-    <w:lsdException w:name="List Table 3 Accent 4" w:uiPriority="48"/>
-    <w:lsdException w:name="List Table 4 Accent 4" w:uiPriority="49"/>
-    <w:lsdException w:name="List Table 5 Dark Accent 4" w:uiPriority="50"/>
-    <w:lsdException w:name="List Table 6 Colorful Accent 4" w:uiPriority="51"/>
-    <w:lsdException w:name="List Table 7 Colorful Accent 4" w:uiPriority="52"/>
-    <w:lsdException w:name="List Table 1 Light Accent 5" w:uiPriority="46"/>
-    <w:lsdException w:name="List Table 2 Accent 5" w:uiPriority="47"/>
-    <w:lsdException w:name="List Table 3 Accent 5" w:uiPriority="48"/>
-    <w:lsdException w:name="List Table 4 Accent 5" w:uiPriority="49"/>
-    <w:lsdException w:name="List Table 5 Dark Accent 5" w:uiPriority="50"/>
-    <w:lsdException w:name="List Table 6 Colorful Accent 5" w:uiPriority="51"/>
-    <w:lsdException w:name="List Table 7 Colorful Accent 5" w:uiPriority="52"/>
-    <w:lsdException w:name="List Table 1 Light Accent 6" w:uiPriority="46"/>
-    <w:lsdException w:name="List Table 2 Accent 6" w:uiPriority="47"/>
-    <w:lsdException w:name="List Table 3 Accent 6" w:uiPriority="48"/>
-    <w:lsdException w:name="List Table 4 Accent 6" w:uiPriority="49"/>
-    <w:lsdException w:name="List Table 5 Dark Accent 6" w:uiPriority="50"/>
-    <w:lsdException w:name="List Table 6 Colorful Accent 6" w:uiPriority="51"/>
-    <w:lsdException w:name="List Table 7 Colorful Accent 6" w:uiPriority="52"/>
+  <w:latentStyles w:defLockedState="0" w:defUIPriority="99" w:defSemiHidden="1" w:defUnhideWhenUsed="1" w:defQFormat="0" w:count="267">
+    <w:lsdException w:name="Normal" w:semiHidden="0" w:uiPriority="0" w:unhideWhenUsed="0" w:qFormat="1"/>
+    <w:lsdException w:name="heading 1" w:semiHidden="0" w:uiPriority="9" w:unhideWhenUsed="0" w:qFormat="1"/>
+    <w:lsdException w:name="heading 2" w:uiPriority="9" w:qFormat="1"/>
+    <w:lsdException w:name="heading 3" w:uiPriority="9" w:qFormat="1"/>
+    <w:lsdException w:name="heading 4" w:uiPriority="9" w:qFormat="1"/>
+    <w:lsdException w:name="heading 5" w:uiPriority="9" w:qFormat="1"/>
+    <w:lsdException w:name="heading 6" w:uiPriority="9" w:qFormat="1"/>
+    <w:lsdException w:name="heading 7" w:uiPriority="9" w:qFormat="1"/>
+    <w:lsdException w:name="heading 8" w:uiPriority="9" w:qFormat="1"/>
+    <w:lsdException w:name="heading 9" w:uiPriority="9" w:qFormat="1"/>
+    <w:lsdException w:name="toc 1" w:uiPriority="39"/>
+    <w:lsdException w:name="toc 2" w:uiPriority="39"/>
+    <w:lsdException w:name="toc 3" w:uiPriority="39"/>
+    <w:lsdException w:name="toc 4" w:uiPriority="39"/>
+    <w:lsdException w:name="toc 5" w:uiPriority="39"/>
+    <w:lsdException w:name="toc 6" w:uiPriority="39"/>
+    <w:lsdException w:name="toc 7" w:uiPriority="39"/>
+    <w:lsdException w:name="toc 8" w:uiPriority="39"/>
+    <w:lsdException w:name="toc 9" w:uiPriority="39"/>
+    <w:lsdException w:name="caption" w:uiPriority="35" w:qFormat="1"/>
+    <w:lsdException w:name="Title" w:semiHidden="0" w:uiPriority="10" w:unhideWhenUsed="0" w:qFormat="1"/>
+    <w:lsdException w:name="Default Paragraph Font" w:uiPriority="1"/>
+    <w:lsdException w:name="Subtitle" w:semiHidden="0" w:uiPriority="11" w:unhideWhenUsed="0" w:qFormat="1"/>
+    <w:lsdException w:name="Strong" w:semiHidden="0" w:uiPriority="22" w:unhideWhenUsed="0" w:qFormat="1"/>
+    <w:lsdException w:name="Emphasis" w:semiHidden="0" w:uiPriority="20" w:unhideWhenUsed="0" w:qFormat="1"/>
+    <w:lsdException w:name="Table Grid" w:semiHidden="0" w:uiPriority="39" w:unhideWhenUsed="0"/>
+    <w:lsdException w:name="Placeholder Text" w:unhideWhenUsed="0"/>
+    <w:lsdException w:name="No Spacing" w:semiHidden="0" w:uiPriority="1" w:unhideWhenUsed="0" w:qFormat="1"/>
+    <w:lsdException w:name="Light Shading" w:semiHidden="0" w:uiPriority="60" w:unhideWhenUsed="0"/>
+    <w:lsdException w:name="Light List" w:semiHidden="0" w:uiPriority="61" w:unhideWhenUsed="0"/>
+    <w:lsdException w:name="Light Grid" w:semiHidden="0" w:uiPriority="62" w:unhideWhenUsed="0"/>
+    <w:lsdException w:name="Medium Shading 1" w:semiHidden="0" w:uiPriority="63" w:unhideWhenUsed="0"/>
+    <w:lsdException w:name="Medium Shading 2" w:semiHidden="0" w:uiPriority="64" w:unhideWhenUsed="0"/>
+    <w:lsdException w:name="Medium List 1" w:semiHidden="0" w:uiPriority="65" w:unhideWhenUsed="0"/>
+    <w:lsdException w:name="Medium List 2" w:semiHidden="0" w:uiPriority="66" w:unhideWhenUsed="0"/>
+    <w:lsdException w:name="Medium Grid 1" w:semiHidden="0" w:uiPriority="67" w:unhideWhenUsed="0"/>
+    <w:lsdException w:name="Medium Grid 2" w:semiHidden="0" w:uiPriority="68" w:unhideWhenUsed="0"/>
+    <w:lsdException w:name="Medium Grid 3" w:semiHidden="0" w:uiPriority="69" w:unhideWhenUsed="0"/>
+    <w:lsdException w:name="Dark List" w:semiHidden="0" w:uiPriority="70" w:unhideWhenUsed="0"/>
+    <w:lsdException w:name="Colorful Shading" w:semiHidden="0" w:uiPriority="71" w:unhideWhenUsed="0"/>
+    <w:lsdException w:name="Colorful List" w:semiHidden="0" w:uiPriority="72" w:unhideWhenUsed="0"/>
+    <w:lsdException w:name="Colorful Grid" w:semiHidden="0" w:uiPriority="73" w:unhideWhenUsed="0"/>
+    <w:lsdException w:name="Light Shading Accent 1" w:semiHidden="0" w:uiPriority="60" w:unhideWhenUsed="0"/>
+    <w:lsdException w:name="Light List Accent 1" w:semiHidden="0" w:uiPriority="61" w:unhideWhenUsed="0"/>
+    <w:lsdException w:name="Light Grid Accent 1" w:semiHidden="0" w:uiPriority="62" w:unhideWhenUsed="0"/>
+    <w:lsdException w:name="Medium Shading 1 Accent 1" w:semiHidden="0" w:uiPriority="63" w:unhideWhenUsed="0"/>
+    <w:lsdException w:name="Medium Shading 2 Accent 1" w:semiHidden="0" w:uiPriority="64" w:unhideWhenUsed="0"/>
+    <w:lsdException w:name="Medium List 1 Accent 1" w:semiHidden="0" w:uiPriority="65" w:unhideWhenUsed="0"/>
+    <w:lsdException w:name="Revision" w:unhideWhenUsed="0"/>
+    <w:lsdException w:name="List Paragraph" w:semiHidden="0" w:uiPriority="34" w:unhideWhenUsed="0" w:qFormat="1"/>
+    <w:lsdException w:name="Quote" w:semiHidden="0" w:uiPriority="29" w:unhideWhenUsed="0" w:qFormat="1"/>
+    <w:lsdException w:name="Intense Quote" w:semiHidden="0" w:uiPriority="30" w:unhideWhenUsed="0" w:qFormat="1"/>
+    <w:lsdException w:name="Medium List 2 Accent 1" w:semiHidden="0" w:uiPriority="66" w:unhideWhenUsed="0"/>
+    <w:lsdException w:name="Medium Grid 1 Accent 1" w:semiHidden="0" w:uiPriority="67" w:unhideWhenUsed="0"/>
+    <w:lsdException w:name="Medium Grid 2 Accent 1" w:semiHidden="0" w:uiPriority="68" w:unhideWhenUsed="0"/>
+    <w:lsdException w:name="Medium Grid 3 Accent 1" w:semiHidden="0" w:uiPriority="69" w:unhideWhenUsed="0"/>
+    <w:lsdException w:name="Dark List Accent 1" w:semiHidden="0" w:uiPriority="70" w:unhideWhenUsed="0"/>
+    <w:lsdException w:name="Colorful Shading Accent 1" w:semiHidden="0" w:uiPriority="71" w:unhideWhenUsed="0"/>
+    <w:lsdException w:name="Colorful List Accent 1" w:semiHidden="0" w:uiPriority="72" w:unhideWhenUsed="0"/>
+    <w:lsdException w:name="Colorful Grid Accent 1" w:semiHidden="0" w:uiPriority="73" w:unhideWhenUsed="0"/>
+    <w:lsdException w:name="Light Shading Accent 2" w:semiHidden="0" w:uiPriority="60" w:unhideWhenUsed="0"/>
+    <w:lsdException w:name="Light List Accent 2" w:semiHidden="0" w:uiPriority="61" w:unhideWhenUsed="0"/>
+    <w:lsdException w:name="Light Grid Accent 2" w:semiHidden="0" w:uiPriority="62" w:unhideWhenUsed="0"/>
+    <w:lsdException w:name="Medium Shading 1 Accent 2" w:semiHidden="0" w:uiPriority="63" w:unhideWhenUsed="0"/>
+    <w:lsdException w:name="Medium Shading 2 Accent 2" w:semiHidden="0" w:uiPriority="64" w:unhideWhenUsed="0"/>
+    <w:lsdException w:name="Medium List 1 Accent 2" w:semiHidden="0" w:uiPriority="65" w:unhideWhenUsed="0"/>
+    <w:lsdException w:name="Medium List 2 Accent 2" w:semiHidden="0" w:uiPriority="66" w:unhideWhenUsed="0"/>
+    <w:lsdException w:name="Medium Grid 1 Accent 2" w:semiHidden="0" w:uiPriority="67" w:unhideWhenUsed="0"/>
+    <w:lsdException w:name="Medium Grid 2 Accent 2" w:semiHidden="0" w:uiPriority="68" w:unhideWhenUsed="0"/>
+    <w:lsdException w:name="Medium Grid 3 Accent 2" w:semiHidden="0" w:uiPriority="69" w:unhideWhenUsed="0"/>
+    <w:lsdException w:name="Dark List Accent 2" w:semiHidden="0" w:uiPriority="70" w:unhideWhenUsed="0"/>
+    <w:lsdException w:name="Colorful Shading Accent 2" w:semiHidden="0" w:uiPriority="71" w:unhideWhenUsed="0"/>
+    <w:lsdException w:name="Colorful List Accent 2" w:semiHidden="0" w:uiPriority="72" w:unhideWhenUsed="0"/>
+    <w:lsdException w:name="Colorful Grid Accent 2" w:semiHidden="0" w:uiPriority="73" w:unhideWhenUsed="0"/>
+    <w:lsdException w:name="Light Shading Accent 3" w:semiHidden="0" w:uiPriority="60" w:unhideWhenUsed="0"/>
+    <w:lsdException w:name="Light List Accent 3" w:semiHidden="0" w:uiPriority="61" w:unhideWhenUsed="0"/>
+    <w:lsdException w:name="Light Grid Accent 3" w:semiHidden="0" w:uiPriority="62" w:unhideWhenUsed="0"/>
+    <w:lsdException w:name="Medium Shading 1 Accent 3" w:semiHidden="0" w:uiPriority="63" w:unhideWhenUsed="0"/>
+    <w:lsdException w:name="Medium Shading 2 Accent 3" w:semiHidden="0" w:uiPriority="64" w:unhideWhenUsed="0"/>
+    <w:lsdException w:name="Medium List 1 Accent 3" w:semiHidden="0" w:uiPriority="65" w:unhideWhenUsed="0"/>
+    <w:lsdException w:name="Medium List 2 Accent 3" w:semiHidden="0" w:uiPriority="66" w:unhideWhenUsed="0"/>
+    <w:lsdException w:name="Medium Grid 1 Accent 3" w:semiHidden="0" w:uiPriority="67" w:unhideWhenUsed="0"/>
+    <w:lsdException w:name="Medium Grid 2 Accent 3" w:semiHidden="0" w:uiPriority="68" w:unhideWhenUsed="0"/>
+    <w:lsdException w:name="Medium Grid 3 Accent 3" w:semiHidden="0" w:uiPriority="69" w:unhideWhenUsed="0"/>
+    <w:lsdException w:name="Dark List Accent 3" w:semiHidden="0" w:uiPriority="70" w:unhideWhenUsed="0"/>
+    <w:lsdException w:name="Colorful Shading Accent 3" w:semiHidden="0" w:uiPriority="71" w:unhideWhenUsed="0"/>
+    <w:lsdException w:name="Colorful List Accent 3" w:semiHidden="0" w:uiPriority="72" w:unhideWhenUsed="0"/>
+    <w:lsdException w:name="Colorful Grid Accent 3" w:semiHidden="0" w:uiPriority="73" w:unhideWhenUsed="0"/>
+    <w:lsdException w:name="Light Shading Accent 4" w:semiHidden="0" w:uiPriority="60" w:unhideWhenUsed="0"/>
+    <w:lsdException w:name="Light List Accent 4" w:semiHidden="0" w:uiPriority="61" w:unhideWhenUsed="0"/>
+    <w:lsdException w:name="Light Grid Accent 4" w:semiHidden="0" w:uiPriority="62" w:unhideWhenUsed="0"/>
+    <w:lsdException w:name="Medium Shading 1 Accent 4" w:semiHidden="0" w:uiPriority="63" w:unhideWhenUsed="0"/>
+    <w:lsdException w:name="Medium Shading 2 Accent 4" w:semiHidden="0" w:uiPriority="64" w:unhideWhenUsed="0"/>
+    <w:lsdException w:name="Medium List 1 Accent 4" w:semiHidden="0" w:uiPriority="65" w:unhideWhenUsed="0"/>
+    <w:lsdException w:name="Medium List 2 Accent 4" w:semiHidden="0" w:uiPriority="66" w:unhideWhenUsed="0"/>
+    <w:lsdException w:name="Medium Grid 1 Accent 4" w:semiHidden="0" w:uiPriority="67" w:unhideWhenUsed="0"/>
+    <w:lsdException w:name="Medium Grid 2 Accent 4" w:semiHidden="0" w:uiPriority="68" w:unhideWhenUsed="0"/>
+    <w:lsdException w:name="Medium Grid 3 Accent 4" w:semiHidden="0" w:uiPriority="69" w:unhideWhenUsed="0"/>
+    <w:lsdException w:name="Dark List Accent 4" w:semiHidden="0" w:uiPriority="70" w:unhideWhenUsed="0"/>
+    <w:lsdException w:name="Colorful Shading Accent 4" w:semiHidden="0" w:uiPriority="71" w:unhideWhenUsed="0"/>
+    <w:lsdException w:name="Colorful List Accent 4" w:semiHidden="0" w:uiPriority="72" w:unhideWhenUsed="0"/>
+    <w:lsdException w:name="Colorful Grid Accent 4" w:semiHidden="0" w:uiPriority="73" w:unhideWhenUsed="0"/>
+    <w:lsdException w:name="Light Shading Accent 5" w:semiHidden="0" w:uiPriority="60" w:unhideWhenUsed="0"/>
+    <w:lsdException w:name="Light List Accent 5" w:semiHidden="0" w:uiPriority="61" w:unhideWhenUsed="0"/>
+    <w:lsdException w:name="Light Grid Accent 5" w:semiHidden="0" w:uiPriority="62" w:unhideWhenUsed="0"/>
+    <w:lsdException w:name="Medium Shading 1 Accent 5" w:semiHidden="0" w:uiPriority="63" w:unhideWhenUsed="0"/>
+    <w:lsdException w:name="Medium Shading 2 Accent 5" w:semiHidden="0" w:uiPriority="64" w:unhideWhenUsed="0"/>
+    <w:lsdException w:name="Medium List 1 Accent 5" w:semiHidden="0" w:uiPriority="65" w:unhideWhenUsed="0"/>
+    <w:lsdException w:name="Medium List 2 Accent 5" w:semiHidden="0" w:uiPriority="66" w:unhideWhenUsed="0"/>
+    <w:lsdException w:name="Medium Grid 1 Accent 5" w:semiHidden="0" w:uiPriority="67" w:unhideWhenUsed="0"/>
+    <w:lsdException w:name="Medium Grid 2 Accent 5" w:semiHidden="0" w:uiPriority="68" w:unhideWhenUsed="0"/>
+    <w:lsdException w:name="Medium Grid 3 Accent 5" w:semiHidden="0" w:uiPriority="69" w:unhideWhenUsed="0"/>
+    <w:lsdException w:name="Dark List Accent 5" w:semiHidden="0" w:uiPriority="70" w:unhideWhenUsed="0"/>
+    <w:lsdException w:name="Colorful Shading Accent 5" w:semiHidden="0" w:uiPriority="71" w:unhideWhenUsed="0"/>
+    <w:lsdException w:name="Colorful List Accent 5" w:semiHidden="0" w:uiPriority="72" w:unhideWhenUsed="0"/>
+    <w:lsdException w:name="Colorful Grid Accent 5" w:semiHidden="0" w:uiPriority="73" w:unhideWhenUsed="0"/>
+    <w:lsdException w:name="Light Shading Accent 6" w:semiHidden="0" w:uiPriority="60" w:unhideWhenUsed="0"/>
+    <w:lsdException w:name="Light List Accent 6" w:semiHidden="0" w:uiPriority="61" w:unhideWhenUsed="0"/>
+    <w:lsdException w:name="Light Grid Accent 6" w:semiHidden="0" w:uiPriority="62" w:unhideWhenUsed="0"/>
+    <w:lsdException w:name="Medium Shading 1 Accent 6" w:semiHidden="0" w:uiPriority="63" w:unhideWhenUsed="0"/>
+    <w:lsdException w:name="Medium Shading 2 Accent 6" w:semiHidden="0" w:uiPriority="64" w:unhideWhenUsed="0"/>
+    <w:lsdException w:name="Medium List 1 Accent 6" w:semiHidden="0" w:uiPriority="65" w:unhideWhenUsed="0"/>
+    <w:lsdException w:name="Medium List 2 Accent 6" w:semiHidden="0" w:uiPriority="66" w:unhideWhenUsed="0"/>
+    <w:lsdException w:name="Medium Grid 1 Accent 6" w:semiHidden="0" w:uiPriority="67" w:unhideWhenUsed="0"/>
+    <w:lsdException w:name="Medium Grid 2 Accent 6" w:semiHidden="0" w:uiPriority="68" w:unhideWhenUsed="0"/>
+    <w:lsdException w:name="Medium Grid 3 Accent 6" w:semiHidden="0" w:uiPriority="69" w:unhideWhenUsed="0"/>
+    <w:lsdException w:name="Dark List Accent 6" w:semiHidden="0" w:uiPriority="70" w:unhideWhenUsed="0"/>
+    <w:lsdException w:name="Colorful Shading Accent 6" w:semiHidden="0" w:uiPriority="71" w:unhideWhenUsed="0"/>
+    <w:lsdException w:name="Colorful List Accent 6" w:semiHidden="0" w:uiPriority="72" w:unhideWhenUsed="0"/>
+    <w:lsdException w:name="Colorful Grid Accent 6" w:semiHidden="0" w:uiPriority="73" w:unhideWhenUsed="0"/>
+    <w:lsdException w:name="Subtle Emphasis" w:semiHidden="0" w:uiPriority="19" w:unhideWhenUsed="0" w:qFormat="1"/>
+    <w:lsdException w:name="Intense Emphasis" w:semiHidden="0" w:uiPriority="21" w:unhideWhenUsed="0" w:qFormat="1"/>
+    <w:lsdException w:name="Subtle Reference" w:semiHidden="0" w:uiPriority="31" w:unhideWhenUsed="0" w:qFormat="1"/>
+    <w:lsdException w:name="Intense Reference" w:semiHidden="0" w:uiPriority="32" w:unhideWhenUsed="0" w:qFormat="1"/>
+    <w:lsdException w:name="Book Title" w:semiHidden="0" w:uiPriority="33" w:unhideWhenUsed="0" w:qFormat="1"/>
+    <w:lsdException w:name="Bibliography" w:uiPriority="37"/>
+    <w:lsdException w:name="TOC Heading" w:uiPriority="39" w:qFormat="1"/>
   </w:latentStyles>
-  <w:style w:type="paragraph" w:default="1" w:styleId="a">
+  <w:style w:type="paragraph" w:default="1" w:styleId="Normal">
     <w:name w:val="Normal"/>
     <w:qFormat/>
     <w:rsid w:val="009B35DD"/>
@@ -9127,11 +7822,11 @@
       <w:widowControl w:val="0"/>
     </w:pPr>
   </w:style>
-  <w:style w:type="paragraph" w:styleId="1">
+  <w:style w:type="paragraph" w:styleId="Heading1">
     <w:name w:val="heading 1"/>
-    <w:basedOn w:val="a"/>
-    <w:next w:val="a"/>
-    <w:link w:val="10"/>
+    <w:basedOn w:val="Normal"/>
+    <w:next w:val="Normal"/>
+    <w:link w:val="Heading1Char"/>
     <w:uiPriority w:val="9"/>
     <w:qFormat/>
     <w:rsid w:val="004B1D72"/>
@@ -9149,11 +7844,11 @@
       <w:szCs w:val="44"/>
     </w:rPr>
   </w:style>
-  <w:style w:type="paragraph" w:styleId="2">
+  <w:style w:type="paragraph" w:styleId="Heading2">
     <w:name w:val="heading 2"/>
-    <w:basedOn w:val="a"/>
-    <w:next w:val="a"/>
-    <w:link w:val="20"/>
+    <w:basedOn w:val="Normal"/>
+    <w:next w:val="Normal"/>
+    <w:link w:val="Heading2Char"/>
     <w:uiPriority w:val="9"/>
     <w:unhideWhenUsed/>
     <w:qFormat/>
@@ -9175,11 +7870,11 @@
       <w:szCs w:val="32"/>
     </w:rPr>
   </w:style>
-  <w:style w:type="paragraph" w:styleId="3">
+  <w:style w:type="paragraph" w:styleId="Heading3">
     <w:name w:val="heading 3"/>
-    <w:basedOn w:val="a"/>
-    <w:next w:val="a"/>
-    <w:link w:val="30"/>
+    <w:basedOn w:val="Normal"/>
+    <w:next w:val="Normal"/>
+    <w:link w:val="Heading3Char"/>
     <w:uiPriority w:val="9"/>
     <w:unhideWhenUsed/>
     <w:qFormat/>
@@ -9200,11 +7895,11 @@
       <w:szCs w:val="32"/>
     </w:rPr>
   </w:style>
-  <w:style w:type="paragraph" w:styleId="4">
+  <w:style w:type="paragraph" w:styleId="Heading4">
     <w:name w:val="heading 4"/>
-    <w:basedOn w:val="a"/>
-    <w:next w:val="a"/>
-    <w:link w:val="40"/>
+    <w:basedOn w:val="Normal"/>
+    <w:next w:val="Normal"/>
+    <w:link w:val="Heading4Char"/>
     <w:uiPriority w:val="9"/>
     <w:unhideWhenUsed/>
     <w:qFormat/>
@@ -9223,17 +7918,18 @@
       <w:szCs w:val="28"/>
     </w:rPr>
   </w:style>
-  <w:style w:type="character" w:default="1" w:styleId="a0">
+  <w:style w:type="character" w:default="1" w:styleId="DefaultParagraphFont">
     <w:name w:val="Default Paragraph Font"/>
     <w:uiPriority w:val="1"/>
     <w:semiHidden/>
     <w:unhideWhenUsed/>
   </w:style>
-  <w:style w:type="table" w:default="1" w:styleId="a1">
+  <w:style w:type="table" w:default="1" w:styleId="TableNormal">
     <w:name w:val="Normal Table"/>
     <w:uiPriority w:val="99"/>
     <w:semiHidden/>
     <w:unhideWhenUsed/>
+    <w:qFormat/>
     <w:tblPr>
       <w:tblInd w:w="0" w:type="dxa"/>
       <w:tblCellMar>
@@ -9244,16 +7940,16 @@
       </w:tblCellMar>
     </w:tblPr>
   </w:style>
-  <w:style w:type="numbering" w:default="1" w:styleId="a2">
+  <w:style w:type="numbering" w:default="1" w:styleId="NoList">
     <w:name w:val="No List"/>
     <w:uiPriority w:val="99"/>
     <w:semiHidden/>
     <w:unhideWhenUsed/>
   </w:style>
-  <w:style w:type="paragraph" w:styleId="a3">
+  <w:style w:type="paragraph" w:styleId="Header">
     <w:name w:val="header"/>
-    <w:basedOn w:val="a"/>
-    <w:link w:val="a4"/>
+    <w:basedOn w:val="Normal"/>
+    <w:link w:val="HeaderChar"/>
     <w:uiPriority w:val="99"/>
     <w:unhideWhenUsed/>
     <w:rsid w:val="00210B6B"/>
@@ -9273,10 +7969,10 @@
       <w:szCs w:val="18"/>
     </w:rPr>
   </w:style>
-  <w:style w:type="character" w:customStyle="1" w:styleId="a4">
-    <w:name w:val="页眉 字符"/>
-    <w:basedOn w:val="a0"/>
-    <w:link w:val="a3"/>
+  <w:style w:type="character" w:customStyle="1" w:styleId="HeaderChar">
+    <w:name w:val="Header Char"/>
+    <w:basedOn w:val="DefaultParagraphFont"/>
+    <w:link w:val="Header"/>
     <w:uiPriority w:val="99"/>
     <w:rsid w:val="00210B6B"/>
     <w:rPr>
@@ -9284,10 +7980,10 @@
       <w:szCs w:val="18"/>
     </w:rPr>
   </w:style>
-  <w:style w:type="paragraph" w:styleId="a5">
+  <w:style w:type="paragraph" w:styleId="Footer">
     <w:name w:val="footer"/>
-    <w:basedOn w:val="a"/>
-    <w:link w:val="a6"/>
+    <w:basedOn w:val="Normal"/>
+    <w:link w:val="FooterChar"/>
     <w:uiPriority w:val="99"/>
     <w:unhideWhenUsed/>
     <w:rsid w:val="00210B6B"/>
@@ -9304,10 +8000,10 @@
       <w:szCs w:val="18"/>
     </w:rPr>
   </w:style>
-  <w:style w:type="character" w:customStyle="1" w:styleId="a6">
-    <w:name w:val="页脚 字符"/>
-    <w:basedOn w:val="a0"/>
-    <w:link w:val="a5"/>
+  <w:style w:type="character" w:customStyle="1" w:styleId="FooterChar">
+    <w:name w:val="Footer Char"/>
+    <w:basedOn w:val="DefaultParagraphFont"/>
+    <w:link w:val="Footer"/>
     <w:uiPriority w:val="99"/>
     <w:rsid w:val="00210B6B"/>
     <w:rPr>
@@ -9315,10 +8011,10 @@
       <w:szCs w:val="18"/>
     </w:rPr>
   </w:style>
-  <w:style w:type="character" w:customStyle="1" w:styleId="10">
-    <w:name w:val="标题 1 字符"/>
-    <w:basedOn w:val="a0"/>
-    <w:link w:val="1"/>
+  <w:style w:type="character" w:customStyle="1" w:styleId="Heading1Char">
+    <w:name w:val="Heading 1 Char"/>
+    <w:basedOn w:val="DefaultParagraphFont"/>
+    <w:link w:val="Heading1"/>
     <w:uiPriority w:val="9"/>
     <w:rsid w:val="004B1D72"/>
     <w:rPr>
@@ -9329,10 +8025,10 @@
       <w:szCs w:val="44"/>
     </w:rPr>
   </w:style>
-  <w:style w:type="character" w:customStyle="1" w:styleId="20">
-    <w:name w:val="标题 2 字符"/>
-    <w:basedOn w:val="a0"/>
-    <w:link w:val="2"/>
+  <w:style w:type="character" w:customStyle="1" w:styleId="Heading2Char">
+    <w:name w:val="Heading 2 Char"/>
+    <w:basedOn w:val="DefaultParagraphFont"/>
+    <w:link w:val="Heading2"/>
     <w:uiPriority w:val="9"/>
     <w:rsid w:val="004B1D72"/>
     <w:rPr>
@@ -9343,10 +8039,10 @@
       <w:szCs w:val="32"/>
     </w:rPr>
   </w:style>
-  <w:style w:type="character" w:customStyle="1" w:styleId="30">
-    <w:name w:val="标题 3 字符"/>
-    <w:basedOn w:val="a0"/>
-    <w:link w:val="3"/>
+  <w:style w:type="character" w:customStyle="1" w:styleId="Heading3Char">
+    <w:name w:val="Heading 3 Char"/>
+    <w:basedOn w:val="DefaultParagraphFont"/>
+    <w:link w:val="Heading3"/>
     <w:uiPriority w:val="9"/>
     <w:rsid w:val="004B1D72"/>
     <w:rPr>
@@ -9356,10 +8052,10 @@
       <w:szCs w:val="32"/>
     </w:rPr>
   </w:style>
-  <w:style w:type="character" w:customStyle="1" w:styleId="40">
-    <w:name w:val="标题 4 字符"/>
-    <w:basedOn w:val="a0"/>
-    <w:link w:val="4"/>
+  <w:style w:type="character" w:customStyle="1" w:styleId="Heading4Char">
+    <w:name w:val="Heading 4 Char"/>
+    <w:basedOn w:val="DefaultParagraphFont"/>
+    <w:link w:val="Heading4"/>
     <w:uiPriority w:val="9"/>
     <w:rsid w:val="004B1D72"/>
     <w:rPr>
@@ -9370,10 +8066,10 @@
       <w:szCs w:val="28"/>
     </w:rPr>
   </w:style>
-  <w:style w:type="paragraph" w:styleId="a7">
+  <w:style w:type="paragraph" w:styleId="DocumentMap">
     <w:name w:val="Document Map"/>
-    <w:basedOn w:val="a"/>
-    <w:link w:val="a8"/>
+    <w:basedOn w:val="Normal"/>
+    <w:link w:val="DocumentMapChar"/>
     <w:uiPriority w:val="99"/>
     <w:semiHidden/>
     <w:unhideWhenUsed/>
@@ -9384,10 +8080,10 @@
       <w:szCs w:val="16"/>
     </w:rPr>
   </w:style>
-  <w:style w:type="character" w:customStyle="1" w:styleId="a8">
-    <w:name w:val="文档结构图 字符"/>
-    <w:basedOn w:val="a0"/>
-    <w:link w:val="a7"/>
+  <w:style w:type="character" w:customStyle="1" w:styleId="DocumentMapChar">
+    <w:name w:val="Document Map Char"/>
+    <w:basedOn w:val="DefaultParagraphFont"/>
+    <w:link w:val="DocumentMap"/>
     <w:uiPriority w:val="99"/>
     <w:semiHidden/>
     <w:rsid w:val="004B1D72"/>
@@ -9397,12 +8093,13 @@
       <w:szCs w:val="16"/>
     </w:rPr>
   </w:style>
-  <w:style w:type="table" w:styleId="a9">
+  <w:style w:type="table" w:styleId="TableGrid">
     <w:name w:val="Table Grid"/>
-    <w:basedOn w:val="a1"/>
+    <w:basedOn w:val="TableNormal"/>
     <w:uiPriority w:val="39"/>
     <w:rsid w:val="00FD27D2"/>
     <w:tblPr>
+      <w:tblInd w:w="0" w:type="dxa"/>
       <w:tblBorders>
         <w:top w:val="single" w:sz="4" w:space="0" w:color="000000" w:themeColor="text1"/>
         <w:left w:val="single" w:sz="4" w:space="0" w:color="000000" w:themeColor="text1"/>
@@ -9411,11 +8108,17 @@
         <w:insideH w:val="single" w:sz="4" w:space="0" w:color="000000" w:themeColor="text1"/>
         <w:insideV w:val="single" w:sz="4" w:space="0" w:color="000000" w:themeColor="text1"/>
       </w:tblBorders>
+      <w:tblCellMar>
+        <w:top w:w="0" w:type="dxa"/>
+        <w:left w:w="108" w:type="dxa"/>
+        <w:bottom w:w="0" w:type="dxa"/>
+        <w:right w:w="108" w:type="dxa"/>
+      </w:tblCellMar>
     </w:tblPr>
   </w:style>
-  <w:style w:type="paragraph" w:styleId="aa">
+  <w:style w:type="paragraph" w:styleId="ListParagraph">
     <w:name w:val="List Paragraph"/>
-    <w:basedOn w:val="a"/>
+    <w:basedOn w:val="Normal"/>
     <w:uiPriority w:val="34"/>
     <w:qFormat/>
     <w:rsid w:val="006E7F0B"/>
@@ -9423,11 +8126,11 @@
       <w:ind w:firstLineChars="200" w:firstLine="420"/>
     </w:pPr>
   </w:style>
-  <w:style w:type="paragraph" w:styleId="ab">
+  <w:style w:type="paragraph" w:styleId="Title">
     <w:name w:val="Title"/>
-    <w:basedOn w:val="a"/>
-    <w:next w:val="a"/>
-    <w:link w:val="ac"/>
+    <w:basedOn w:val="Normal"/>
+    <w:next w:val="Normal"/>
+    <w:link w:val="TitleChar"/>
     <w:uiPriority w:val="10"/>
     <w:qFormat/>
     <w:rsid w:val="002B0E83"/>
@@ -9444,10 +8147,10 @@
       <w:szCs w:val="32"/>
     </w:rPr>
   </w:style>
-  <w:style w:type="character" w:customStyle="1" w:styleId="ac">
-    <w:name w:val="标题 字符"/>
-    <w:basedOn w:val="a0"/>
-    <w:link w:val="ab"/>
+  <w:style w:type="character" w:customStyle="1" w:styleId="TitleChar">
+    <w:name w:val="Title Char"/>
+    <w:basedOn w:val="DefaultParagraphFont"/>
+    <w:link w:val="Title"/>
     <w:uiPriority w:val="10"/>
     <w:rsid w:val="002B0E83"/>
     <w:rPr>
@@ -9458,9 +8161,9 @@
       <w:szCs w:val="32"/>
     </w:rPr>
   </w:style>
-  <w:style w:type="character" w:styleId="ad">
+  <w:style w:type="character" w:styleId="CommentReference">
     <w:name w:val="annotation reference"/>
-    <w:basedOn w:val="a0"/>
+    <w:basedOn w:val="DefaultParagraphFont"/>
     <w:uiPriority w:val="99"/>
     <w:semiHidden/>
     <w:unhideWhenUsed/>
@@ -9470,10 +8173,10 @@
       <w:szCs w:val="21"/>
     </w:rPr>
   </w:style>
-  <w:style w:type="paragraph" w:styleId="ae">
+  <w:style w:type="paragraph" w:styleId="CommentText">
     <w:name w:val="annotation text"/>
-    <w:basedOn w:val="a"/>
-    <w:link w:val="af"/>
+    <w:basedOn w:val="Normal"/>
+    <w:link w:val="CommentTextChar"/>
     <w:uiPriority w:val="99"/>
     <w:semiHidden/>
     <w:unhideWhenUsed/>
@@ -9482,19 +8185,19 @@
       <w:jc w:val="left"/>
     </w:pPr>
   </w:style>
-  <w:style w:type="character" w:customStyle="1" w:styleId="af">
-    <w:name w:val="批注文字 字符"/>
-    <w:basedOn w:val="a0"/>
-    <w:link w:val="ae"/>
+  <w:style w:type="character" w:customStyle="1" w:styleId="CommentTextChar">
+    <w:name w:val="Comment Text Char"/>
+    <w:basedOn w:val="DefaultParagraphFont"/>
+    <w:link w:val="CommentText"/>
     <w:uiPriority w:val="99"/>
     <w:semiHidden/>
     <w:rsid w:val="00BD4AB3"/>
   </w:style>
-  <w:style w:type="paragraph" w:styleId="af0">
+  <w:style w:type="paragraph" w:styleId="CommentSubject">
     <w:name w:val="annotation subject"/>
-    <w:basedOn w:val="ae"/>
-    <w:next w:val="ae"/>
-    <w:link w:val="af1"/>
+    <w:basedOn w:val="CommentText"/>
+    <w:next w:val="CommentText"/>
+    <w:link w:val="CommentSubjectChar"/>
     <w:uiPriority w:val="99"/>
     <w:semiHidden/>
     <w:unhideWhenUsed/>
@@ -9504,10 +8207,10 @@
       <w:bCs/>
     </w:rPr>
   </w:style>
-  <w:style w:type="character" w:customStyle="1" w:styleId="af1">
-    <w:name w:val="批注主题 字符"/>
-    <w:basedOn w:val="af"/>
-    <w:link w:val="af0"/>
+  <w:style w:type="character" w:customStyle="1" w:styleId="CommentSubjectChar">
+    <w:name w:val="Comment Subject Char"/>
+    <w:basedOn w:val="CommentTextChar"/>
+    <w:link w:val="CommentSubject"/>
     <w:uiPriority w:val="99"/>
     <w:semiHidden/>
     <w:rsid w:val="00BD4AB3"/>
@@ -9516,10 +8219,10 @@
       <w:bCs/>
     </w:rPr>
   </w:style>
-  <w:style w:type="paragraph" w:styleId="af2">
+  <w:style w:type="paragraph" w:styleId="BalloonText">
     <w:name w:val="Balloon Text"/>
-    <w:basedOn w:val="a"/>
-    <w:link w:val="af3"/>
+    <w:basedOn w:val="Normal"/>
+    <w:link w:val="BalloonTextChar"/>
     <w:uiPriority w:val="99"/>
     <w:semiHidden/>
     <w:unhideWhenUsed/>
@@ -9529,10 +8232,10 @@
       <w:szCs w:val="18"/>
     </w:rPr>
   </w:style>
-  <w:style w:type="character" w:customStyle="1" w:styleId="af3">
-    <w:name w:val="批注框文本 字符"/>
-    <w:basedOn w:val="a0"/>
-    <w:link w:val="af2"/>
+  <w:style w:type="character" w:customStyle="1" w:styleId="BalloonTextChar">
+    <w:name w:val="Balloon Text Char"/>
+    <w:basedOn w:val="DefaultParagraphFont"/>
+    <w:link w:val="BalloonText"/>
     <w:uiPriority w:val="99"/>
     <w:semiHidden/>
     <w:rsid w:val="00BD4AB3"/>
@@ -9541,9 +8244,9 @@
       <w:szCs w:val="18"/>
     </w:rPr>
   </w:style>
-  <w:style w:type="character" w:styleId="af4">
+  <w:style w:type="character" w:styleId="Emphasis">
     <w:name w:val="Emphasis"/>
-    <w:basedOn w:val="a0"/>
+    <w:basedOn w:val="DefaultParagraphFont"/>
     <w:uiPriority w:val="20"/>
     <w:qFormat/>
     <w:rsid w:val="00727B9C"/>

--- a/internal_doc/03.开发设计/Story-snapshot增加参数.docx
+++ b/internal_doc/03.开发设计/Story-snapshot增加参数.docx
@@ -19,19 +19,7 @@
         <w:rPr>
           <w:rFonts w:hint="eastAsia"/>
         </w:rPr>
-        <w:t>支持</w:t>
-      </w:r>
-      <w:r>
-        <w:rPr>
-          <w:rFonts w:hint="eastAsia"/>
-        </w:rPr>
-        <w:t xml:space="preserve"> QueryOption </w:t>
-      </w:r>
-      <w:r>
-        <w:rPr>
-          <w:rFonts w:hint="eastAsia"/>
-        </w:rPr>
-        <w:t>参数</w:t>
+        <w:t>支持参数</w:t>
       </w:r>
     </w:p>
     <w:tbl>
@@ -179,10 +167,7 @@
               <w:t>-06-</w:t>
             </w:r>
             <w:r>
-              <w:t>2</w:t>
-            </w:r>
-            <w:r>
-              <w:t>9</w:t>
+              <w:t>29</w:t>
             </w:r>
             <w:r>
               <w:rPr>
@@ -246,72 +231,153 @@
       </w:r>
     </w:p>
     <w:p>
-      <w:r>
-        <w:t>D</w:t>
-      </w:r>
-      <w:r>
-        <w:rPr>
-          <w:rFonts w:hint="eastAsia"/>
-        </w:rPr>
-        <w:t>b.</w:t>
-      </w:r>
-      <w:r>
-        <w:t xml:space="preserve">snapshot() </w:t>
-      </w:r>
-      <w:r>
-        <w:rPr>
-          <w:rFonts w:hint="eastAsia"/>
-        </w:rPr>
-        <w:t>不支持</w:t>
-      </w:r>
-      <w:r>
-        <w:rPr>
-          <w:rFonts w:hint="eastAsia"/>
-        </w:rPr>
-        <w:t xml:space="preserve"> limit/skip </w:t>
-      </w:r>
-      <w:r>
-        <w:rPr>
-          <w:rFonts w:hint="eastAsia"/>
-        </w:rPr>
-        <w:t>以及一些选项。</w:t>
+      <w:pPr>
+        <w:pStyle w:val="aa"/>
+        <w:numPr>
+          <w:ilvl w:val="0"/>
+          <w:numId w:val="20"/>
+        </w:numPr>
+        <w:ind w:firstLineChars="0"/>
+      </w:pPr>
+      <w:r>
+        <w:rPr>
+          <w:rFonts w:hint="eastAsia"/>
+        </w:rPr>
+        <w:t>去除中间对象：</w:t>
       </w:r>
     </w:p>
     <w:p>
       <w:pPr>
-        <w:rPr>
-          <w:rFonts w:hint="eastAsia"/>
-        </w:rPr>
-      </w:pPr>
-      <w:r>
-        <w:t>D</w:t>
-      </w:r>
-      <w:r>
-        <w:rPr>
-          <w:rFonts w:hint="eastAsia"/>
-        </w:rPr>
-        <w:t>b</w:t>
-      </w:r>
-      <w:r>
-        <w:t xml:space="preserve">.cs.cl.find() </w:t>
-      </w:r>
-      <w:r>
-        <w:rPr>
-          <w:rFonts w:hint="eastAsia"/>
-        </w:rPr>
-        <w:t>可以去除产生的</w:t>
-      </w:r>
-      <w:r>
-        <w:rPr>
-          <w:rFonts w:hint="eastAsia"/>
-        </w:rPr>
-        <w:t>SdbQuery</w:t>
-      </w:r>
-      <w:r>
-        <w:rPr>
-          <w:rFonts w:hint="eastAsia"/>
-        </w:rPr>
-        <w:t>中间对象。</w:t>
+        <w:pStyle w:val="aa"/>
+        <w:ind w:left="717" w:firstLineChars="0" w:firstLine="0"/>
+      </w:pPr>
+      <w:r>
+        <w:rPr>
+          <w:rFonts w:hint="eastAsia"/>
+        </w:rPr>
+        <w:t>目前进行记录查询</w:t>
+      </w:r>
+      <w:r>
+        <w:rPr>
+          <w:rFonts w:hint="eastAsia"/>
+        </w:rPr>
+        <w:t xml:space="preserve"> find</w:t>
+      </w:r>
+      <w:r>
+        <w:t xml:space="preserve"> </w:t>
+      </w:r>
+      <w:r>
+        <w:rPr>
+          <w:rFonts w:hint="eastAsia"/>
+        </w:rPr>
+        <w:t>时，会产生</w:t>
+      </w:r>
+      <w:r>
+        <w:rPr>
+          <w:rFonts w:hint="eastAsia"/>
+        </w:rPr>
+        <w:t xml:space="preserve"> SdbQuery</w:t>
+      </w:r>
+      <w:r>
+        <w:t xml:space="preserve"> </w:t>
+      </w:r>
+      <w:r>
+        <w:rPr>
+          <w:rFonts w:hint="eastAsia"/>
+        </w:rPr>
+        <w:t>的中间对象造成使用上的不便，希望能直接返回</w:t>
+      </w:r>
+      <w:r>
+        <w:rPr>
+          <w:rFonts w:hint="eastAsia"/>
+        </w:rPr>
+        <w:t xml:space="preserve"> SdbCursor</w:t>
+      </w:r>
+      <w:r>
+        <w:rPr>
+          <w:rFonts w:hint="eastAsia"/>
+        </w:rPr>
+        <w:t>。</w:t>
+      </w:r>
+    </w:p>
+    <w:p>
+      <w:pPr>
+        <w:pStyle w:val="aa"/>
+        <w:numPr>
+          <w:ilvl w:val="0"/>
+          <w:numId w:val="20"/>
+        </w:numPr>
+        <w:ind w:firstLineChars="0"/>
+      </w:pPr>
+      <w:r>
+        <w:rPr>
+          <w:rFonts w:hint="eastAsia"/>
+        </w:rPr>
+        <w:t>Snapshot</w:t>
+      </w:r>
+      <w:r>
+        <w:t xml:space="preserve"> </w:t>
+      </w:r>
+      <w:r>
+        <w:rPr>
+          <w:rFonts w:hint="eastAsia"/>
+        </w:rPr>
+        <w:t>增加额外的参数设置</w:t>
+      </w:r>
+      <w:r>
+        <w:rPr>
+          <w:rFonts w:hint="eastAsia"/>
+        </w:rPr>
+        <w:t>能力</w:t>
+      </w:r>
+      <w:r>
+        <w:rPr>
+          <w:rFonts w:hint="eastAsia"/>
+        </w:rPr>
+        <w:t>。</w:t>
+      </w:r>
+    </w:p>
+    <w:p>
+      <w:pPr>
+        <w:pStyle w:val="aa"/>
+        <w:numPr>
+          <w:ilvl w:val="0"/>
+          <w:numId w:val="20"/>
+        </w:numPr>
+        <w:ind w:firstLineChars="0"/>
+        <w:rPr>
+          <w:rFonts w:hint="eastAsia"/>
+        </w:rPr>
+      </w:pPr>
+      <w:r>
+        <w:rPr>
+          <w:rFonts w:hint="eastAsia"/>
+        </w:rPr>
+        <w:t>配置快照利用</w:t>
+      </w:r>
+      <w:r>
+        <w:rPr>
+          <w:rFonts w:hint="eastAsia"/>
+        </w:rPr>
+        <w:t>2</w:t>
+      </w:r>
+      <w:r>
+        <w:rPr>
+          <w:rFonts w:hint="eastAsia"/>
+        </w:rPr>
+        <w:t>中增加的参数</w:t>
+      </w:r>
+      <w:r>
+        <w:rPr>
+          <w:rFonts w:hint="eastAsia"/>
+        </w:rPr>
+        <w:t>能力</w:t>
+      </w:r>
+      <w:r>
+        <w:rPr>
+          <w:rFonts w:hint="eastAsia"/>
+        </w:rPr>
+        <w:t>进行配置信息的区别展示。</w:t>
       </w:r>
     </w:p>
     <w:p>
@@ -345,9 +411,6 @@
           <w:numId w:val="0"/>
         </w:numPr>
         <w:ind w:left="357"/>
-        <w:rPr>
-          <w:rFonts w:hint="eastAsia"/>
-        </w:rPr>
       </w:pPr>
       <w:r>
         <w:rPr>
@@ -415,9 +478,6 @@
     <w:p>
       <w:pPr>
         <w:pStyle w:val="6"/>
-        <w:rPr>
-          <w:rFonts w:hint="eastAsia"/>
-        </w:rPr>
       </w:pPr>
       <w:r>
         <w:rPr>
@@ -591,7 +651,18 @@
           <w:sz w:val="24"/>
           <w:szCs w:val="24"/>
         </w:rPr>
-        <w:t>.sort(&lt;sort&gt;).hint(&lt;hint&gt;).skip(&lt;skip</w:t>
+        <w:t>.</w:t>
+      </w:r>
+      <w:r>
+        <w:rPr>
+          <w:rFonts w:ascii="宋体" w:eastAsia="宋体" w:hAnsi="宋体" w:cs="宋体"/>
+          <w:i/>
+          <w:iCs/>
+          <w:kern w:val="0"/>
+          <w:sz w:val="24"/>
+          <w:szCs w:val="24"/>
+        </w:rPr>
+        <w:t>(&lt;sort&gt;).hint(&lt;hint&gt;).skip(&lt;skip</w:t>
       </w:r>
       <w:r>
         <w:rPr>
@@ -1171,7 +1242,7 @@
               <w:spacing w:before="100" w:beforeAutospacing="1" w:after="100" w:afterAutospacing="1"/>
               <w:jc w:val="left"/>
               <w:rPr>
-                <w:rFonts w:ascii="宋体" w:eastAsia="宋体" w:hAnsi="宋体" w:cs="宋体" w:hint="eastAsia"/>
+                <w:rFonts w:ascii="宋体" w:eastAsia="宋体" w:hAnsi="宋体" w:cs="宋体"/>
                 <w:kern w:val="0"/>
                 <w:sz w:val="24"/>
                 <w:szCs w:val="24"/>
@@ -1198,7 +1269,7 @@
               <w:spacing w:before="100" w:beforeAutospacing="1" w:after="100" w:afterAutospacing="1"/>
               <w:jc w:val="left"/>
               <w:rPr>
-                <w:rFonts w:ascii="宋体" w:eastAsia="宋体" w:hAnsi="宋体" w:cs="宋体" w:hint="eastAsia"/>
+                <w:rFonts w:ascii="宋体" w:eastAsia="宋体" w:hAnsi="宋体" w:cs="宋体"/>
                 <w:kern w:val="0"/>
                 <w:sz w:val="24"/>
                 <w:szCs w:val="24"/>
@@ -1225,7 +1296,7 @@
               <w:spacing w:before="100" w:beforeAutospacing="1" w:after="100" w:afterAutospacing="1"/>
               <w:jc w:val="left"/>
               <w:rPr>
-                <w:rFonts w:ascii="宋体" w:eastAsia="宋体" w:hAnsi="宋体" w:cs="宋体" w:hint="eastAsia"/>
+                <w:rFonts w:ascii="宋体" w:eastAsia="宋体" w:hAnsi="宋体" w:cs="宋体"/>
                 <w:kern w:val="0"/>
                 <w:sz w:val="24"/>
                 <w:szCs w:val="24"/>
@@ -1557,7 +1628,7 @@
         <w:ind w:left="720"/>
         <w:jc w:val="left"/>
         <w:rPr>
-          <w:rFonts w:ascii="宋体" w:eastAsia="宋体" w:hAnsi="宋体" w:cs="宋体" w:hint="eastAsia"/>
+          <w:rFonts w:ascii="宋体" w:eastAsia="宋体" w:hAnsi="宋体" w:cs="宋体"/>
           <w:kern w:val="0"/>
           <w:sz w:val="24"/>
           <w:szCs w:val="24"/>
@@ -1568,7 +1639,6 @@
       <w:pPr>
         <w:pStyle w:val="4"/>
         <w:rPr>
-          <w:rFonts w:hint="eastAsia"/>
           <w:sz w:val="24"/>
           <w:szCs w:val="24"/>
         </w:rPr>
@@ -1703,7 +1773,7 @@
         <w:spacing w:before="100" w:beforeAutospacing="1" w:after="100" w:afterAutospacing="1"/>
         <w:jc w:val="left"/>
         <w:rPr>
-          <w:rFonts w:ascii="宋体" w:eastAsia="宋体" w:hAnsi="宋体" w:cs="宋体" w:hint="eastAsia"/>
+          <w:rFonts w:ascii="宋体" w:eastAsia="宋体" w:hAnsi="宋体" w:cs="宋体"/>
           <w:iCs/>
           <w:kern w:val="0"/>
           <w:sz w:val="24"/>
@@ -1730,11 +1800,6 @@
       </w:r>
     </w:p>
     <w:p>
-      <w:pPr>
-        <w:rPr>
-          <w:rFonts w:hint="eastAsia"/>
-        </w:rPr>
-      </w:pPr>
       <w:r>
         <w:rPr>
           <w:rFonts w:hint="eastAsia"/>
@@ -1760,9 +1825,6 @@
     <w:p>
       <w:pPr>
         <w:pStyle w:val="6"/>
-        <w:rPr>
-          <w:rFonts w:hint="eastAsia"/>
-        </w:rPr>
       </w:pPr>
       <w:r>
         <w:rPr>
@@ -2802,17 +2864,11 @@
     <w:p>
       <w:pPr>
         <w:ind w:left="0"/>
-        <w:rPr>
-          <w:rFonts w:hint="eastAsia"/>
-        </w:rPr>
       </w:pPr>
     </w:p>
     <w:p>
       <w:pPr>
         <w:pStyle w:val="6"/>
-        <w:rPr>
-          <w:rFonts w:hint="eastAsia"/>
-        </w:rPr>
       </w:pPr>
       <w:r>
         <w:rPr>
@@ -2865,7 +2921,17 @@
           <w:sz w:val="24"/>
           <w:szCs w:val="24"/>
         </w:rPr>
-        <w:t>("</w:t>
+        <w:t>(</w:t>
+      </w:r>
+      <w:r>
+        <w:rPr>
+          <w:rFonts w:ascii="宋体" w:eastAsia="宋体" w:hAnsi="宋体" w:cs="宋体"/>
+          <w:iCs/>
+          <w:kern w:val="0"/>
+          <w:sz w:val="24"/>
+          <w:szCs w:val="24"/>
+        </w:rPr>
+        <w:t>"</w:t>
       </w:r>
       <w:r>
         <w:rPr>
@@ -2885,7 +2951,7 @@
           <w:sz w:val="24"/>
           <w:szCs w:val="24"/>
         </w:rPr>
-        <w:t>": &lt;cond&gt;, "sel": &lt;sel&gt;", "sort": &lt;sort&gt;, "</w:t>
+        <w:t>": &lt;cond&gt;, "sel": &lt;sel&gt;", "sort": &lt;sort&gt;, "hint": &lt;hint&gt;, "</w:t>
       </w:r>
       <w:r>
         <w:rPr>
@@ -2935,7 +3001,7 @@
           <w:sz w:val="24"/>
           <w:szCs w:val="24"/>
         </w:rPr>
-        <w:t>options</w:t>
+        <w:t>flags": &lt;flags&gt;</w:t>
       </w:r>
       <w:r>
         <w:rPr>
@@ -2945,36 +3011,10 @@
           <w:sz w:val="24"/>
           <w:szCs w:val="24"/>
         </w:rPr>
-        <w:t>": &lt;</w:t>
-      </w:r>
-      <w:r>
-        <w:rPr>
-          <w:rFonts w:ascii="宋体" w:eastAsia="宋体" w:hAnsi="宋体" w:cs="宋体"/>
-          <w:iCs/>
-          <w:kern w:val="0"/>
-          <w:sz w:val="24"/>
-          <w:szCs w:val="24"/>
-        </w:rPr>
-        <w:t>options</w:t>
-      </w:r>
-      <w:r>
-        <w:rPr>
-          <w:rFonts w:ascii="宋体" w:eastAsia="宋体" w:hAnsi="宋体" w:cs="宋体"/>
-          <w:iCs/>
-          <w:kern w:val="0"/>
-          <w:sz w:val="24"/>
-          <w:szCs w:val="24"/>
-        </w:rPr>
-        <w:t>&gt;)</w:t>
+        <w:t>)</w:t>
       </w:r>
     </w:p>
-    <w:p>
-      <w:pPr>
-        <w:rPr>
-          <w:rFonts w:hint="eastAsia"/>
-        </w:rPr>
-      </w:pPr>
-    </w:p>
+    <w:p/>
     <w:p>
       <w:pPr>
         <w:pStyle w:val="3"/>
@@ -2994,11 +3034,6 @@
       </w:r>
     </w:p>
     <w:p>
-      <w:pPr>
-        <w:rPr>
-          <w:rFonts w:hint="eastAsia"/>
-        </w:rPr>
-      </w:pPr>
       <w:r>
         <w:rPr>
           <w:rFonts w:hint="eastAsia"/>
@@ -3018,9 +3053,6 @@
     <w:p>
       <w:pPr>
         <w:pStyle w:val="6"/>
-        <w:rPr>
-          <w:rFonts w:hint="eastAsia"/>
-        </w:rPr>
       </w:pPr>
       <w:r>
         <w:rPr>
@@ -3793,7 +3825,7 @@
               <w:spacing w:before="100" w:beforeAutospacing="1" w:after="100" w:afterAutospacing="1"/>
               <w:jc w:val="left"/>
               <w:rPr>
-                <w:rFonts w:ascii="宋体" w:eastAsia="宋体" w:hAnsi="宋体" w:cs="宋体" w:hint="eastAsia"/>
+                <w:rFonts w:ascii="宋体" w:eastAsia="宋体" w:hAnsi="宋体" w:cs="宋体"/>
                 <w:kern w:val="0"/>
                 <w:sz w:val="24"/>
                 <w:szCs w:val="24"/>
@@ -3820,7 +3852,7 @@
               <w:spacing w:before="100" w:beforeAutospacing="1" w:after="100" w:afterAutospacing="1"/>
               <w:jc w:val="left"/>
               <w:rPr>
-                <w:rFonts w:ascii="宋体" w:eastAsia="宋体" w:hAnsi="宋体" w:cs="宋体" w:hint="eastAsia"/>
+                <w:rFonts w:ascii="宋体" w:eastAsia="宋体" w:hAnsi="宋体" w:cs="宋体"/>
                 <w:kern w:val="0"/>
                 <w:sz w:val="24"/>
                 <w:szCs w:val="24"/>
@@ -3847,7 +3879,7 @@
               <w:spacing w:before="100" w:beforeAutospacing="1" w:after="100" w:afterAutospacing="1"/>
               <w:jc w:val="left"/>
               <w:rPr>
-                <w:rFonts w:ascii="宋体" w:eastAsia="宋体" w:hAnsi="宋体" w:cs="宋体" w:hint="eastAsia"/>
+                <w:rFonts w:ascii="宋体" w:eastAsia="宋体" w:hAnsi="宋体" w:cs="宋体"/>
                 <w:kern w:val="0"/>
                 <w:sz w:val="24"/>
                 <w:szCs w:val="24"/>
@@ -4212,7 +4244,7 @@
           <w:p>
             <w:pPr>
               <w:rPr>
-                <w:rFonts w:ascii="宋体" w:eastAsia="宋体" w:hAnsi="宋体" w:cs="宋体" w:hint="eastAsia"/>
+                <w:rFonts w:ascii="宋体" w:eastAsia="宋体" w:hAnsi="宋体" w:cs="宋体"/>
                 <w:kern w:val="0"/>
                 <w:sz w:val="24"/>
                 <w:szCs w:val="24"/>
@@ -4239,7 +4271,7 @@
               <w:spacing w:before="100" w:beforeAutospacing="1" w:after="100" w:afterAutospacing="1"/>
               <w:jc w:val="left"/>
               <w:rPr>
-                <w:rFonts w:ascii="宋体" w:eastAsia="宋体" w:hAnsi="宋体" w:cs="宋体" w:hint="eastAsia"/>
+                <w:rFonts w:ascii="宋体" w:eastAsia="宋体" w:hAnsi="宋体" w:cs="宋体"/>
                 <w:kern w:val="0"/>
                 <w:sz w:val="24"/>
                 <w:szCs w:val="24"/>
@@ -4266,7 +4298,7 @@
               <w:spacing w:before="100" w:beforeAutospacing="1" w:after="100" w:afterAutospacing="1"/>
               <w:jc w:val="left"/>
               <w:rPr>
-                <w:rFonts w:ascii="宋体" w:eastAsia="宋体" w:hAnsi="宋体" w:cs="宋体" w:hint="eastAsia"/>
+                <w:rFonts w:ascii="宋体" w:eastAsia="宋体" w:hAnsi="宋体" w:cs="宋体"/>
                 <w:kern w:val="0"/>
                 <w:sz w:val="24"/>
                 <w:szCs w:val="24"/>
@@ -4293,7 +4325,7 @@
               <w:spacing w:before="100" w:beforeAutospacing="1" w:after="100" w:afterAutospacing="1"/>
               <w:jc w:val="left"/>
               <w:rPr>
-                <w:rFonts w:ascii="宋体" w:eastAsia="宋体" w:hAnsi="宋体" w:cs="宋体" w:hint="eastAsia"/>
+                <w:rFonts w:ascii="宋体" w:eastAsia="宋体" w:hAnsi="宋体" w:cs="宋体"/>
                 <w:kern w:val="0"/>
                 <w:sz w:val="24"/>
                 <w:szCs w:val="24"/>
@@ -4315,17 +4347,11 @@
     <w:p>
       <w:pPr>
         <w:ind w:left="0"/>
-        <w:rPr>
-          <w:rFonts w:hint="eastAsia"/>
-        </w:rPr>
       </w:pPr>
     </w:p>
     <w:p>
       <w:pPr>
         <w:pStyle w:val="6"/>
-        <w:rPr>
-          <w:rFonts w:hint="eastAsia"/>
-        </w:rPr>
       </w:pPr>
       <w:r>
         <w:rPr>
@@ -4339,16 +4365,6 @@
         <w:widowControl/>
         <w:spacing w:before="100" w:beforeAutospacing="1" w:after="100" w:afterAutospacing="1"/>
         <w:jc w:val="left"/>
-        <w:rPr>
-          <w:rFonts w:ascii="宋体" w:eastAsia="宋体" w:hAnsi="宋体" w:cs="宋体" w:hint="eastAsia"/>
-          <w:i/>
-          <w:iCs/>
-          <w:kern w:val="0"/>
-          <w:sz w:val="24"/>
-          <w:szCs w:val="24"/>
-        </w:rPr>
-      </w:pPr>
-      <w:r>
         <w:rPr>
           <w:rFonts w:ascii="宋体" w:eastAsia="宋体" w:hAnsi="宋体" w:cs="宋体"/>
           <w:i/>
@@ -4357,6 +4373,16 @@
           <w:sz w:val="24"/>
           <w:szCs w:val="24"/>
         </w:rPr>
+      </w:pPr>
+      <w:r>
+        <w:rPr>
+          <w:rFonts w:ascii="宋体" w:eastAsia="宋体" w:hAnsi="宋体" w:cs="宋体"/>
+          <w:i/>
+          <w:iCs/>
+          <w:kern w:val="0"/>
+          <w:sz w:val="24"/>
+          <w:szCs w:val="24"/>
+        </w:rPr>
         <w:t>SdbQueryOption</w:t>
       </w:r>
       <w:r>
@@ -4367,7 +4393,17 @@
           <w:sz w:val="24"/>
           <w:szCs w:val="24"/>
         </w:rPr>
-        <w:t>("</w:t>
+        <w:t>(</w:t>
+      </w:r>
+      <w:r>
+        <w:rPr>
+          <w:rFonts w:ascii="宋体" w:eastAsia="宋体" w:hAnsi="宋体" w:cs="宋体"/>
+          <w:iCs/>
+          <w:kern w:val="0"/>
+          <w:sz w:val="24"/>
+          <w:szCs w:val="24"/>
+        </w:rPr>
+        <w:t>"</w:t>
       </w:r>
       <w:r>
         <w:rPr>
@@ -4387,7 +4423,7 @@
           <w:sz w:val="24"/>
           <w:szCs w:val="24"/>
         </w:rPr>
-        <w:t>": &lt;cond&gt;, "sel": &lt;sel&gt;", "sort": &lt;sort&gt;, "</w:t>
+        <w:t>": &lt;cond&gt;, "sel": &lt;sel&gt;", "sort": &lt;sort&gt;, "hint": &lt;hint&gt;, "</w:t>
       </w:r>
       <w:r>
         <w:rPr>
@@ -4407,7 +4443,17 @@
           <w:sz w:val="24"/>
           <w:szCs w:val="24"/>
         </w:rPr>
-        <w:t>"</w:t>
+        <w:t>": &lt;skip&gt;, "</w:t>
+      </w:r>
+      <w:r>
+        <w:rPr>
+          <w:rFonts w:ascii="宋体" w:eastAsia="宋体" w:hAnsi="宋体" w:cs="宋体" w:hint="eastAsia"/>
+          <w:iCs/>
+          <w:kern w:val="0"/>
+          <w:sz w:val="24"/>
+          <w:szCs w:val="24"/>
+        </w:rPr>
+        <w:t>limit</w:t>
       </w:r>
       <w:r>
         <w:rPr>
@@ -4417,17 +4463,7 @@
           <w:sz w:val="24"/>
           <w:szCs w:val="24"/>
         </w:rPr>
-        <w:t>: &lt;skip&gt;, "</w:t>
-      </w:r>
-      <w:r>
-        <w:rPr>
-          <w:rFonts w:ascii="宋体" w:eastAsia="宋体" w:hAnsi="宋体" w:cs="宋体" w:hint="eastAsia"/>
-          <w:iCs/>
-          <w:kern w:val="0"/>
-          <w:sz w:val="24"/>
-          <w:szCs w:val="24"/>
-        </w:rPr>
-        <w:t>limit</w:t>
+        <w:t>": &lt;limit&gt;, "</w:t>
       </w:r>
       <w:r>
         <w:rPr>
@@ -4437,7 +4473,7 @@
           <w:sz w:val="24"/>
           <w:szCs w:val="24"/>
         </w:rPr>
-        <w:t>": &lt;limit&gt;, "update</w:t>
+        <w:t>flags": &lt;flags&gt;</w:t>
       </w:r>
       <w:r>
         <w:rPr>
@@ -4447,86 +4483,10 @@
           <w:sz w:val="24"/>
           <w:szCs w:val="24"/>
         </w:rPr>
-        <w:t>": &lt;</w:t>
-      </w:r>
-      <w:r>
-        <w:rPr>
-          <w:rFonts w:ascii="宋体" w:eastAsia="宋体" w:hAnsi="宋体" w:cs="宋体"/>
-          <w:iCs/>
-          <w:kern w:val="0"/>
-          <w:sz w:val="24"/>
-          <w:szCs w:val="24"/>
-        </w:rPr>
-        <w:t>update</w:t>
-      </w:r>
-      <w:r>
-        <w:rPr>
-          <w:rFonts w:ascii="宋体" w:eastAsia="宋体" w:hAnsi="宋体" w:cs="宋体"/>
-          <w:iCs/>
-          <w:kern w:val="0"/>
-          <w:sz w:val="24"/>
-          <w:szCs w:val="24"/>
-        </w:rPr>
-        <w:t>&gt;</w:t>
-      </w:r>
-      <w:r>
-        <w:rPr>
-          <w:rFonts w:ascii="宋体" w:eastAsia="宋体" w:hAnsi="宋体" w:cs="宋体"/>
-          <w:iCs/>
-          <w:kern w:val="0"/>
-          <w:sz w:val="24"/>
-          <w:szCs w:val="24"/>
-        </w:rPr>
-        <w:t>, "remove</w:t>
-      </w:r>
-      <w:r>
-        <w:rPr>
-          <w:rFonts w:ascii="宋体" w:eastAsia="宋体" w:hAnsi="宋体" w:cs="宋体"/>
-          <w:iCs/>
-          <w:kern w:val="0"/>
-          <w:sz w:val="24"/>
-          <w:szCs w:val="24"/>
-        </w:rPr>
-        <w:t>": &lt;</w:t>
-      </w:r>
-      <w:r>
-        <w:rPr>
-          <w:rFonts w:ascii="宋体" w:eastAsia="宋体" w:hAnsi="宋体" w:cs="宋体"/>
-          <w:iCs/>
-          <w:kern w:val="0"/>
-          <w:sz w:val="24"/>
-          <w:szCs w:val="24"/>
-        </w:rPr>
-        <w:t>remove</w:t>
-      </w:r>
-      <w:r>
-        <w:rPr>
-          <w:rFonts w:ascii="宋体" w:eastAsia="宋体" w:hAnsi="宋体" w:cs="宋体"/>
-          <w:iCs/>
-          <w:kern w:val="0"/>
-          <w:sz w:val="24"/>
-          <w:szCs w:val="24"/>
-        </w:rPr>
-        <w:t>&gt;</w:t>
-      </w:r>
-      <w:r>
-        <w:rPr>
-          <w:rFonts w:ascii="宋体" w:eastAsia="宋体" w:hAnsi="宋体" w:cs="宋体"/>
-          <w:iCs/>
-          <w:kern w:val="0"/>
-          <w:sz w:val="24"/>
-          <w:szCs w:val="24"/>
-        </w:rPr>
         <w:t>)</w:t>
       </w:r>
     </w:p>
-    <w:p>
-      <w:pPr>
-        <w:rPr>
-          <w:rFonts w:hint="eastAsia"/>
-        </w:rPr>
-      </w:pPr>
-    </w:p>
+    <w:p/>
     <w:p>
       <w:pPr>
         <w:pStyle w:val="3"/>
@@ -4839,47 +4799,51 @@
         <w:rPr>
           <w:rFonts w:hint="eastAsia"/>
         </w:rPr>
-        <w:t>增加</w:t>
+        <w:t>覆盖原接口</w:t>
       </w:r>
       <w:r>
         <w:t>INT32 getSnapshot ( _sdbCursor **result,</w:t>
       </w:r>
     </w:p>
     <w:p>
-      <w:r>
-        <w:t xml:space="preserve">                                 INT32 snapType,</w:t>
+      <w:pPr>
+        <w:rPr>
+          <w:rFonts w:hint="eastAsia"/>
+        </w:rPr>
+      </w:pPr>
+      <w:r>
+        <w:t xml:space="preserve"> </w:t>
+      </w:r>
+      <w:r>
+        <w:t xml:space="preserve">                         </w:t>
+      </w:r>
+      <w:r>
+        <w:t>INT32 snapType,</w:t>
       </w:r>
     </w:p>
     <w:p>
       <w:r>
-        <w:t xml:space="preserve">                                 const BSONObj &amp;condition,</w:t>
+        <w:t xml:space="preserve">                          const bson::BSONObj &amp;condition = _sdbStaticObject,</w:t>
       </w:r>
     </w:p>
     <w:p>
       <w:r>
-        <w:t xml:space="preserve">                                 const BSONObj &amp;selector,</w:t>
+        <w:t xml:space="preserve">                          const bson::BSONObj &amp;selector = _sdbStaticObject,</w:t>
       </w:r>
     </w:p>
     <w:p>
       <w:r>
-        <w:t xml:space="preserve">                                 const BSONObj &amp;orderBy</w:t>
-      </w:r>
-      <w:r>
-        <w:rPr>
-          <w:rFonts w:hint="eastAsia"/>
-        </w:rPr>
-        <w:t>,</w:t>
+        <w:t xml:space="preserve">                          const bson::BSONObj &amp;orderBy = _sdbStaticObject,</w:t>
       </w:r>
     </w:p>
     <w:p>
       <w:pPr>
-        <w:ind w:leftChars="170" w:firstLineChars="1650" w:firstLine="3465"/>
-      </w:pPr>
-      <w:r>
-        <w:t>const BSONObj &amp;</w:t>
-      </w:r>
-      <w:r>
-        <w:t>hint</w:t>
+        <w:rPr>
+          <w:rFonts w:hint="eastAsia"/>
+        </w:rPr>
+      </w:pPr>
+      <w:r>
+        <w:t xml:space="preserve">                          const bson::BSONObj &amp;hint   = _sdbStaticObject</w:t>
       </w:r>
       <w:r>
         <w:rPr>
@@ -4889,29 +4853,22 @@
       </w:r>
     </w:p>
     <w:p>
-      <w:r>
-        <w:rPr>
-          <w:rFonts w:hint="eastAsia"/>
-        </w:rPr>
-        <w:t xml:space="preserve">                                 </w:t>
-      </w:r>
-      <w:r>
-        <w:t>INT64 numToSkip,</w:t>
+      <w:pPr>
+        <w:ind w:firstLineChars="1300" w:firstLine="2730"/>
+      </w:pPr>
+      <w:r>
+        <w:t>SINT64 numToSkip = 0,</w:t>
       </w:r>
     </w:p>
     <w:p>
       <w:r>
-        <w:t xml:space="preserve">                             </w:t>
-      </w:r>
-      <w:r>
-        <w:rPr>
-          <w:rFonts w:hint="eastAsia"/>
-        </w:rPr>
-        <w:t xml:space="preserve">    </w:t>
-      </w:r>
-      <w:r>
-        <w:t>INT64 numToReturn</w:t>
-      </w:r>
+        <w:t xml:space="preserve">                </w:t>
+      </w:r>
+      <w:r>
+        <w:t xml:space="preserve">          SINT64 numToRet  = -1</w:t>
+      </w:r>
+    </w:p>
+    <w:p>
       <w:r>
         <w:rPr>
           <w:rFonts w:hint="eastAsia"/>
@@ -5001,10 +4958,22 @@
         <w:rPr>
           <w:rFonts w:hint="eastAsia"/>
         </w:rPr>
-        <w:t xml:space="preserve">                                 int</w:t>
-      </w:r>
-      <w:r>
-        <w:t xml:space="preserve"> numToSkip,</w:t>
+        <w:t xml:space="preserve">                                 </w:t>
+      </w:r>
+      <w:r>
+        <w:t>L</w:t>
+      </w:r>
+      <w:r>
+        <w:rPr>
+          <w:rFonts w:hint="eastAsia"/>
+        </w:rPr>
+        <w:t>ong</w:t>
+      </w:r>
+      <w:r>
+        <w:t xml:space="preserve"> </w:t>
+      </w:r>
+      <w:r>
+        <w:t>numToSkip,</w:t>
       </w:r>
     </w:p>
     <w:p>
@@ -5012,13 +4981,13 @@
         <w:ind w:leftChars="170" w:firstLineChars="1650" w:firstLine="3465"/>
       </w:pPr>
       <w:r>
-        <w:rPr>
-          <w:rFonts w:hint="eastAsia"/>
-        </w:rPr>
-        <w:t>int</w:t>
-      </w:r>
-      <w:r>
-        <w:t xml:space="preserve"> </w:t>
+        <w:t>L</w:t>
+      </w:r>
+      <w:r>
+        <w:rPr>
+          <w:rFonts w:hint="eastAsia"/>
+        </w:rPr>
+        <w:t xml:space="preserve">ong </w:t>
       </w:r>
       <w:r>
         <w:t>numToReturn) throws BaseException {</w:t>
@@ -5055,7 +5024,19 @@
         <w:rPr>
           <w:rFonts w:hint="eastAsia"/>
         </w:rPr>
-        <w:t>对外接口增加</w:t>
+        <w:t>对外接口</w:t>
+      </w:r>
+      <w:r>
+        <w:rPr>
+          <w:rFonts w:hint="eastAsia"/>
+        </w:rPr>
+        <w:t>动态参数</w:t>
+      </w:r>
+      <w:r>
+        <w:rPr>
+          <w:rFonts w:hint="eastAsia"/>
+        </w:rPr>
+        <w:t>增加</w:t>
       </w:r>
       <w:r>
         <w:rPr>
@@ -5091,86 +5072,138 @@
     <w:p>
       <w:pPr>
         <w:ind w:leftChars="170"/>
-      </w:pPr>
-      <w:r>
-        <w:rPr>
-          <w:rFonts w:hint="eastAsia"/>
-        </w:rPr>
-        <w:t>PHP</w:t>
-      </w:r>
-      <w:r>
-        <w:rPr>
-          <w:rFonts w:hint="eastAsia"/>
-        </w:rPr>
-        <w:t>：</w:t>
-      </w:r>
-      <w:r>
-        <w:rPr>
-          <w:rFonts w:hint="eastAsia"/>
-        </w:rPr>
-        <w:t>对外接口增加</w:t>
-      </w:r>
-      <w:r>
-        <w:rPr>
-          <w:rFonts w:hint="eastAsia"/>
-        </w:rPr>
-        <w:t>limit/skip/options</w:t>
-      </w:r>
-      <w:r>
-        <w:rPr>
-          <w:rFonts w:hint="eastAsia"/>
-        </w:rPr>
-        <w:t>，</w:t>
-      </w:r>
-      <w:r>
-        <w:rPr>
-          <w:rFonts w:hint="eastAsia"/>
-        </w:rPr>
-        <w:t>改为调用新</w:t>
-      </w:r>
-      <w:r>
-        <w:rPr>
-          <w:rFonts w:hint="eastAsia"/>
-        </w:rPr>
-        <w:t>C</w:t>
-      </w:r>
-      <w:r>
-        <w:rPr>
-          <w:rFonts w:hint="eastAsia"/>
-        </w:rPr>
-        <w:t>接口</w:t>
-      </w:r>
+        <w:rPr>
+          <w:rFonts w:hint="eastAsia"/>
+        </w:rPr>
+      </w:pPr>
     </w:p>
     <w:p>
       <w:pPr>
         <w:ind w:leftChars="170"/>
       </w:pPr>
       <w:r>
-        <w:t>C#</w:t>
-      </w:r>
-      <w:r>
-        <w:rPr>
-          <w:rFonts w:hint="eastAsia"/>
-        </w:rPr>
-        <w:t>：对外接口增加</w:t>
-      </w:r>
-      <w:r>
-        <w:rPr>
-          <w:rFonts w:hint="eastAsia"/>
-        </w:rPr>
-        <w:t>limit/skip/options</w:t>
-      </w:r>
-      <w:r>
-        <w:rPr>
-          <w:rFonts w:hint="eastAsia"/>
-        </w:rPr>
-        <w:t>，</w:t>
+        <w:rPr>
+          <w:rFonts w:hint="eastAsia"/>
+        </w:rPr>
+        <w:t>PHP</w:t>
+      </w:r>
+      <w:r>
+        <w:rPr>
+          <w:rFonts w:hint="eastAsia"/>
+        </w:rPr>
+        <w:t>：</w:t>
+      </w:r>
+      <w:r>
+        <w:rPr>
+          <w:rFonts w:hint="eastAsia"/>
+        </w:rPr>
+        <w:t>修改为</w:t>
+      </w:r>
+      <w:r>
+        <w:rPr>
+          <w:rFonts w:hint="eastAsia"/>
+        </w:rPr>
+        <w:t xml:space="preserve"> </w:t>
+      </w:r>
+      <w:r>
+        <w:t>public function snapshot( integer $type, array|string $condition = null, array|string $selector = null, array|string $orderBy = null, array|string $hint = null, integer $numToSkip = 0, integer $numToReturn = -1 ){}</w:t>
       </w:r>
     </w:p>
     <w:p>
       <w:pPr>
         <w:ind w:leftChars="170"/>
       </w:pPr>
+    </w:p>
+    <w:p>
+      <w:pPr>
+        <w:ind w:leftChars="170"/>
+      </w:pPr>
+      <w:r>
+        <w:t>C#</w:t>
+      </w:r>
+      <w:r>
+        <w:rPr>
+          <w:rFonts w:hint="eastAsia"/>
+        </w:rPr>
+        <w:t>：</w:t>
+      </w:r>
+      <w:r>
+        <w:rPr>
+          <w:rFonts w:hint="eastAsia"/>
+        </w:rPr>
+        <w:t>增加</w:t>
+      </w:r>
+      <w:r>
+        <w:rPr>
+          <w:rFonts w:hint="eastAsia"/>
+        </w:rPr>
+        <w:t xml:space="preserve"> </w:t>
+      </w:r>
+      <w:r>
+        <w:t>public DBCursor GetSnapshot(int snapType, BsonDocument matcher, BsonDocument selector,</w:t>
+      </w:r>
+    </w:p>
+    <w:p>
+      <w:pPr>
+        <w:ind w:leftChars="170"/>
+      </w:pPr>
+      <w:r>
+        <w:t xml:space="preserve">  </w:t>
+      </w:r>
+      <w:r>
+        <w:t xml:space="preserve">                               </w:t>
+      </w:r>
+      <w:r>
+        <w:t>BsonDocument orderBy, BsonDocument hint,</w:t>
+      </w:r>
+    </w:p>
+    <w:p>
+      <w:pPr>
+        <w:ind w:leftChars="170"/>
+      </w:pPr>
+      <w:r>
+        <w:tab/>
+      </w:r>
+      <w:r>
+        <w:tab/>
+      </w:r>
+      <w:r>
+        <w:tab/>
+      </w:r>
+      <w:r>
+        <w:tab/>
+      </w:r>
+      <w:r>
+        <w:tab/>
+      </w:r>
+      <w:r>
+        <w:tab/>
+      </w:r>
+      <w:r>
+        <w:tab/>
+      </w:r>
+      <w:r>
+        <w:tab/>
+      </w:r>
+      <w:r>
+        <w:tab/>
+      </w:r>
+      <w:r>
+        <w:t xml:space="preserve"> </w:t>
+      </w:r>
+      <w:r>
+        <w:t>long skipRows, long returnRows)</w:t>
+      </w:r>
+    </w:p>
+    <w:p>
+      <w:pPr>
+        <w:ind w:leftChars="170"/>
+      </w:pPr>
+    </w:p>
+    <w:p>
+      <w:pPr>
+        <w:ind w:leftChars="170"/>
+      </w:pPr>
       <w:r>
         <w:rPr>
           <w:rFonts w:hint="eastAsia"/>
@@ -5224,6 +5257,55 @@
       </w:r>
     </w:p>
     <w:p/>
+    <w:p>
+      <w:pPr>
+        <w:rPr>
+          <w:rFonts w:hint="eastAsia"/>
+        </w:rPr>
+      </w:pPr>
+      <w:r>
+        <w:rPr>
+          <w:rFonts w:hint="eastAsia"/>
+        </w:rPr>
+        <w:t>Options</w:t>
+      </w:r>
+      <w:r>
+        <w:rPr>
+          <w:rFonts w:hint="eastAsia"/>
+        </w:rPr>
+        <w:t>统一都以</w:t>
+      </w:r>
+      <w:r>
+        <w:rPr>
+          <w:rFonts w:hint="eastAsia"/>
+        </w:rPr>
+        <w:t>{</w:t>
+      </w:r>
+      <w:r>
+        <w:t xml:space="preserve"> $options: { expand: true } </w:t>
+      </w:r>
+      <w:r>
+        <w:rPr>
+          <w:rFonts w:hint="eastAsia"/>
+        </w:rPr>
+        <w:t>}</w:t>
+      </w:r>
+      <w:r>
+        <w:rPr>
+          <w:rFonts w:hint="eastAsia"/>
+        </w:rPr>
+        <w:t>的形式放在</w:t>
+      </w:r>
+      <w:r>
+        <w:t>hint</w:t>
+      </w:r>
+      <w:r>
+        <w:rPr>
+          <w:rFonts w:hint="eastAsia"/>
+        </w:rPr>
+        <w:t>中</w:t>
+      </w:r>
+    </w:p>
     <w:p/>
     <w:p>
       <w:pPr>
@@ -5691,88 +5773,41 @@
           <w:rFonts w:hint="eastAsia"/>
         </w:rPr>
       </w:pPr>
-      <w:r>
-        <w:rPr>
-          <w:rFonts w:hint="eastAsia"/>
-        </w:rPr>
-        <w:t>上述三个对象都在</w:t>
-      </w:r>
-      <w:r>
-        <w:rPr>
-          <w:rFonts w:hint="eastAsia"/>
-        </w:rPr>
-        <w:t>JS</w:t>
-      </w:r>
-      <w:r>
-        <w:rPr>
-          <w:rFonts w:hint="eastAsia"/>
-        </w:rPr>
-        <w:t>中实现</w:t>
-      </w:r>
-    </w:p>
-    <w:p/>
-    <w:p/>
-    <w:p>
-      <w:r>
-        <w:rPr>
-          <w:rFonts w:hint="eastAsia"/>
-        </w:rPr>
-        <w:t>从输入对象转换成的</w:t>
-      </w:r>
-      <w:r>
-        <w:rPr>
-          <w:rFonts w:hint="eastAsia"/>
-        </w:rPr>
-        <w:t>BSON</w:t>
-      </w:r>
-      <w:r>
-        <w:rPr>
-          <w:rFonts w:hint="eastAsia"/>
-        </w:rPr>
-        <w:t>去提取信息所需宏：</w:t>
-      </w:r>
+      <w:bookmarkStart w:id="0" w:name="_GoBack"/>
+      <w:bookmarkEnd w:id="0"/>
     </w:p>
     <w:p>
-      <w:pPr>
-        <w:ind w:left="0"/>
-        <w:rPr>
-          <w:rFonts w:hint="eastAsia"/>
-        </w:rPr>
-      </w:pPr>
-      <w:r>
-        <w:rPr>
-          <w:rFonts w:hint="eastAsia"/>
-        </w:rPr>
-        <w:t xml:space="preserve"> </w:t>
-      </w:r>
-      <w:r>
-        <w:t xml:space="preserve">  </w:t>
+      <w:r>
+        <w:rPr>
+          <w:rFonts w:hint="eastAsia"/>
+        </w:rPr>
+        <w:t>从输入对象转换成的</w:t>
+      </w:r>
+      <w:r>
+        <w:rPr>
+          <w:rFonts w:hint="eastAsia"/>
+        </w:rPr>
+        <w:t>BSON</w:t>
+      </w:r>
+      <w:r>
+        <w:rPr>
+          <w:rFonts w:hint="eastAsia"/>
+        </w:rPr>
+        <w:t>去提取信息所需宏：</w:t>
       </w:r>
     </w:p>
     <w:p>
-      <w:r>
-        <w:t xml:space="preserve">   #define SPT_</w:t>
-      </w:r>
-      <w:r>
-        <w:rPr>
-          <w:rFonts w:hint="eastAsia"/>
-        </w:rPr>
-        <w:t>OPTIONBASE</w:t>
-      </w:r>
-      <w:r>
-        <w:t>_C</w:t>
-      </w:r>
-      <w:r>
-        <w:t>OND_FIELD                     "</w:t>
-      </w:r>
-      <w:r>
-        <w:rPr>
-          <w:rFonts w:hint="eastAsia"/>
-        </w:rPr>
-        <w:t>_</w:t>
-      </w:r>
-      <w:r>
-        <w:t>cond"</w:t>
+      <w:pPr>
+        <w:ind w:left="0"/>
+      </w:pPr>
+      <w:r>
+        <w:rPr>
+          <w:rFonts w:hint="eastAsia"/>
+        </w:rPr>
+        <w:t xml:space="preserve"> </w:t>
+      </w:r>
+      <w:r>
+        <w:t xml:space="preserve">  </w:t>
       </w:r>
     </w:p>
     <w:p>
@@ -5786,24 +5821,24 @@
         <w:t>OPTIONBASE</w:t>
       </w:r>
       <w:r>
-        <w:t>_SEL</w:t>
-      </w:r>
-      <w:r>
-        <w:t>_FIELD                        "</w:t>
-      </w:r>
-      <w:r>
+        <w:t>_C</w:t>
+      </w:r>
+      <w:r>
+        <w:t>OND_FIELD                     "</w:t>
+      </w:r>
+      <w:r>
+        <w:rPr>
+          <w:rFonts w:hint="eastAsia"/>
+        </w:rPr>
         <w:t>_</w:t>
       </w:r>
       <w:r>
-        <w:t>sel"</w:t>
+        <w:t>cond"</w:t>
       </w:r>
     </w:p>
     <w:p>
-      <w:pPr>
-        <w:ind w:firstLineChars="150" w:firstLine="315"/>
-      </w:pPr>
-      <w:r>
-        <w:t>#define SPT_</w:t>
+      <w:r>
+        <w:t xml:space="preserve">   #define SPT_</w:t>
       </w:r>
       <w:r>
         <w:rPr>
@@ -5812,16 +5847,16 @@
         <w:t>OPTIONBASE</w:t>
       </w:r>
       <w:r>
-        <w:t>_SO</w:t>
-      </w:r>
-      <w:r>
-        <w:t>RT_FIELD                      "</w:t>
+        <w:t>_SEL</w:t>
+      </w:r>
+      <w:r>
+        <w:t>_FIELD                        "</w:t>
       </w:r>
       <w:r>
         <w:t>_</w:t>
       </w:r>
       <w:r>
-        <w:t>sort"</w:t>
+        <w:t>sel"</w:t>
       </w:r>
     </w:p>
     <w:p>
@@ -5838,25 +5873,16 @@
         <w:t>OPTIONBASE</w:t>
       </w:r>
       <w:r>
+        <w:t>_SO</w:t>
+      </w:r>
+      <w:r>
+        <w:t>RT_FIELD                      "</w:t>
+      </w:r>
+      <w:r>
         <w:t>_</w:t>
       </w:r>
       <w:r>
-        <w:rPr>
-          <w:rFonts w:hint="eastAsia"/>
-        </w:rPr>
-        <w:t>HI</w:t>
-      </w:r>
-      <w:r>
-        <w:t>NT</w:t>
-      </w:r>
-      <w:r>
-        <w:t xml:space="preserve">_FIELD                   </w:t>
-      </w:r>
-      <w:r>
-        <w:t xml:space="preserve">   "_hint</w:t>
-      </w:r>
-      <w:r>
-        <w:t>"</w:t>
+        <w:t>sort"</w:t>
       </w:r>
     </w:p>
     <w:p>
@@ -5873,21 +5899,16 @@
         <w:t>OPTIONBASE</w:t>
       </w:r>
       <w:r>
-        <w:t xml:space="preserve">_SKIP_FIELD   </w:t>
-      </w:r>
-      <w:bookmarkStart w:id="0" w:name="_GoBack"/>
-      <w:bookmarkEnd w:id="0"/>
-      <w:r>
-        <w:t xml:space="preserve">               </w:t>
-      </w:r>
-      <w:r>
-        <w:t xml:space="preserve">     "</w:t>
-      </w:r>
-      <w:r>
         <w:t>_</w:t>
       </w:r>
       <w:r>
-        <w:t>skip"</w:t>
+        <w:rPr>
+          <w:rFonts w:hint="eastAsia"/>
+        </w:rPr>
+        <w:t>HI</w:t>
+      </w:r>
+      <w:r>
+        <w:t>NT_FIELD                      "_hint"</w:t>
       </w:r>
     </w:p>
     <w:p>
@@ -5904,22 +5925,16 @@
         <w:t>OPTIONBASE</w:t>
       </w:r>
       <w:r>
-        <w:t>_LIM</w:t>
-      </w:r>
-      <w:r>
-        <w:t xml:space="preserve">IT_FIELD                      </w:t>
-      </w:r>
-      <w:r>
-        <w:t>"</w:t>
-      </w:r>
-      <w:r>
-        <w:rPr>
-          <w:rFonts w:hint="eastAsia"/>
-        </w:rPr>
+        <w:t xml:space="preserve">_SKIP_FIELD                  </w:t>
+      </w:r>
+      <w:r>
+        <w:t xml:space="preserve">     "</w:t>
+      </w:r>
+      <w:r>
         <w:t>_</w:t>
       </w:r>
       <w:r>
-        <w:t>limit"</w:t>
+        <w:t>skip"</w:t>
       </w:r>
     </w:p>
     <w:p>
@@ -5936,41 +5951,58 @@
         <w:t>OPTIONBASE</w:t>
       </w:r>
       <w:r>
+        <w:t>_LIM</w:t>
+      </w:r>
+      <w:r>
+        <w:t xml:space="preserve">IT_FIELD                      </w:t>
+      </w:r>
+      <w:r>
+        <w:t>"</w:t>
+      </w:r>
+      <w:r>
+        <w:rPr>
+          <w:rFonts w:hint="eastAsia"/>
+        </w:rPr>
         <w:t>_</w:t>
       </w:r>
       <w:r>
-        <w:rPr>
-          <w:rFonts w:hint="eastAsia"/>
-        </w:rPr>
-        <w:t>FLAG</w:t>
-      </w:r>
-      <w:r>
-        <w:rPr>
-          <w:rFonts w:hint="eastAsia"/>
-        </w:rPr>
-        <w:t>S</w:t>
-      </w:r>
-      <w:r>
-        <w:t xml:space="preserve">_FIELD                   </w:t>
-      </w:r>
-      <w:r>
-        <w:t xml:space="preserve">   "_flag</w:t>
-      </w:r>
-      <w:r>
-        <w:t>s"</w:t>
+        <w:t>limit"</w:t>
       </w:r>
     </w:p>
     <w:p>
       <w:pPr>
         <w:ind w:firstLineChars="150" w:firstLine="315"/>
       </w:pPr>
+      <w:r>
+        <w:t>#define SPT_</w:t>
+      </w:r>
+      <w:r>
+        <w:rPr>
+          <w:rFonts w:hint="eastAsia"/>
+        </w:rPr>
+        <w:t>OPTIONBASE</w:t>
+      </w:r>
+      <w:r>
+        <w:t>_</w:t>
+      </w:r>
+      <w:r>
+        <w:rPr>
+          <w:rFonts w:hint="eastAsia"/>
+        </w:rPr>
+        <w:t>FLAGS</w:t>
+      </w:r>
+      <w:r>
+        <w:t>_FIELD                      "_flags"</w:t>
+      </w:r>
     </w:p>
     <w:p>
       <w:pPr>
         <w:ind w:firstLineChars="150" w:firstLine="315"/>
-        <w:rPr>
-          <w:rFonts w:hint="eastAsia"/>
-        </w:rPr>
+      </w:pPr>
+    </w:p>
+    <w:p>
+      <w:pPr>
+        <w:ind w:firstLineChars="150" w:firstLine="315"/>
       </w:pPr>
     </w:p>
     <w:p>
@@ -6002,13 +6034,7 @@
         <w:t>：</w:t>
       </w:r>
     </w:p>
-    <w:p>
-      <w:pPr>
-        <w:rPr>
-          <w:rFonts w:hint="eastAsia"/>
-        </w:rPr>
-      </w:pPr>
-    </w:p>
+    <w:p/>
     <w:p>
       <w:r>
         <w:rPr>
@@ -6148,9 +6174,6 @@
                             <w:pPr>
                               <w:ind w:left="0"/>
                               <w:jc w:val="center"/>
-                              <w:rPr>
-                                <w:rFonts w:hint="eastAsia"/>
-                              </w:rPr>
                             </w:pPr>
                           </w:p>
                           <w:p>
@@ -6337,9 +6360,6 @@
                       <w:pPr>
                         <w:ind w:left="0"/>
                         <w:jc w:val="center"/>
-                        <w:rPr>
-                          <w:rFonts w:hint="eastAsia"/>
-                        </w:rPr>
                       </w:pPr>
                     </w:p>
                     <w:p>
@@ -7380,11 +7400,6 @@
     <w:p/>
     <w:p/>
     <w:p>
-      <w:pPr>
-        <w:rPr>
-          <w:rFonts w:hint="eastAsia"/>
-        </w:rPr>
-      </w:pPr>
       <w:r>
         <w:rPr>
           <w:rFonts w:hint="eastAsia"/>
@@ -7395,13 +7410,7 @@
         <w:t>:</w:t>
       </w:r>
     </w:p>
-    <w:p>
-      <w:pPr>
-        <w:rPr>
-          <w:rFonts w:hint="eastAsia"/>
-        </w:rPr>
-      </w:pPr>
-    </w:p>
+    <w:p/>
     <w:p>
       <w:r>
         <w:rPr>
@@ -7471,9 +7480,6 @@
                             <w:pPr>
                               <w:ind w:left="0"/>
                               <w:jc w:val="center"/>
-                              <w:rPr>
-                                <w:rFonts w:hint="eastAsia"/>
-                              </w:rPr>
                             </w:pPr>
                           </w:p>
                           <w:p>
@@ -7484,9 +7490,6 @@
                                 <w:numId w:val="16"/>
                               </w:numPr>
                               <w:ind w:firstLineChars="0"/>
-                              <w:rPr>
-                                <w:rFonts w:hint="eastAsia"/>
-                              </w:rPr>
                             </w:pPr>
                             <w:r>
                               <w:rPr>
@@ -7605,9 +7608,6 @@
                       <w:pPr>
                         <w:ind w:left="0"/>
                         <w:jc w:val="center"/>
-                        <w:rPr>
-                          <w:rFonts w:hint="eastAsia"/>
-                        </w:rPr>
                       </w:pPr>
                     </w:p>
                     <w:p>
@@ -7618,9 +7618,6 @@
                           <w:numId w:val="16"/>
                         </w:numPr>
                         <w:ind w:firstLineChars="0"/>
-                        <w:rPr>
-                          <w:rFonts w:hint="eastAsia"/>
-                        </w:rPr>
                       </w:pPr>
                       <w:r>
                         <w:rPr>
@@ -7838,10 +7835,7 @@
                               <w:t>用户输入</w:t>
                             </w:r>
                             <w:r>
-                              <w:t>Find</w:t>
-                            </w:r>
-                            <w:r>
-                              <w:t xml:space="preserve"> JS</w:t>
+                              <w:t>Find JS</w:t>
                             </w:r>
                             <w:r>
                               <w:t>语句</w:t>
@@ -7878,10 +7872,7 @@
                         <w:t>用户输入</w:t>
                       </w:r>
                       <w:r>
-                        <w:t>Find</w:t>
-                      </w:r>
-                      <w:r>
-                        <w:t xml:space="preserve"> JS</w:t>
+                        <w:t>Find JS</w:t>
                       </w:r>
                       <w:r>
                         <w:t>语句</w:t>
@@ -8116,9 +8107,6 @@
                             <w:pPr>
                               <w:ind w:left="0"/>
                               <w:jc w:val="center"/>
-                              <w:rPr>
-                                <w:rFonts w:hint="eastAsia"/>
-                              </w:rPr>
                             </w:pPr>
                             <w:r>
                               <w:rPr>
@@ -8186,9 +8174,6 @@
                       <w:pPr>
                         <w:ind w:left="0"/>
                         <w:jc w:val="center"/>
-                        <w:rPr>
-                          <w:rFonts w:hint="eastAsia"/>
-                        </w:rPr>
                       </w:pPr>
                       <w:r>
                         <w:rPr>
@@ -9223,20 +9208,20 @@
     <w:tbl>
       <w:tblPr>
         <w:tblStyle w:val="a9"/>
-        <w:tblW w:w="0" w:type="auto"/>
+        <w:tblW w:w="15668" w:type="dxa"/>
         <w:tblInd w:w="357" w:type="dxa"/>
         <w:tblLook w:val="04A0" w:firstRow="1" w:lastRow="0" w:firstColumn="1" w:lastColumn="0" w:noHBand="0" w:noVBand="1"/>
       </w:tblPr>
       <w:tblGrid>
-        <w:gridCol w:w="2527"/>
-        <w:gridCol w:w="1511"/>
-        <w:gridCol w:w="2376"/>
-        <w:gridCol w:w="1751"/>
+        <w:gridCol w:w="428"/>
+        <w:gridCol w:w="1908"/>
+        <w:gridCol w:w="10672"/>
+        <w:gridCol w:w="2660"/>
       </w:tblGrid>
       <w:tr>
         <w:tc>
           <w:tcPr>
-            <w:tcW w:w="2527" w:type="dxa"/>
+            <w:tcW w:w="428" w:type="dxa"/>
             <w:shd w:val="clear" w:color="auto" w:fill="BFBFBF" w:themeFill="background1" w:themeFillShade="BF"/>
           </w:tcPr>
           <w:p>
@@ -9257,7 +9242,7 @@
         </w:tc>
         <w:tc>
           <w:tcPr>
-            <w:tcW w:w="1511" w:type="dxa"/>
+            <w:tcW w:w="1908" w:type="dxa"/>
             <w:shd w:val="clear" w:color="auto" w:fill="BFBFBF" w:themeFill="background1" w:themeFillShade="BF"/>
           </w:tcPr>
           <w:p>
@@ -9278,7 +9263,7 @@
         </w:tc>
         <w:tc>
           <w:tcPr>
-            <w:tcW w:w="2376" w:type="dxa"/>
+            <w:tcW w:w="10672" w:type="dxa"/>
             <w:shd w:val="clear" w:color="auto" w:fill="BFBFBF" w:themeFill="background1" w:themeFillShade="BF"/>
           </w:tcPr>
           <w:p>
@@ -9299,7 +9284,7 @@
         </w:tc>
         <w:tc>
           <w:tcPr>
-            <w:tcW w:w="1751" w:type="dxa"/>
+            <w:tcW w:w="2660" w:type="dxa"/>
             <w:shd w:val="clear" w:color="auto" w:fill="BFBFBF" w:themeFill="background1" w:themeFillShade="BF"/>
           </w:tcPr>
           <w:p>
@@ -9322,42 +9307,1051 @@
       <w:tr>
         <w:tc>
           <w:tcPr>
-            <w:tcW w:w="2527" w:type="dxa"/>
+            <w:tcW w:w="428" w:type="dxa"/>
           </w:tcPr>
           <w:p>
             <w:pPr>
               <w:ind w:left="0"/>
             </w:pPr>
-          </w:p>
-        </w:tc>
-        <w:tc>
-          <w:tcPr>
-            <w:tcW w:w="1511" w:type="dxa"/>
+            <w:r>
+              <w:rPr>
+                <w:rFonts w:hint="eastAsia"/>
+              </w:rPr>
+              <w:t>01</w:t>
+            </w:r>
+          </w:p>
+        </w:tc>
+        <w:tc>
+          <w:tcPr>
+            <w:tcW w:w="1908" w:type="dxa"/>
           </w:tcPr>
           <w:p>
             <w:pPr>
               <w:ind w:left="0"/>
             </w:pPr>
-          </w:p>
-        </w:tc>
-        <w:tc>
-          <w:tcPr>
-            <w:tcW w:w="2376" w:type="dxa"/>
+            <w:r>
+              <w:t>SdbOptionBase</w:t>
+            </w:r>
+            <w:r>
+              <w:rPr>
+                <w:rFonts w:hint="eastAsia"/>
+              </w:rPr>
+              <w:t>基本功能</w:t>
+            </w:r>
+          </w:p>
+        </w:tc>
+        <w:tc>
+          <w:tcPr>
+            <w:tcW w:w="10672" w:type="dxa"/>
           </w:tcPr>
           <w:p>
             <w:pPr>
               <w:ind w:left="0"/>
-            </w:pPr>
-          </w:p>
-        </w:tc>
-        <w:tc>
-          <w:tcPr>
-            <w:tcW w:w="1751" w:type="dxa"/>
+              <w:jc w:val="left"/>
+              <w:rPr>
+                <w:rFonts w:hint="eastAsia"/>
+              </w:rPr>
+            </w:pPr>
+            <w:r>
+              <w:t>va</w:t>
+            </w:r>
+            <w:r>
+              <w:t>r option = new SdbOptionBase();</w:t>
+            </w:r>
+            <w:r>
+              <w:t xml:space="preserve">    option.cond({svcname:"20000"}).sel({foo:"bar"}).sort({svcname:1}).hint({$Options:{expand:true}}).limit(7).skip(27).flags(1);</w:t>
+            </w:r>
+          </w:p>
+        </w:tc>
+        <w:tc>
+          <w:tcPr>
+            <w:tcW w:w="2660" w:type="dxa"/>
           </w:tcPr>
           <w:p>
             <w:pPr>
               <w:ind w:left="0"/>
-            </w:pPr>
+              <w:jc w:val="left"/>
+              <w:rPr>
+                <w:rFonts w:hint="eastAsia"/>
+              </w:rPr>
+            </w:pPr>
+            <w:r>
+              <w:t>option.toString()</w:t>
+            </w:r>
+            <w:r>
+              <w:rPr>
+                <w:rFonts w:hint="eastAsia"/>
+              </w:rPr>
+              <w:t>的结果为</w:t>
+            </w:r>
+          </w:p>
+          <w:p>
+            <w:pPr>
+              <w:ind w:left="0"/>
+            </w:pPr>
+            <w:r>
+              <w:t>'SdbOptionBase("cond": { "svcname": "20000" }, "sel": { "foo": "bar" }, "sort": { "svcname": 1 }, "hint": { "$Options": { "expand": true } }, "skip": 27, "limit": 7, "flags": 1)';</w:t>
+            </w:r>
+          </w:p>
+        </w:tc>
+      </w:tr>
+      <w:tr>
+        <w:tc>
+          <w:tcPr>
+            <w:tcW w:w="428" w:type="dxa"/>
+          </w:tcPr>
+          <w:p>
+            <w:pPr>
+              <w:ind w:left="0"/>
+              <w:rPr>
+                <w:rFonts w:hint="eastAsia"/>
+              </w:rPr>
+            </w:pPr>
+            <w:r>
+              <w:rPr>
+                <w:rFonts w:hint="eastAsia"/>
+              </w:rPr>
+              <w:t>02</w:t>
+            </w:r>
+          </w:p>
+        </w:tc>
+        <w:tc>
+          <w:tcPr>
+            <w:tcW w:w="1908" w:type="dxa"/>
+          </w:tcPr>
+          <w:p>
+            <w:pPr>
+              <w:ind w:left="0"/>
+            </w:pPr>
+            <w:r>
+              <w:t>SdbSnapshotOption</w:t>
+            </w:r>
+            <w:r>
+              <w:rPr>
+                <w:rFonts w:hint="eastAsia"/>
+              </w:rPr>
+              <w:t>基本功能</w:t>
+            </w:r>
+          </w:p>
+        </w:tc>
+        <w:tc>
+          <w:tcPr>
+            <w:tcW w:w="10672" w:type="dxa"/>
+          </w:tcPr>
+          <w:p>
+            <w:pPr>
+              <w:ind w:left="0"/>
+              <w:jc w:val="left"/>
+            </w:pPr>
+            <w:r>
+              <w:t>var option = new SdbSnapshotOption();</w:t>
+            </w:r>
+          </w:p>
+          <w:p>
+            <w:pPr>
+              <w:ind w:left="0"/>
+              <w:jc w:val="left"/>
+              <w:rPr>
+                <w:rFonts w:hint="eastAsia"/>
+              </w:rPr>
+            </w:pPr>
+            <w:r>
+              <w:t>option.cond({svcname:"20000"}).sel({foo:"bar"}).sort({svcname:1}).options({expand:true}).limit(7).skip(27).flags(1);</w:t>
+            </w:r>
+          </w:p>
+        </w:tc>
+        <w:tc>
+          <w:tcPr>
+            <w:tcW w:w="2660" w:type="dxa"/>
+          </w:tcPr>
+          <w:p>
+            <w:pPr>
+              <w:ind w:left="0"/>
+              <w:jc w:val="left"/>
+            </w:pPr>
+            <w:r>
+              <w:t>option</w:t>
+            </w:r>
+            <w:r>
+              <w:t>.toString()</w:t>
+            </w:r>
+            <w:r>
+              <w:rPr>
+                <w:rFonts w:hint="eastAsia"/>
+              </w:rPr>
+              <w:t>的结果为</w:t>
+            </w:r>
+          </w:p>
+          <w:p>
+            <w:pPr>
+              <w:ind w:left="0"/>
+              <w:jc w:val="left"/>
+              <w:rPr>
+                <w:rFonts w:hint="eastAsia"/>
+              </w:rPr>
+            </w:pPr>
+            <w:r>
+              <w:t>'SdbSnapshotOption("cond": { "svcname": "20000" }, "sel": { "foo": "bar" }, "sort": { "svcname": 1 }, "hint": { "$Options": { "expand": true } }, "skip": 27, "limit": 7, "flags": 1)'</w:t>
+            </w:r>
+          </w:p>
+        </w:tc>
+      </w:tr>
+      <w:tr>
+        <w:tc>
+          <w:tcPr>
+            <w:tcW w:w="428" w:type="dxa"/>
+          </w:tcPr>
+          <w:p>
+            <w:pPr>
+              <w:ind w:left="0"/>
+              <w:rPr>
+                <w:rFonts w:hint="eastAsia"/>
+              </w:rPr>
+            </w:pPr>
+            <w:r>
+              <w:rPr>
+                <w:rFonts w:hint="eastAsia"/>
+              </w:rPr>
+              <w:t>03</w:t>
+            </w:r>
+          </w:p>
+        </w:tc>
+        <w:tc>
+          <w:tcPr>
+            <w:tcW w:w="1908" w:type="dxa"/>
+          </w:tcPr>
+          <w:p>
+            <w:pPr>
+              <w:ind w:left="0"/>
+            </w:pPr>
+            <w:r>
+              <w:t>SdbQueryOption</w:t>
+            </w:r>
+            <w:r>
+              <w:rPr>
+                <w:rFonts w:hint="eastAsia"/>
+              </w:rPr>
+              <w:t>基本功能</w:t>
+            </w:r>
+          </w:p>
+        </w:tc>
+        <w:tc>
+          <w:tcPr>
+            <w:tcW w:w="10672" w:type="dxa"/>
+          </w:tcPr>
+          <w:p>
+            <w:pPr>
+              <w:ind w:left="0"/>
+              <w:jc w:val="left"/>
+            </w:pPr>
+            <w:r>
+              <w:t>var option = new SdbQueryOption();</w:t>
+            </w:r>
+          </w:p>
+          <w:p>
+            <w:pPr>
+              <w:ind w:left="0"/>
+              <w:jc w:val="left"/>
+            </w:pPr>
+            <w:r>
+              <w:t>option.cond({svcname:"20000"}).sel({foo:"bar"}).sort({svcname:1}).limit(7).skip(27).flags(1);</w:t>
+            </w:r>
+          </w:p>
+        </w:tc>
+        <w:tc>
+          <w:tcPr>
+            <w:tcW w:w="2660" w:type="dxa"/>
+          </w:tcPr>
+          <w:p>
+            <w:pPr>
+              <w:ind w:left="0"/>
+              <w:jc w:val="left"/>
+            </w:pPr>
+            <w:r>
+              <w:t>option.toString()</w:t>
+            </w:r>
+            <w:r>
+              <w:rPr>
+                <w:rFonts w:hint="eastAsia"/>
+              </w:rPr>
+              <w:t>的结果为</w:t>
+            </w:r>
+          </w:p>
+          <w:p>
+            <w:pPr>
+              <w:ind w:left="0"/>
+              <w:jc w:val="left"/>
+            </w:pPr>
+            <w:r>
+              <w:t>'SdbQueryOption("cond": { "svcname": "20000" }, "sel": { "foo": "bar" }, "sort": { "svcname": 1 }, "hint": {}, "skip": 27, "limit": 7, "flags": 1)';</w:t>
+            </w:r>
+          </w:p>
+        </w:tc>
+      </w:tr>
+      <w:tr>
+        <w:tc>
+          <w:tcPr>
+            <w:tcW w:w="428" w:type="dxa"/>
+          </w:tcPr>
+          <w:p>
+            <w:pPr>
+              <w:ind w:left="0"/>
+              <w:rPr>
+                <w:rFonts w:hint="eastAsia"/>
+              </w:rPr>
+            </w:pPr>
+            <w:r>
+              <w:rPr>
+                <w:rFonts w:hint="eastAsia"/>
+              </w:rPr>
+              <w:t>04</w:t>
+            </w:r>
+          </w:p>
+        </w:tc>
+        <w:tc>
+          <w:tcPr>
+            <w:tcW w:w="1908" w:type="dxa"/>
+          </w:tcPr>
+          <w:p>
+            <w:pPr>
+              <w:ind w:left="0"/>
+            </w:pPr>
+            <w:r>
+              <w:rPr>
+                <w:rFonts w:hint="eastAsia"/>
+              </w:rPr>
+              <w:t>Sdb</w:t>
+            </w:r>
+            <w:r>
+              <w:t>OptionBase</w:t>
+            </w:r>
+            <w:r>
+              <w:rPr>
+                <w:rFonts w:hint="eastAsia"/>
+              </w:rPr>
+              <w:t>查询</w:t>
+            </w:r>
+            <w:r>
+              <w:rPr>
+                <w:rFonts w:hint="eastAsia"/>
+              </w:rPr>
+              <w:t xml:space="preserve"> snapshot</w:t>
+            </w:r>
+          </w:p>
+        </w:tc>
+        <w:tc>
+          <w:tcPr>
+            <w:tcW w:w="10672" w:type="dxa"/>
+          </w:tcPr>
+          <w:p>
+            <w:pPr>
+              <w:ind w:left="0"/>
+              <w:jc w:val="left"/>
+            </w:pPr>
+            <w:r>
+              <w:t>var option = new SdbOptionBase().cond({svcname:"20000"}).hint({$Options:{expand:false}})</w:t>
+            </w:r>
+          </w:p>
+        </w:tc>
+        <w:tc>
+          <w:tcPr>
+            <w:tcW w:w="2660" w:type="dxa"/>
+          </w:tcPr>
+          <w:p>
+            <w:pPr>
+              <w:ind w:left="0"/>
+              <w:jc w:val="left"/>
+            </w:pPr>
+            <w:r>
+              <w:rPr>
+                <w:rFonts w:hint="eastAsia"/>
+              </w:rPr>
+              <w:t>打印</w:t>
+            </w:r>
+            <w:r>
+              <w:rPr>
+                <w:rFonts w:hint="eastAsia"/>
+              </w:rPr>
+              <w:t>20000</w:t>
+            </w:r>
+            <w:r>
+              <w:rPr>
+                <w:rFonts w:hint="eastAsia"/>
+              </w:rPr>
+              <w:t>节点的非扩展模式配置信息</w:t>
+            </w:r>
+          </w:p>
+        </w:tc>
+      </w:tr>
+      <w:tr>
+        <w:tc>
+          <w:tcPr>
+            <w:tcW w:w="428" w:type="dxa"/>
+          </w:tcPr>
+          <w:p>
+            <w:pPr>
+              <w:ind w:left="0"/>
+              <w:rPr>
+                <w:rFonts w:hint="eastAsia"/>
+              </w:rPr>
+            </w:pPr>
+            <w:r>
+              <w:rPr>
+                <w:rFonts w:hint="eastAsia"/>
+              </w:rPr>
+              <w:t>05</w:t>
+            </w:r>
+          </w:p>
+        </w:tc>
+        <w:tc>
+          <w:tcPr>
+            <w:tcW w:w="1908" w:type="dxa"/>
+          </w:tcPr>
+          <w:p>
+            <w:pPr>
+              <w:ind w:left="0"/>
+              <w:rPr>
+                <w:rFonts w:hint="eastAsia"/>
+              </w:rPr>
+            </w:pPr>
+            <w:r>
+              <w:rPr>
+                <w:rFonts w:hint="eastAsia"/>
+              </w:rPr>
+              <w:t>Sdb</w:t>
+            </w:r>
+            <w:r>
+              <w:rPr>
+                <w:rFonts w:hint="eastAsia"/>
+              </w:rPr>
+              <w:t>Sna</w:t>
+            </w:r>
+            <w:r>
+              <w:t>pshotOption</w:t>
+            </w:r>
+            <w:r>
+              <w:rPr>
+                <w:rFonts w:hint="eastAsia"/>
+              </w:rPr>
+              <w:t>查询</w:t>
+            </w:r>
+            <w:r>
+              <w:rPr>
+                <w:rFonts w:hint="eastAsia"/>
+              </w:rPr>
+              <w:t xml:space="preserve"> snapshot</w:t>
+            </w:r>
+          </w:p>
+        </w:tc>
+        <w:tc>
+          <w:tcPr>
+            <w:tcW w:w="10672" w:type="dxa"/>
+          </w:tcPr>
+          <w:p>
+            <w:pPr>
+              <w:ind w:left="0"/>
+              <w:jc w:val="left"/>
+            </w:pPr>
+            <w:r>
+              <w:t>var option = new SdbSnapshotOption().cond({svcname:"20000"}).options({expand:false})</w:t>
+            </w:r>
+          </w:p>
+        </w:tc>
+        <w:tc>
+          <w:tcPr>
+            <w:tcW w:w="2660" w:type="dxa"/>
+          </w:tcPr>
+          <w:p>
+            <w:pPr>
+              <w:ind w:left="0"/>
+              <w:jc w:val="left"/>
+              <w:rPr>
+                <w:rFonts w:hint="eastAsia"/>
+              </w:rPr>
+            </w:pPr>
+            <w:r>
+              <w:rPr>
+                <w:rFonts w:hint="eastAsia"/>
+              </w:rPr>
+              <w:t>打印</w:t>
+            </w:r>
+            <w:r>
+              <w:rPr>
+                <w:rFonts w:hint="eastAsia"/>
+              </w:rPr>
+              <w:t>20000</w:t>
+            </w:r>
+            <w:r>
+              <w:rPr>
+                <w:rFonts w:hint="eastAsia"/>
+              </w:rPr>
+              <w:t>节点的非扩展模式配置信息</w:t>
+            </w:r>
+          </w:p>
+        </w:tc>
+      </w:tr>
+      <w:tr>
+        <w:tc>
+          <w:tcPr>
+            <w:tcW w:w="428" w:type="dxa"/>
+          </w:tcPr>
+          <w:p>
+            <w:pPr>
+              <w:ind w:left="0"/>
+              <w:rPr>
+                <w:rFonts w:hint="eastAsia"/>
+              </w:rPr>
+            </w:pPr>
+            <w:r>
+              <w:rPr>
+                <w:rFonts w:hint="eastAsia"/>
+              </w:rPr>
+              <w:t>06</w:t>
+            </w:r>
+          </w:p>
+        </w:tc>
+        <w:tc>
+          <w:tcPr>
+            <w:tcW w:w="1908" w:type="dxa"/>
+          </w:tcPr>
+          <w:p>
+            <w:pPr>
+              <w:ind w:left="0"/>
+              <w:rPr>
+                <w:rFonts w:hint="eastAsia"/>
+              </w:rPr>
+            </w:pPr>
+            <w:r>
+              <w:rPr>
+                <w:rFonts w:hint="eastAsia"/>
+              </w:rPr>
+              <w:t>SdbQueryOption</w:t>
+            </w:r>
+            <w:r>
+              <w:rPr>
+                <w:rFonts w:hint="eastAsia"/>
+              </w:rPr>
+              <w:t>查询记录</w:t>
+            </w:r>
+          </w:p>
+        </w:tc>
+        <w:tc>
+          <w:tcPr>
+            <w:tcW w:w="10672" w:type="dxa"/>
+          </w:tcPr>
+          <w:p>
+            <w:pPr>
+              <w:ind w:left="0"/>
+              <w:jc w:val="left"/>
+            </w:pPr>
+            <w:r>
+              <w:t>var option = new SdbQueryOption().cond({a:{$gt:1}})</w:t>
+            </w:r>
+          </w:p>
+          <w:p>
+            <w:pPr>
+              <w:ind w:left="0"/>
+              <w:jc w:val="left"/>
+            </w:pPr>
+            <w:r>
+              <w:t>db.foo.bar.find(option)</w:t>
+            </w:r>
+          </w:p>
+        </w:tc>
+        <w:tc>
+          <w:tcPr>
+            <w:tcW w:w="2660" w:type="dxa"/>
+          </w:tcPr>
+          <w:p>
+            <w:pPr>
+              <w:ind w:left="0"/>
+              <w:jc w:val="left"/>
+              <w:rPr>
+                <w:rFonts w:hint="eastAsia"/>
+              </w:rPr>
+            </w:pPr>
+            <w:r>
+              <w:rPr>
+                <w:rFonts w:hint="eastAsia"/>
+              </w:rPr>
+              <w:t>打印</w:t>
+            </w:r>
+            <w:r>
+              <w:rPr>
+                <w:rFonts w:hint="eastAsia"/>
+              </w:rPr>
+              <w:t>foo</w:t>
+            </w:r>
+            <w:r>
+              <w:t>.bar</w:t>
+            </w:r>
+            <w:r>
+              <w:rPr>
+                <w:rFonts w:hint="eastAsia"/>
+              </w:rPr>
+              <w:t>中</w:t>
+            </w:r>
+            <w:r>
+              <w:rPr>
+                <w:rFonts w:hint="eastAsia"/>
+              </w:rPr>
+              <w:t>a</w:t>
+            </w:r>
+            <w:r>
+              <w:rPr>
+                <w:rFonts w:hint="eastAsia"/>
+              </w:rPr>
+              <w:t>大于</w:t>
+            </w:r>
+            <w:r>
+              <w:rPr>
+                <w:rFonts w:hint="eastAsia"/>
+              </w:rPr>
+              <w:t>1</w:t>
+            </w:r>
+            <w:r>
+              <w:rPr>
+                <w:rFonts w:hint="eastAsia"/>
+              </w:rPr>
+              <w:t>的记录</w:t>
+            </w:r>
+          </w:p>
+        </w:tc>
+      </w:tr>
+      <w:tr>
+        <w:tc>
+          <w:tcPr>
+            <w:tcW w:w="428" w:type="dxa"/>
+          </w:tcPr>
+          <w:p>
+            <w:pPr>
+              <w:ind w:left="0"/>
+              <w:rPr>
+                <w:rFonts w:hint="eastAsia"/>
+              </w:rPr>
+            </w:pPr>
+            <w:r>
+              <w:rPr>
+                <w:rFonts w:hint="eastAsia"/>
+              </w:rPr>
+              <w:t>07</w:t>
+            </w:r>
+          </w:p>
+        </w:tc>
+        <w:tc>
+          <w:tcPr>
+            <w:tcW w:w="1908" w:type="dxa"/>
+          </w:tcPr>
+          <w:p>
+            <w:pPr>
+              <w:ind w:left="0"/>
+              <w:rPr>
+                <w:rFonts w:hint="eastAsia"/>
+              </w:rPr>
+            </w:pPr>
+            <w:r>
+              <w:rPr>
+                <w:rFonts w:hint="eastAsia"/>
+              </w:rPr>
+              <w:t>配置快照参数</w:t>
+            </w:r>
+          </w:p>
+        </w:tc>
+        <w:tc>
+          <w:tcPr>
+            <w:tcW w:w="10672" w:type="dxa"/>
+          </w:tcPr>
+          <w:p>
+            <w:pPr>
+              <w:pStyle w:val="aa"/>
+              <w:numPr>
+                <w:ilvl w:val="0"/>
+                <w:numId w:val="18"/>
+              </w:numPr>
+              <w:ind w:firstLineChars="0"/>
+              <w:jc w:val="left"/>
+            </w:pPr>
+            <w:r>
+              <w:t>var option = new SdbSnapshotOption().cond({svcname:"20000"}).options({expand:false})</w:t>
+            </w:r>
+          </w:p>
+          <w:p>
+            <w:pPr>
+              <w:pStyle w:val="aa"/>
+              <w:numPr>
+                <w:ilvl w:val="0"/>
+                <w:numId w:val="18"/>
+              </w:numPr>
+              <w:ind w:firstLineChars="0"/>
+              <w:jc w:val="left"/>
+            </w:pPr>
+            <w:r>
+              <w:t>var option = new SdbSnapshotOption().cond({svcname:"20000"}).options({expand:</w:t>
+            </w:r>
+            <w:r>
+              <w:t>true</w:t>
+            </w:r>
+            <w:r>
+              <w:t>})</w:t>
+            </w:r>
+          </w:p>
+          <w:p>
+            <w:pPr>
+              <w:pStyle w:val="aa"/>
+              <w:numPr>
+                <w:ilvl w:val="0"/>
+                <w:numId w:val="18"/>
+              </w:numPr>
+              <w:ind w:firstLineChars="0"/>
+              <w:jc w:val="left"/>
+            </w:pPr>
+            <w:r>
+              <w:t>var option = new SdbSnapshotOption().cond({svcname:"20000"}).options({</w:t>
+            </w:r>
+            <w:r>
+              <w:t>mode:”local”</w:t>
+            </w:r>
+            <w:r>
+              <w:t>})</w:t>
+            </w:r>
+          </w:p>
+          <w:p>
+            <w:pPr>
+              <w:pStyle w:val="aa"/>
+              <w:numPr>
+                <w:ilvl w:val="0"/>
+                <w:numId w:val="18"/>
+              </w:numPr>
+              <w:ind w:firstLineChars="0"/>
+              <w:jc w:val="left"/>
+            </w:pPr>
+            <w:r>
+              <w:t>var option = new SdbSnapshotOption().cond({svcname:"20000"}).options({</w:t>
+            </w:r>
+            <w:r>
+              <w:t>mode</w:t>
+            </w:r>
+            <w:r>
+              <w:t>:</w:t>
+            </w:r>
+            <w:r>
+              <w:t>”run”</w:t>
+            </w:r>
+            <w:r>
+              <w:t>})</w:t>
+            </w:r>
+          </w:p>
+          <w:p>
+            <w:pPr>
+              <w:pStyle w:val="aa"/>
+              <w:numPr>
+                <w:ilvl w:val="0"/>
+                <w:numId w:val="18"/>
+              </w:numPr>
+              <w:ind w:firstLineChars="0"/>
+              <w:jc w:val="left"/>
+            </w:pPr>
+            <w:r>
+              <w:t>var option = new SdbSnapshotOption().cond({svcname:"20000"}).options({</w:t>
+            </w:r>
+            <w:r>
+              <w:t>mode</w:t>
+            </w:r>
+            <w:r>
+              <w:t>:</w:t>
+            </w:r>
+            <w:r>
+              <w:t>”run”</w:t>
+            </w:r>
+            <w:r>
+              <w:rPr>
+                <w:rFonts w:hint="eastAsia"/>
+              </w:rPr>
+              <w:t xml:space="preserve">, </w:t>
+            </w:r>
+            <w:r>
+              <w:t>expand:false})</w:t>
+            </w:r>
+          </w:p>
+          <w:p>
+            <w:pPr>
+              <w:pStyle w:val="aa"/>
+              <w:numPr>
+                <w:ilvl w:val="0"/>
+                <w:numId w:val="18"/>
+              </w:numPr>
+              <w:ind w:firstLineChars="0"/>
+              <w:jc w:val="left"/>
+              <w:rPr>
+                <w:rFonts w:hint="eastAsia"/>
+              </w:rPr>
+            </w:pPr>
+            <w:r>
+              <w:t>var option = new SdbSnapshotOption().cond({svcname:"20000"}).options({</w:t>
+            </w:r>
+            <w:r>
+              <w:t>mode</w:t>
+            </w:r>
+            <w:r>
+              <w:t>:</w:t>
+            </w:r>
+            <w:r>
+              <w:t>”</w:t>
+            </w:r>
+            <w:r>
+              <w:rPr>
+                <w:rFonts w:hint="eastAsia"/>
+              </w:rPr>
+              <w:t>local</w:t>
+            </w:r>
+            <w:r>
+              <w:t>”</w:t>
+            </w:r>
+            <w:r>
+              <w:rPr>
+                <w:rFonts w:hint="eastAsia"/>
+              </w:rPr>
+              <w:t xml:space="preserve">, </w:t>
+            </w:r>
+            <w:r>
+              <w:t>expand:</w:t>
+            </w:r>
+            <w:r>
+              <w:t>false</w:t>
+            </w:r>
+            <w:r>
+              <w:t>})</w:t>
+            </w:r>
+          </w:p>
+        </w:tc>
+        <w:tc>
+          <w:tcPr>
+            <w:tcW w:w="2660" w:type="dxa"/>
+          </w:tcPr>
+          <w:p>
+            <w:pPr>
+              <w:pStyle w:val="aa"/>
+              <w:numPr>
+                <w:ilvl w:val="0"/>
+                <w:numId w:val="19"/>
+              </w:numPr>
+              <w:ind w:firstLineChars="0"/>
+              <w:jc w:val="left"/>
+            </w:pPr>
+            <w:r>
+              <w:rPr>
+                <w:rFonts w:hint="eastAsia"/>
+              </w:rPr>
+              <w:t>打印</w:t>
+            </w:r>
+            <w:r>
+              <w:rPr>
+                <w:rFonts w:hint="eastAsia"/>
+              </w:rPr>
+              <w:t>20000</w:t>
+            </w:r>
+            <w:r>
+              <w:rPr>
+                <w:rFonts w:hint="eastAsia"/>
+              </w:rPr>
+              <w:t>节点的非扩展模式配置信息</w:t>
+            </w:r>
+          </w:p>
+          <w:p>
+            <w:pPr>
+              <w:pStyle w:val="aa"/>
+              <w:numPr>
+                <w:ilvl w:val="0"/>
+                <w:numId w:val="19"/>
+              </w:numPr>
+              <w:ind w:firstLineChars="0"/>
+              <w:jc w:val="left"/>
+            </w:pPr>
+            <w:r>
+              <w:rPr>
+                <w:rFonts w:hint="eastAsia"/>
+              </w:rPr>
+              <w:t>打印</w:t>
+            </w:r>
+            <w:r>
+              <w:rPr>
+                <w:rFonts w:hint="eastAsia"/>
+              </w:rPr>
+              <w:t>20000</w:t>
+            </w:r>
+            <w:r>
+              <w:rPr>
+                <w:rFonts w:hint="eastAsia"/>
+              </w:rPr>
+              <w:t>节点的扩展模式配置信息</w:t>
+            </w:r>
+          </w:p>
+          <w:p>
+            <w:pPr>
+              <w:pStyle w:val="aa"/>
+              <w:numPr>
+                <w:ilvl w:val="0"/>
+                <w:numId w:val="19"/>
+              </w:numPr>
+              <w:ind w:firstLineChars="0"/>
+              <w:jc w:val="left"/>
+            </w:pPr>
+            <w:r>
+              <w:rPr>
+                <w:rFonts w:hint="eastAsia"/>
+              </w:rPr>
+              <w:t>打印</w:t>
+            </w:r>
+            <w:r>
+              <w:rPr>
+                <w:rFonts w:hint="eastAsia"/>
+              </w:rPr>
+              <w:t>20000</w:t>
+            </w:r>
+            <w:r>
+              <w:rPr>
+                <w:rFonts w:hint="eastAsia"/>
+              </w:rPr>
+              <w:t>节点的扩展模式</w:t>
+            </w:r>
+            <w:r>
+              <w:rPr>
+                <w:rFonts w:hint="eastAsia"/>
+              </w:rPr>
+              <w:t>、本地</w:t>
+            </w:r>
+            <w:r>
+              <w:rPr>
+                <w:rFonts w:hint="eastAsia"/>
+              </w:rPr>
+              <w:t>配置信息</w:t>
+            </w:r>
+          </w:p>
+          <w:p>
+            <w:pPr>
+              <w:pStyle w:val="aa"/>
+              <w:numPr>
+                <w:ilvl w:val="0"/>
+                <w:numId w:val="19"/>
+              </w:numPr>
+              <w:ind w:firstLineChars="0"/>
+              <w:jc w:val="left"/>
+            </w:pPr>
+            <w:r>
+              <w:rPr>
+                <w:rFonts w:hint="eastAsia"/>
+              </w:rPr>
+              <w:t>打印</w:t>
+            </w:r>
+            <w:r>
+              <w:rPr>
+                <w:rFonts w:hint="eastAsia"/>
+              </w:rPr>
+              <w:t>20000</w:t>
+            </w:r>
+            <w:r>
+              <w:rPr>
+                <w:rFonts w:hint="eastAsia"/>
+              </w:rPr>
+              <w:t>节点的扩展模式</w:t>
+            </w:r>
+            <w:r>
+              <w:rPr>
+                <w:rFonts w:hint="eastAsia"/>
+              </w:rPr>
+              <w:t>、运行</w:t>
+            </w:r>
+            <w:r>
+              <w:rPr>
+                <w:rFonts w:hint="eastAsia"/>
+              </w:rPr>
+              <w:t>配置信息</w:t>
+            </w:r>
+          </w:p>
+          <w:p>
+            <w:pPr>
+              <w:pStyle w:val="aa"/>
+              <w:numPr>
+                <w:ilvl w:val="0"/>
+                <w:numId w:val="19"/>
+              </w:numPr>
+              <w:ind w:firstLineChars="0"/>
+              <w:jc w:val="left"/>
+            </w:pPr>
+            <w:r>
+              <w:rPr>
+                <w:rFonts w:hint="eastAsia"/>
+              </w:rPr>
+              <w:t>打印</w:t>
+            </w:r>
+            <w:r>
+              <w:rPr>
+                <w:rFonts w:hint="eastAsia"/>
+              </w:rPr>
+              <w:t>20000</w:t>
+            </w:r>
+            <w:r>
+              <w:rPr>
+                <w:rFonts w:hint="eastAsia"/>
+              </w:rPr>
+              <w:t>节点的</w:t>
+            </w:r>
+            <w:r>
+              <w:rPr>
+                <w:rFonts w:hint="eastAsia"/>
+              </w:rPr>
+              <w:t>非</w:t>
+            </w:r>
+            <w:r>
+              <w:rPr>
+                <w:rFonts w:hint="eastAsia"/>
+              </w:rPr>
+              <w:t>扩展模式、运行配置信息</w:t>
+            </w:r>
+          </w:p>
+          <w:p>
+            <w:pPr>
+              <w:pStyle w:val="aa"/>
+              <w:numPr>
+                <w:ilvl w:val="0"/>
+                <w:numId w:val="19"/>
+              </w:numPr>
+              <w:ind w:firstLineChars="0"/>
+              <w:jc w:val="left"/>
+              <w:rPr>
+                <w:rFonts w:hint="eastAsia"/>
+              </w:rPr>
+            </w:pPr>
+            <w:r>
+              <w:rPr>
+                <w:rFonts w:hint="eastAsia"/>
+              </w:rPr>
+              <w:t>打印</w:t>
+            </w:r>
+            <w:r>
+              <w:rPr>
+                <w:rFonts w:hint="eastAsia"/>
+              </w:rPr>
+              <w:t>20000</w:t>
+            </w:r>
+            <w:r>
+              <w:rPr>
+                <w:rFonts w:hint="eastAsia"/>
+              </w:rPr>
+              <w:t>节点的非扩展模式</w:t>
+            </w:r>
+            <w:r>
+              <w:rPr>
+                <w:rFonts w:hint="eastAsia"/>
+              </w:rPr>
+              <w:t>、本地</w:t>
+            </w:r>
+            <w:r>
+              <w:rPr>
+                <w:rFonts w:hint="eastAsia"/>
+              </w:rPr>
+              <w:t>配置信息</w:t>
+            </w:r>
           </w:p>
         </w:tc>
       </w:tr>
@@ -9971,6 +10965,95 @@
     </w:lvl>
   </w:abstractNum>
   <w:abstractNum w:abstractNumId="1" w15:restartNumberingAfterBreak="0">
+    <w:nsid w:val="213705EA"/>
+    <w:multiLevelType w:val="hybridMultilevel"/>
+    <w:tmpl w:val="D4B8342E"/>
+    <w:lvl w:ilvl="0" w:tplc="11347458">
+      <w:start w:val="1"/>
+      <w:numFmt w:val="decimal"/>
+      <w:lvlText w:val="%1."/>
+      <w:lvlJc w:val="left"/>
+      <w:pPr>
+        <w:ind w:left="360" w:hanging="360"/>
+      </w:pPr>
+      <w:rPr>
+        <w:rFonts w:hint="default"/>
+      </w:rPr>
+    </w:lvl>
+    <w:lvl w:ilvl="1" w:tplc="04090019" w:tentative="1">
+      <w:start w:val="1"/>
+      <w:numFmt w:val="lowerLetter"/>
+      <w:lvlText w:val="%2)"/>
+      <w:lvlJc w:val="left"/>
+      <w:pPr>
+        <w:ind w:left="840" w:hanging="420"/>
+      </w:pPr>
+    </w:lvl>
+    <w:lvl w:ilvl="2" w:tplc="0409001B" w:tentative="1">
+      <w:start w:val="1"/>
+      <w:numFmt w:val="lowerRoman"/>
+      <w:lvlText w:val="%3."/>
+      <w:lvlJc w:val="right"/>
+      <w:pPr>
+        <w:ind w:left="1260" w:hanging="420"/>
+      </w:pPr>
+    </w:lvl>
+    <w:lvl w:ilvl="3" w:tplc="0409000F" w:tentative="1">
+      <w:start w:val="1"/>
+      <w:numFmt w:val="decimal"/>
+      <w:lvlText w:val="%4."/>
+      <w:lvlJc w:val="left"/>
+      <w:pPr>
+        <w:ind w:left="1680" w:hanging="420"/>
+      </w:pPr>
+    </w:lvl>
+    <w:lvl w:ilvl="4" w:tplc="04090019" w:tentative="1">
+      <w:start w:val="1"/>
+      <w:numFmt w:val="lowerLetter"/>
+      <w:lvlText w:val="%5)"/>
+      <w:lvlJc w:val="left"/>
+      <w:pPr>
+        <w:ind w:left="2100" w:hanging="420"/>
+      </w:pPr>
+    </w:lvl>
+    <w:lvl w:ilvl="5" w:tplc="0409001B" w:tentative="1">
+      <w:start w:val="1"/>
+      <w:numFmt w:val="lowerRoman"/>
+      <w:lvlText w:val="%6."/>
+      <w:lvlJc w:val="right"/>
+      <w:pPr>
+        <w:ind w:left="2520" w:hanging="420"/>
+      </w:pPr>
+    </w:lvl>
+    <w:lvl w:ilvl="6" w:tplc="0409000F" w:tentative="1">
+      <w:start w:val="1"/>
+      <w:numFmt w:val="decimal"/>
+      <w:lvlText w:val="%7."/>
+      <w:lvlJc w:val="left"/>
+      <w:pPr>
+        <w:ind w:left="2940" w:hanging="420"/>
+      </w:pPr>
+    </w:lvl>
+    <w:lvl w:ilvl="7" w:tplc="04090019" w:tentative="1">
+      <w:start w:val="1"/>
+      <w:numFmt w:val="lowerLetter"/>
+      <w:lvlText w:val="%8)"/>
+      <w:lvlJc w:val="left"/>
+      <w:pPr>
+        <w:ind w:left="3360" w:hanging="420"/>
+      </w:pPr>
+    </w:lvl>
+    <w:lvl w:ilvl="8" w:tplc="0409001B" w:tentative="1">
+      <w:start w:val="1"/>
+      <w:numFmt w:val="lowerRoman"/>
+      <w:lvlText w:val="%9."/>
+      <w:lvlJc w:val="right"/>
+      <w:pPr>
+        <w:ind w:left="3780" w:hanging="420"/>
+      </w:pPr>
+    </w:lvl>
+  </w:abstractNum>
+  <w:abstractNum w:abstractNumId="2" w15:restartNumberingAfterBreak="0">
     <w:nsid w:val="22501AA3"/>
     <w:multiLevelType w:val="hybridMultilevel"/>
     <w:tmpl w:val="1B2A9E7A"/>
@@ -10057,7 +11140,7 @@
       </w:pPr>
     </w:lvl>
   </w:abstractNum>
-  <w:abstractNum w:abstractNumId="2" w15:restartNumberingAfterBreak="0">
+  <w:abstractNum w:abstractNumId="3" w15:restartNumberingAfterBreak="0">
     <w:nsid w:val="23EC5C36"/>
     <w:multiLevelType w:val="hybridMultilevel"/>
     <w:tmpl w:val="3338448C"/>
@@ -10146,7 +11229,7 @@
       </w:pPr>
     </w:lvl>
   </w:abstractNum>
-  <w:abstractNum w:abstractNumId="3" w15:restartNumberingAfterBreak="0">
+  <w:abstractNum w:abstractNumId="4" w15:restartNumberingAfterBreak="0">
     <w:nsid w:val="2694277B"/>
     <w:multiLevelType w:val="multilevel"/>
     <w:tmpl w:val="C1E882F6"/>
@@ -10295,7 +11378,7 @@
       </w:rPr>
     </w:lvl>
   </w:abstractNum>
-  <w:abstractNum w:abstractNumId="4" w15:restartNumberingAfterBreak="0">
+  <w:abstractNum w:abstractNumId="5" w15:restartNumberingAfterBreak="0">
     <w:nsid w:val="299A3998"/>
     <w:multiLevelType w:val="multilevel"/>
     <w:tmpl w:val="5A04C8E2"/>
@@ -10444,7 +11527,7 @@
       </w:rPr>
     </w:lvl>
   </w:abstractNum>
-  <w:abstractNum w:abstractNumId="5" w15:restartNumberingAfterBreak="0">
+  <w:abstractNum w:abstractNumId="6" w15:restartNumberingAfterBreak="0">
     <w:nsid w:val="32535A19"/>
     <w:multiLevelType w:val="hybridMultilevel"/>
     <w:tmpl w:val="1EAE792C"/>
@@ -10533,7 +11616,96 @@
       </w:pPr>
     </w:lvl>
   </w:abstractNum>
-  <w:abstractNum w:abstractNumId="6" w15:restartNumberingAfterBreak="0">
+  <w:abstractNum w:abstractNumId="7" w15:restartNumberingAfterBreak="0">
+    <w:nsid w:val="32552FDD"/>
+    <w:multiLevelType w:val="hybridMultilevel"/>
+    <w:tmpl w:val="73A4D75E"/>
+    <w:lvl w:ilvl="0" w:tplc="D5025D66">
+      <w:start w:val="1"/>
+      <w:numFmt w:val="decimal"/>
+      <w:lvlText w:val="%1."/>
+      <w:lvlJc w:val="left"/>
+      <w:pPr>
+        <w:ind w:left="360" w:hanging="360"/>
+      </w:pPr>
+      <w:rPr>
+        <w:rFonts w:hint="default"/>
+      </w:rPr>
+    </w:lvl>
+    <w:lvl w:ilvl="1" w:tplc="04090019" w:tentative="1">
+      <w:start w:val="1"/>
+      <w:numFmt w:val="lowerLetter"/>
+      <w:lvlText w:val="%2)"/>
+      <w:lvlJc w:val="left"/>
+      <w:pPr>
+        <w:ind w:left="840" w:hanging="420"/>
+      </w:pPr>
+    </w:lvl>
+    <w:lvl w:ilvl="2" w:tplc="0409001B" w:tentative="1">
+      <w:start w:val="1"/>
+      <w:numFmt w:val="lowerRoman"/>
+      <w:lvlText w:val="%3."/>
+      <w:lvlJc w:val="right"/>
+      <w:pPr>
+        <w:ind w:left="1260" w:hanging="420"/>
+      </w:pPr>
+    </w:lvl>
+    <w:lvl w:ilvl="3" w:tplc="0409000F" w:tentative="1">
+      <w:start w:val="1"/>
+      <w:numFmt w:val="decimal"/>
+      <w:lvlText w:val="%4."/>
+      <w:lvlJc w:val="left"/>
+      <w:pPr>
+        <w:ind w:left="1680" w:hanging="420"/>
+      </w:pPr>
+    </w:lvl>
+    <w:lvl w:ilvl="4" w:tplc="04090019" w:tentative="1">
+      <w:start w:val="1"/>
+      <w:numFmt w:val="lowerLetter"/>
+      <w:lvlText w:val="%5)"/>
+      <w:lvlJc w:val="left"/>
+      <w:pPr>
+        <w:ind w:left="2100" w:hanging="420"/>
+      </w:pPr>
+    </w:lvl>
+    <w:lvl w:ilvl="5" w:tplc="0409001B" w:tentative="1">
+      <w:start w:val="1"/>
+      <w:numFmt w:val="lowerRoman"/>
+      <w:lvlText w:val="%6."/>
+      <w:lvlJc w:val="right"/>
+      <w:pPr>
+        <w:ind w:left="2520" w:hanging="420"/>
+      </w:pPr>
+    </w:lvl>
+    <w:lvl w:ilvl="6" w:tplc="0409000F" w:tentative="1">
+      <w:start w:val="1"/>
+      <w:numFmt w:val="decimal"/>
+      <w:lvlText w:val="%7."/>
+      <w:lvlJc w:val="left"/>
+      <w:pPr>
+        <w:ind w:left="2940" w:hanging="420"/>
+      </w:pPr>
+    </w:lvl>
+    <w:lvl w:ilvl="7" w:tplc="04090019" w:tentative="1">
+      <w:start w:val="1"/>
+      <w:numFmt w:val="lowerLetter"/>
+      <w:lvlText w:val="%8)"/>
+      <w:lvlJc w:val="left"/>
+      <w:pPr>
+        <w:ind w:left="3360" w:hanging="420"/>
+      </w:pPr>
+    </w:lvl>
+    <w:lvl w:ilvl="8" w:tplc="0409001B" w:tentative="1">
+      <w:start w:val="1"/>
+      <w:numFmt w:val="lowerRoman"/>
+      <w:lvlText w:val="%9."/>
+      <w:lvlJc w:val="right"/>
+      <w:pPr>
+        <w:ind w:left="3780" w:hanging="420"/>
+      </w:pPr>
+    </w:lvl>
+  </w:abstractNum>
+  <w:abstractNum w:abstractNumId="8" w15:restartNumberingAfterBreak="0">
     <w:nsid w:val="42D762BD"/>
     <w:multiLevelType w:val="hybridMultilevel"/>
     <w:tmpl w:val="7146234C"/>
@@ -10646,7 +11818,7 @@
       </w:rPr>
     </w:lvl>
   </w:abstractNum>
-  <w:abstractNum w:abstractNumId="7" w15:restartNumberingAfterBreak="0">
+  <w:abstractNum w:abstractNumId="9" w15:restartNumberingAfterBreak="0">
     <w:nsid w:val="4CD12C0E"/>
     <w:multiLevelType w:val="hybridMultilevel"/>
     <w:tmpl w:val="37344F0A"/>
@@ -10734,7 +11906,7 @@
       </w:pPr>
     </w:lvl>
   </w:abstractNum>
-  <w:abstractNum w:abstractNumId="8" w15:restartNumberingAfterBreak="0">
+  <w:abstractNum w:abstractNumId="10" w15:restartNumberingAfterBreak="0">
     <w:nsid w:val="50894DEC"/>
     <w:multiLevelType w:val="hybridMultilevel"/>
     <w:tmpl w:val="3F0C04DE"/>
@@ -10823,7 +11995,7 @@
       </w:pPr>
     </w:lvl>
   </w:abstractNum>
-  <w:abstractNum w:abstractNumId="9" w15:restartNumberingAfterBreak="0">
+  <w:abstractNum w:abstractNumId="11" w15:restartNumberingAfterBreak="0">
     <w:nsid w:val="50DB2C63"/>
     <w:multiLevelType w:val="hybridMultilevel"/>
     <w:tmpl w:val="3F0C04DE"/>
@@ -10912,7 +12084,96 @@
       </w:pPr>
     </w:lvl>
   </w:abstractNum>
-  <w:abstractNum w:abstractNumId="10" w15:restartNumberingAfterBreak="0">
+  <w:abstractNum w:abstractNumId="12" w15:restartNumberingAfterBreak="0">
+    <w:nsid w:val="55281C81"/>
+    <w:multiLevelType w:val="hybridMultilevel"/>
+    <w:tmpl w:val="795E9998"/>
+    <w:lvl w:ilvl="0" w:tplc="196A5168">
+      <w:start w:val="1"/>
+      <w:numFmt w:val="decimal"/>
+      <w:lvlText w:val="%1."/>
+      <w:lvlJc w:val="left"/>
+      <w:pPr>
+        <w:ind w:left="360" w:hanging="360"/>
+      </w:pPr>
+      <w:rPr>
+        <w:rFonts w:hint="default"/>
+      </w:rPr>
+    </w:lvl>
+    <w:lvl w:ilvl="1" w:tplc="04090019" w:tentative="1">
+      <w:start w:val="1"/>
+      <w:numFmt w:val="lowerLetter"/>
+      <w:lvlText w:val="%2)"/>
+      <w:lvlJc w:val="left"/>
+      <w:pPr>
+        <w:ind w:left="840" w:hanging="420"/>
+      </w:pPr>
+    </w:lvl>
+    <w:lvl w:ilvl="2" w:tplc="0409001B" w:tentative="1">
+      <w:start w:val="1"/>
+      <w:numFmt w:val="lowerRoman"/>
+      <w:lvlText w:val="%3."/>
+      <w:lvlJc w:val="right"/>
+      <w:pPr>
+        <w:ind w:left="1260" w:hanging="420"/>
+      </w:pPr>
+    </w:lvl>
+    <w:lvl w:ilvl="3" w:tplc="0409000F" w:tentative="1">
+      <w:start w:val="1"/>
+      <w:numFmt w:val="decimal"/>
+      <w:lvlText w:val="%4."/>
+      <w:lvlJc w:val="left"/>
+      <w:pPr>
+        <w:ind w:left="1680" w:hanging="420"/>
+      </w:pPr>
+    </w:lvl>
+    <w:lvl w:ilvl="4" w:tplc="04090019" w:tentative="1">
+      <w:start w:val="1"/>
+      <w:numFmt w:val="lowerLetter"/>
+      <w:lvlText w:val="%5)"/>
+      <w:lvlJc w:val="left"/>
+      <w:pPr>
+        <w:ind w:left="2100" w:hanging="420"/>
+      </w:pPr>
+    </w:lvl>
+    <w:lvl w:ilvl="5" w:tplc="0409001B" w:tentative="1">
+      <w:start w:val="1"/>
+      <w:numFmt w:val="lowerRoman"/>
+      <w:lvlText w:val="%6."/>
+      <w:lvlJc w:val="right"/>
+      <w:pPr>
+        <w:ind w:left="2520" w:hanging="420"/>
+      </w:pPr>
+    </w:lvl>
+    <w:lvl w:ilvl="6" w:tplc="0409000F" w:tentative="1">
+      <w:start w:val="1"/>
+      <w:numFmt w:val="decimal"/>
+      <w:lvlText w:val="%7."/>
+      <w:lvlJc w:val="left"/>
+      <w:pPr>
+        <w:ind w:left="2940" w:hanging="420"/>
+      </w:pPr>
+    </w:lvl>
+    <w:lvl w:ilvl="7" w:tplc="04090019" w:tentative="1">
+      <w:start w:val="1"/>
+      <w:numFmt w:val="lowerLetter"/>
+      <w:lvlText w:val="%8)"/>
+      <w:lvlJc w:val="left"/>
+      <w:pPr>
+        <w:ind w:left="3360" w:hanging="420"/>
+      </w:pPr>
+    </w:lvl>
+    <w:lvl w:ilvl="8" w:tplc="0409001B" w:tentative="1">
+      <w:start w:val="1"/>
+      <w:numFmt w:val="lowerRoman"/>
+      <w:lvlText w:val="%9."/>
+      <w:lvlJc w:val="right"/>
+      <w:pPr>
+        <w:ind w:left="3780" w:hanging="420"/>
+      </w:pPr>
+    </w:lvl>
+  </w:abstractNum>
+  <w:abstractNum w:abstractNumId="13" w15:restartNumberingAfterBreak="0">
     <w:nsid w:val="589E00D2"/>
     <w:multiLevelType w:val="hybridMultilevel"/>
     <w:tmpl w:val="712282AA"/>
@@ -10999,53 +12260,154 @@
       </w:pPr>
     </w:lvl>
   </w:abstractNum>
+  <w:abstractNum w:abstractNumId="14" w15:restartNumberingAfterBreak="0">
+    <w:nsid w:val="70D55DC0"/>
+    <w:multiLevelType w:val="hybridMultilevel"/>
+    <w:tmpl w:val="EB12A016"/>
+    <w:lvl w:ilvl="0" w:tplc="F364EAF2">
+      <w:start w:val="1"/>
+      <w:numFmt w:val="decimal"/>
+      <w:lvlText w:val="%1."/>
+      <w:lvlJc w:val="left"/>
+      <w:pPr>
+        <w:ind w:left="717" w:hanging="360"/>
+      </w:pPr>
+      <w:rPr>
+        <w:rFonts w:hint="default"/>
+      </w:rPr>
+    </w:lvl>
+    <w:lvl w:ilvl="1" w:tplc="04090019" w:tentative="1">
+      <w:start w:val="1"/>
+      <w:numFmt w:val="lowerLetter"/>
+      <w:lvlText w:val="%2)"/>
+      <w:lvlJc w:val="left"/>
+      <w:pPr>
+        <w:ind w:left="1197" w:hanging="420"/>
+      </w:pPr>
+    </w:lvl>
+    <w:lvl w:ilvl="2" w:tplc="0409001B" w:tentative="1">
+      <w:start w:val="1"/>
+      <w:numFmt w:val="lowerRoman"/>
+      <w:lvlText w:val="%3."/>
+      <w:lvlJc w:val="right"/>
+      <w:pPr>
+        <w:ind w:left="1617" w:hanging="420"/>
+      </w:pPr>
+    </w:lvl>
+    <w:lvl w:ilvl="3" w:tplc="0409000F" w:tentative="1">
+      <w:start w:val="1"/>
+      <w:numFmt w:val="decimal"/>
+      <w:lvlText w:val="%4."/>
+      <w:lvlJc w:val="left"/>
+      <w:pPr>
+        <w:ind w:left="2037" w:hanging="420"/>
+      </w:pPr>
+    </w:lvl>
+    <w:lvl w:ilvl="4" w:tplc="04090019" w:tentative="1">
+      <w:start w:val="1"/>
+      <w:numFmt w:val="lowerLetter"/>
+      <w:lvlText w:val="%5)"/>
+      <w:lvlJc w:val="left"/>
+      <w:pPr>
+        <w:ind w:left="2457" w:hanging="420"/>
+      </w:pPr>
+    </w:lvl>
+    <w:lvl w:ilvl="5" w:tplc="0409001B" w:tentative="1">
+      <w:start w:val="1"/>
+      <w:numFmt w:val="lowerRoman"/>
+      <w:lvlText w:val="%6."/>
+      <w:lvlJc w:val="right"/>
+      <w:pPr>
+        <w:ind w:left="2877" w:hanging="420"/>
+      </w:pPr>
+    </w:lvl>
+    <w:lvl w:ilvl="6" w:tplc="0409000F" w:tentative="1">
+      <w:start w:val="1"/>
+      <w:numFmt w:val="decimal"/>
+      <w:lvlText w:val="%7."/>
+      <w:lvlJc w:val="left"/>
+      <w:pPr>
+        <w:ind w:left="3297" w:hanging="420"/>
+      </w:pPr>
+    </w:lvl>
+    <w:lvl w:ilvl="7" w:tplc="04090019" w:tentative="1">
+      <w:start w:val="1"/>
+      <w:numFmt w:val="lowerLetter"/>
+      <w:lvlText w:val="%8)"/>
+      <w:lvlJc w:val="left"/>
+      <w:pPr>
+        <w:ind w:left="3717" w:hanging="420"/>
+      </w:pPr>
+    </w:lvl>
+    <w:lvl w:ilvl="8" w:tplc="0409001B" w:tentative="1">
+      <w:start w:val="1"/>
+      <w:numFmt w:val="lowerRoman"/>
+      <w:lvlText w:val="%9."/>
+      <w:lvlJc w:val="right"/>
+      <w:pPr>
+        <w:ind w:left="4137" w:hanging="420"/>
+      </w:pPr>
+    </w:lvl>
+  </w:abstractNum>
   <w:num w:numId="1">
-    <w:abstractNumId w:val="1"/>
+    <w:abstractNumId w:val="2"/>
   </w:num>
   <w:num w:numId="2">
-    <w:abstractNumId w:val="10"/>
+    <w:abstractNumId w:val="13"/>
   </w:num>
   <w:num w:numId="3">
+    <w:abstractNumId w:val="3"/>
+  </w:num>
+  <w:num w:numId="4">
     <w:abstractNumId w:val="2"/>
   </w:num>
-  <w:num w:numId="4">
-    <w:abstractNumId w:val="1"/>
-  </w:num>
   <w:num w:numId="5">
-    <w:abstractNumId w:val="1"/>
+    <w:abstractNumId w:val="2"/>
   </w:num>
   <w:num w:numId="6">
-    <w:abstractNumId w:val="1"/>
+    <w:abstractNumId w:val="2"/>
   </w:num>
   <w:num w:numId="7">
+    <w:abstractNumId w:val="5"/>
+  </w:num>
+  <w:num w:numId="8">
     <w:abstractNumId w:val="4"/>
   </w:num>
-  <w:num w:numId="8">
-    <w:abstractNumId w:val="3"/>
-  </w:num>
   <w:num w:numId="9">
-    <w:abstractNumId w:val="5"/>
+    <w:abstractNumId w:val="6"/>
   </w:num>
   <w:num w:numId="10">
-    <w:abstractNumId w:val="9"/>
+    <w:abstractNumId w:val="11"/>
   </w:num>
   <w:num w:numId="11">
-    <w:abstractNumId w:val="6"/>
+    <w:abstractNumId w:val="8"/>
   </w:num>
   <w:num w:numId="12">
-    <w:abstractNumId w:val="7"/>
+    <w:abstractNumId w:val="9"/>
   </w:num>
   <w:num w:numId="13">
     <w:abstractNumId w:val="0"/>
   </w:num>
   <w:num w:numId="14">
+    <w:abstractNumId w:val="13"/>
+  </w:num>
+  <w:num w:numId="15">
+    <w:abstractNumId w:val="13"/>
+  </w:num>
+  <w:num w:numId="16">
     <w:abstractNumId w:val="10"/>
   </w:num>
-  <w:num w:numId="15">
-    <w:abstractNumId w:val="10"/>
+  <w:num w:numId="17">
+    <w:abstractNumId w:val="1"/>
   </w:num>
-  <w:num w:numId="16">
-    <w:abstractNumId w:val="8"/>
+  <w:num w:numId="18">
+    <w:abstractNumId w:val="7"/>
+  </w:num>
+  <w:num w:numId="19">
+    <w:abstractNumId w:val="12"/>
+  </w:num>
+  <w:num w:numId="20">
+    <w:abstractNumId w:val="14"/>
   </w:num>
 </w:numbering>
 </file>

--- a/internal_doc/03.开发设计/Story-snapshot增加参数.docx
+++ b/internal_doc/03.开发设计/Story-snapshot增加参数.docx
@@ -5773,8 +5773,6 @@
           <w:rFonts w:hint="eastAsia"/>
         </w:rPr>
       </w:pPr>
-      <w:bookmarkStart w:id="0" w:name="_GoBack"/>
-      <w:bookmarkEnd w:id="0"/>
     </w:p>
     <w:p>
       <w:r>
@@ -9953,6 +9951,399 @@
               <w:rPr>
                 <w:rFonts w:hint="eastAsia"/>
               </w:rPr>
+              <w:t>存储过程</w:t>
+            </w:r>
+          </w:p>
+        </w:tc>
+        <w:tc>
+          <w:tcPr>
+            <w:tcW w:w="10672" w:type="dxa"/>
+          </w:tcPr>
+          <w:p>
+            <w:pPr>
+              <w:ind w:left="0"/>
+              <w:jc w:val="left"/>
+            </w:pPr>
+            <w:r>
+              <w:rPr>
+                <w:rFonts w:hint="eastAsia"/>
+              </w:rPr>
+              <w:t>使用</w:t>
+            </w:r>
+            <w:r>
+              <w:rPr>
+                <w:rFonts w:hint="eastAsia"/>
+              </w:rPr>
+              <w:t xml:space="preserve"> db.createProcedure </w:t>
+            </w:r>
+            <w:r>
+              <w:rPr>
+                <w:rFonts w:hint="eastAsia"/>
+              </w:rPr>
+              <w:t>创建存储过程，进行上述</w:t>
+            </w:r>
+            <w:r>
+              <w:rPr>
+                <w:rFonts w:hint="eastAsia"/>
+              </w:rPr>
+              <w:t>1</w:t>
+            </w:r>
+            <w:r>
+              <w:rPr>
+                <w:rFonts w:hint="eastAsia"/>
+              </w:rPr>
+              <w:t>至</w:t>
+            </w:r>
+            <w:r>
+              <w:rPr>
+                <w:rFonts w:hint="eastAsia"/>
+              </w:rPr>
+              <w:t>6</w:t>
+            </w:r>
+            <w:r>
+              <w:rPr>
+                <w:rFonts w:hint="eastAsia"/>
+              </w:rPr>
+              <w:t>的功能</w:t>
+            </w:r>
+          </w:p>
+        </w:tc>
+        <w:tc>
+          <w:tcPr>
+            <w:tcW w:w="2660" w:type="dxa"/>
+          </w:tcPr>
+          <w:p>
+            <w:pPr>
+              <w:ind w:left="0"/>
+              <w:jc w:val="left"/>
+              <w:rPr>
+                <w:rFonts w:hint="eastAsia"/>
+              </w:rPr>
+            </w:pPr>
+            <w:r>
+              <w:rPr>
+                <w:rFonts w:hint="eastAsia"/>
+              </w:rPr>
+              <w:t>正常使用</w:t>
+            </w:r>
+          </w:p>
+        </w:tc>
+      </w:tr>
+      <w:tr>
+        <w:tc>
+          <w:tcPr>
+            <w:tcW w:w="428" w:type="dxa"/>
+          </w:tcPr>
+          <w:p>
+            <w:pPr>
+              <w:ind w:left="0"/>
+              <w:rPr>
+                <w:rFonts w:hint="eastAsia"/>
+              </w:rPr>
+            </w:pPr>
+            <w:r>
+              <w:rPr>
+                <w:rFonts w:hint="eastAsia"/>
+              </w:rPr>
+              <w:t>08</w:t>
+            </w:r>
+          </w:p>
+        </w:tc>
+        <w:tc>
+          <w:tcPr>
+            <w:tcW w:w="1908" w:type="dxa"/>
+          </w:tcPr>
+          <w:p>
+            <w:pPr>
+              <w:ind w:left="0"/>
+              <w:rPr>
+                <w:rFonts w:hint="eastAsia"/>
+              </w:rPr>
+            </w:pPr>
+            <w:r>
+              <w:rPr>
+                <w:rFonts w:hint="eastAsia"/>
+              </w:rPr>
+              <w:t>存储过程返回值</w:t>
+            </w:r>
+          </w:p>
+        </w:tc>
+        <w:tc>
+          <w:tcPr>
+            <w:tcW w:w="10672" w:type="dxa"/>
+          </w:tcPr>
+          <w:p>
+            <w:pPr>
+              <w:pStyle w:val="aa"/>
+              <w:numPr>
+                <w:ilvl w:val="0"/>
+                <w:numId w:val="21"/>
+              </w:numPr>
+              <w:ind w:firstLineChars="0"/>
+              <w:jc w:val="left"/>
+            </w:pPr>
+            <w:r>
+              <w:t>D</w:t>
+            </w:r>
+            <w:r>
+              <w:rPr>
+                <w:rFonts w:hint="eastAsia"/>
+              </w:rPr>
+              <w:t>b.</w:t>
+            </w:r>
+            <w:r>
+              <w:t>createProcedure(function test(){ return new SdbSnapshotOption().options({expand:false}); })</w:t>
+            </w:r>
+          </w:p>
+          <w:p>
+            <w:pPr>
+              <w:jc w:val="left"/>
+            </w:pPr>
+            <w:r>
+              <w:t>Var option = db.eval(“test()”)</w:t>
+            </w:r>
+          </w:p>
+          <w:p>
+            <w:pPr>
+              <w:pStyle w:val="aa"/>
+              <w:numPr>
+                <w:ilvl w:val="0"/>
+                <w:numId w:val="21"/>
+              </w:numPr>
+              <w:ind w:firstLineChars="0"/>
+              <w:jc w:val="left"/>
+            </w:pPr>
+            <w:r>
+              <w:t>D</w:t>
+            </w:r>
+            <w:r>
+              <w:rPr>
+                <w:rFonts w:hint="eastAsia"/>
+              </w:rPr>
+              <w:t>b.</w:t>
+            </w:r>
+            <w:r>
+              <w:t>createProcedure(function test(){ return new Sdb</w:t>
+            </w:r>
+            <w:r>
+              <w:rPr>
+                <w:rFonts w:hint="eastAsia"/>
+              </w:rPr>
+              <w:t>Query</w:t>
+            </w:r>
+            <w:r>
+              <w:t>Option().remove(); })</w:t>
+            </w:r>
+          </w:p>
+          <w:p>
+            <w:pPr>
+              <w:jc w:val="left"/>
+            </w:pPr>
+            <w:r>
+              <w:t>Var option = db.eval(“test()”)</w:t>
+            </w:r>
+          </w:p>
+          <w:p>
+            <w:pPr>
+              <w:pStyle w:val="aa"/>
+              <w:numPr>
+                <w:ilvl w:val="0"/>
+                <w:numId w:val="21"/>
+              </w:numPr>
+              <w:ind w:firstLineChars="0"/>
+              <w:jc w:val="left"/>
+            </w:pPr>
+            <w:r>
+              <w:t>D</w:t>
+            </w:r>
+            <w:r>
+              <w:rPr>
+                <w:rFonts w:hint="eastAsia"/>
+              </w:rPr>
+              <w:t>b.</w:t>
+            </w:r>
+            <w:r>
+              <w:t>createProcedure(function test(){ return new Sdb</w:t>
+            </w:r>
+            <w:r>
+              <w:rPr>
+                <w:rFonts w:hint="eastAsia"/>
+              </w:rPr>
+              <w:t>Op</w:t>
+            </w:r>
+            <w:r>
+              <w:t>tionBase().limit(1); })</w:t>
+            </w:r>
+          </w:p>
+          <w:p>
+            <w:pPr>
+              <w:jc w:val="left"/>
+              <w:rPr>
+                <w:rFonts w:hint="eastAsia"/>
+              </w:rPr>
+            </w:pPr>
+            <w:r>
+              <w:t>Var option = db.eval(“test()”)</w:t>
+            </w:r>
+          </w:p>
+        </w:tc>
+        <w:tc>
+          <w:tcPr>
+            <w:tcW w:w="2660" w:type="dxa"/>
+          </w:tcPr>
+          <w:p>
+            <w:pPr>
+              <w:pStyle w:val="aa"/>
+              <w:numPr>
+                <w:ilvl w:val="0"/>
+                <w:numId w:val="22"/>
+              </w:numPr>
+              <w:ind w:firstLineChars="0"/>
+              <w:jc w:val="left"/>
+            </w:pPr>
+            <w:r>
+              <w:t xml:space="preserve">Option </w:t>
+            </w:r>
+            <w:r>
+              <w:rPr>
+                <w:rFonts w:hint="eastAsia"/>
+              </w:rPr>
+              <w:t>对象是</w:t>
+            </w:r>
+            <w:r>
+              <w:rPr>
+                <w:rFonts w:hint="eastAsia"/>
+              </w:rPr>
+              <w:t xml:space="preserve"> SdbSnapshotOption </w:t>
+            </w:r>
+            <w:r>
+              <w:rPr>
+                <w:rFonts w:hint="eastAsia"/>
+              </w:rPr>
+              <w:t>类型，且运行正常</w:t>
+            </w:r>
+          </w:p>
+          <w:p>
+            <w:pPr>
+              <w:pStyle w:val="aa"/>
+              <w:numPr>
+                <w:ilvl w:val="0"/>
+                <w:numId w:val="22"/>
+              </w:numPr>
+              <w:ind w:firstLineChars="0"/>
+              <w:jc w:val="left"/>
+            </w:pPr>
+            <w:r>
+              <w:t xml:space="preserve">Option </w:t>
+            </w:r>
+            <w:r>
+              <w:rPr>
+                <w:rFonts w:hint="eastAsia"/>
+              </w:rPr>
+              <w:t>对象是</w:t>
+            </w:r>
+            <w:r>
+              <w:rPr>
+                <w:rFonts w:hint="eastAsia"/>
+              </w:rPr>
+              <w:t xml:space="preserve"> Sdb</w:t>
+            </w:r>
+            <w:r>
+              <w:t>Query</w:t>
+            </w:r>
+            <w:r>
+              <w:rPr>
+                <w:rFonts w:hint="eastAsia"/>
+              </w:rPr>
+              <w:t xml:space="preserve">Option </w:t>
+            </w:r>
+            <w:r>
+              <w:rPr>
+                <w:rFonts w:hint="eastAsia"/>
+              </w:rPr>
+              <w:t>类型，且运行正常</w:t>
+            </w:r>
+          </w:p>
+          <w:p>
+            <w:pPr>
+              <w:pStyle w:val="aa"/>
+              <w:numPr>
+                <w:ilvl w:val="0"/>
+                <w:numId w:val="22"/>
+              </w:numPr>
+              <w:ind w:firstLineChars="0"/>
+              <w:jc w:val="left"/>
+              <w:rPr>
+                <w:rFonts w:hint="eastAsia"/>
+              </w:rPr>
+            </w:pPr>
+            <w:r>
+              <w:t xml:space="preserve">Option </w:t>
+            </w:r>
+            <w:r>
+              <w:rPr>
+                <w:rFonts w:hint="eastAsia"/>
+              </w:rPr>
+              <w:t>对象是</w:t>
+            </w:r>
+            <w:r>
+              <w:rPr>
+                <w:rFonts w:hint="eastAsia"/>
+              </w:rPr>
+              <w:t xml:space="preserve"> Sdb</w:t>
+            </w:r>
+            <w:r>
+              <w:t>OptionBase</w:t>
+            </w:r>
+            <w:r>
+              <w:rPr>
+                <w:rFonts w:hint="eastAsia"/>
+              </w:rPr>
+              <w:t xml:space="preserve"> </w:t>
+            </w:r>
+            <w:r>
+              <w:rPr>
+                <w:rFonts w:hint="eastAsia"/>
+              </w:rPr>
+              <w:t>类型，且运行正常</w:t>
+            </w:r>
+          </w:p>
+        </w:tc>
+      </w:tr>
+      <w:tr>
+        <w:tc>
+          <w:tcPr>
+            <w:tcW w:w="428" w:type="dxa"/>
+          </w:tcPr>
+          <w:p>
+            <w:pPr>
+              <w:ind w:left="0"/>
+              <w:rPr>
+                <w:rFonts w:hint="eastAsia"/>
+              </w:rPr>
+            </w:pPr>
+            <w:r>
+              <w:t>09</w:t>
+            </w:r>
+            <w:bookmarkStart w:id="0" w:name="_GoBack"/>
+            <w:bookmarkEnd w:id="0"/>
+          </w:p>
+        </w:tc>
+        <w:tc>
+          <w:tcPr>
+            <w:tcW w:w="1908" w:type="dxa"/>
+          </w:tcPr>
+          <w:p>
+            <w:pPr>
+              <w:ind w:left="0"/>
+              <w:rPr>
+                <w:rFonts w:hint="eastAsia"/>
+              </w:rPr>
+            </w:pPr>
+            <w:r>
+              <w:rPr>
+                <w:rFonts w:hint="eastAsia"/>
+              </w:rPr>
               <w:t>配置快照参数</w:t>
             </w:r>
           </w:p>
@@ -11819,6 +12210,95 @@
     </w:lvl>
   </w:abstractNum>
   <w:abstractNum w:abstractNumId="9" w15:restartNumberingAfterBreak="0">
+    <w:nsid w:val="49B739A2"/>
+    <w:multiLevelType w:val="hybridMultilevel"/>
+    <w:tmpl w:val="22C8ABD8"/>
+    <w:lvl w:ilvl="0" w:tplc="A81E2642">
+      <w:start w:val="1"/>
+      <w:numFmt w:val="decimal"/>
+      <w:lvlText w:val="%1."/>
+      <w:lvlJc w:val="left"/>
+      <w:pPr>
+        <w:ind w:left="360" w:hanging="360"/>
+      </w:pPr>
+      <w:rPr>
+        <w:rFonts w:hint="default"/>
+      </w:rPr>
+    </w:lvl>
+    <w:lvl w:ilvl="1" w:tplc="04090019" w:tentative="1">
+      <w:start w:val="1"/>
+      <w:numFmt w:val="lowerLetter"/>
+      <w:lvlText w:val="%2)"/>
+      <w:lvlJc w:val="left"/>
+      <w:pPr>
+        <w:ind w:left="840" w:hanging="420"/>
+      </w:pPr>
+    </w:lvl>
+    <w:lvl w:ilvl="2" w:tplc="0409001B" w:tentative="1">
+      <w:start w:val="1"/>
+      <w:numFmt w:val="lowerRoman"/>
+      <w:lvlText w:val="%3."/>
+      <w:lvlJc w:val="right"/>
+      <w:pPr>
+        <w:ind w:left="1260" w:hanging="420"/>
+      </w:pPr>
+    </w:lvl>
+    <w:lvl w:ilvl="3" w:tplc="0409000F" w:tentative="1">
+      <w:start w:val="1"/>
+      <w:numFmt w:val="decimal"/>
+      <w:lvlText w:val="%4."/>
+      <w:lvlJc w:val="left"/>
+      <w:pPr>
+        <w:ind w:left="1680" w:hanging="420"/>
+      </w:pPr>
+    </w:lvl>
+    <w:lvl w:ilvl="4" w:tplc="04090019" w:tentative="1">
+      <w:start w:val="1"/>
+      <w:numFmt w:val="lowerLetter"/>
+      <w:lvlText w:val="%5)"/>
+      <w:lvlJc w:val="left"/>
+      <w:pPr>
+        <w:ind w:left="2100" w:hanging="420"/>
+      </w:pPr>
+    </w:lvl>
+    <w:lvl w:ilvl="5" w:tplc="0409001B" w:tentative="1">
+      <w:start w:val="1"/>
+      <w:numFmt w:val="lowerRoman"/>
+      <w:lvlText w:val="%6."/>
+      <w:lvlJc w:val="right"/>
+      <w:pPr>
+        <w:ind w:left="2520" w:hanging="420"/>
+      </w:pPr>
+    </w:lvl>
+    <w:lvl w:ilvl="6" w:tplc="0409000F" w:tentative="1">
+      <w:start w:val="1"/>
+      <w:numFmt w:val="decimal"/>
+      <w:lvlText w:val="%7."/>
+      <w:lvlJc w:val="left"/>
+      <w:pPr>
+        <w:ind w:left="2940" w:hanging="420"/>
+      </w:pPr>
+    </w:lvl>
+    <w:lvl w:ilvl="7" w:tplc="04090019" w:tentative="1">
+      <w:start w:val="1"/>
+      <w:numFmt w:val="lowerLetter"/>
+      <w:lvlText w:val="%8)"/>
+      <w:lvlJc w:val="left"/>
+      <w:pPr>
+        <w:ind w:left="3360" w:hanging="420"/>
+      </w:pPr>
+    </w:lvl>
+    <w:lvl w:ilvl="8" w:tplc="0409001B" w:tentative="1">
+      <w:start w:val="1"/>
+      <w:numFmt w:val="lowerRoman"/>
+      <w:lvlText w:val="%9."/>
+      <w:lvlJc w:val="right"/>
+      <w:pPr>
+        <w:ind w:left="3780" w:hanging="420"/>
+      </w:pPr>
+    </w:lvl>
+  </w:abstractNum>
+  <w:abstractNum w:abstractNumId="10" w15:restartNumberingAfterBreak="0">
     <w:nsid w:val="4CD12C0E"/>
     <w:multiLevelType w:val="hybridMultilevel"/>
     <w:tmpl w:val="37344F0A"/>
@@ -11906,7 +12386,7 @@
       </w:pPr>
     </w:lvl>
   </w:abstractNum>
-  <w:abstractNum w:abstractNumId="10" w15:restartNumberingAfterBreak="0">
+  <w:abstractNum w:abstractNumId="11" w15:restartNumberingAfterBreak="0">
     <w:nsid w:val="50894DEC"/>
     <w:multiLevelType w:val="hybridMultilevel"/>
     <w:tmpl w:val="3F0C04DE"/>
@@ -11995,7 +12475,7 @@
       </w:pPr>
     </w:lvl>
   </w:abstractNum>
-  <w:abstractNum w:abstractNumId="11" w15:restartNumberingAfterBreak="0">
+  <w:abstractNum w:abstractNumId="12" w15:restartNumberingAfterBreak="0">
     <w:nsid w:val="50DB2C63"/>
     <w:multiLevelType w:val="hybridMultilevel"/>
     <w:tmpl w:val="3F0C04DE"/>
@@ -12084,7 +12564,7 @@
       </w:pPr>
     </w:lvl>
   </w:abstractNum>
-  <w:abstractNum w:abstractNumId="12" w15:restartNumberingAfterBreak="0">
+  <w:abstractNum w:abstractNumId="13" w15:restartNumberingAfterBreak="0">
     <w:nsid w:val="55281C81"/>
     <w:multiLevelType w:val="hybridMultilevel"/>
     <w:tmpl w:val="795E9998"/>
@@ -12173,7 +12653,7 @@
       </w:pPr>
     </w:lvl>
   </w:abstractNum>
-  <w:abstractNum w:abstractNumId="13" w15:restartNumberingAfterBreak="0">
+  <w:abstractNum w:abstractNumId="14" w15:restartNumberingAfterBreak="0">
     <w:nsid w:val="589E00D2"/>
     <w:multiLevelType w:val="hybridMultilevel"/>
     <w:tmpl w:val="712282AA"/>
@@ -12260,7 +12740,96 @@
       </w:pPr>
     </w:lvl>
   </w:abstractNum>
-  <w:abstractNum w:abstractNumId="14" w15:restartNumberingAfterBreak="0">
+  <w:abstractNum w:abstractNumId="15" w15:restartNumberingAfterBreak="0">
+    <w:nsid w:val="5E082667"/>
+    <w:multiLevelType w:val="hybridMultilevel"/>
+    <w:tmpl w:val="97E6BCF6"/>
+    <w:lvl w:ilvl="0" w:tplc="5C046AB2">
+      <w:start w:val="1"/>
+      <w:numFmt w:val="decimal"/>
+      <w:lvlText w:val="%1."/>
+      <w:lvlJc w:val="left"/>
+      <w:pPr>
+        <w:ind w:left="360" w:hanging="360"/>
+      </w:pPr>
+      <w:rPr>
+        <w:rFonts w:hint="default"/>
+      </w:rPr>
+    </w:lvl>
+    <w:lvl w:ilvl="1" w:tplc="04090019" w:tentative="1">
+      <w:start w:val="1"/>
+      <w:numFmt w:val="lowerLetter"/>
+      <w:lvlText w:val="%2)"/>
+      <w:lvlJc w:val="left"/>
+      <w:pPr>
+        <w:ind w:left="840" w:hanging="420"/>
+      </w:pPr>
+    </w:lvl>
+    <w:lvl w:ilvl="2" w:tplc="0409001B" w:tentative="1">
+      <w:start w:val="1"/>
+      <w:numFmt w:val="lowerRoman"/>
+      <w:lvlText w:val="%3."/>
+      <w:lvlJc w:val="right"/>
+      <w:pPr>
+        <w:ind w:left="1260" w:hanging="420"/>
+      </w:pPr>
+    </w:lvl>
+    <w:lvl w:ilvl="3" w:tplc="0409000F" w:tentative="1">
+      <w:start w:val="1"/>
+      <w:numFmt w:val="decimal"/>
+      <w:lvlText w:val="%4."/>
+      <w:lvlJc w:val="left"/>
+      <w:pPr>
+        <w:ind w:left="1680" w:hanging="420"/>
+      </w:pPr>
+    </w:lvl>
+    <w:lvl w:ilvl="4" w:tplc="04090019" w:tentative="1">
+      <w:start w:val="1"/>
+      <w:numFmt w:val="lowerLetter"/>
+      <w:lvlText w:val="%5)"/>
+      <w:lvlJc w:val="left"/>
+      <w:pPr>
+        <w:ind w:left="2100" w:hanging="420"/>
+      </w:pPr>
+    </w:lvl>
+    <w:lvl w:ilvl="5" w:tplc="0409001B" w:tentative="1">
+      <w:start w:val="1"/>
+      <w:numFmt w:val="lowerRoman"/>
+      <w:lvlText w:val="%6."/>
+      <w:lvlJc w:val="right"/>
+      <w:pPr>
+        <w:ind w:left="2520" w:hanging="420"/>
+      </w:pPr>
+    </w:lvl>
+    <w:lvl w:ilvl="6" w:tplc="0409000F" w:tentative="1">
+      <w:start w:val="1"/>
+      <w:numFmt w:val="decimal"/>
+      <w:lvlText w:val="%7."/>
+      <w:lvlJc w:val="left"/>
+      <w:pPr>
+        <w:ind w:left="2940" w:hanging="420"/>
+      </w:pPr>
+    </w:lvl>
+    <w:lvl w:ilvl="7" w:tplc="04090019" w:tentative="1">
+      <w:start w:val="1"/>
+      <w:numFmt w:val="lowerLetter"/>
+      <w:lvlText w:val="%8)"/>
+      <w:lvlJc w:val="left"/>
+      <w:pPr>
+        <w:ind w:left="3360" w:hanging="420"/>
+      </w:pPr>
+    </w:lvl>
+    <w:lvl w:ilvl="8" w:tplc="0409001B" w:tentative="1">
+      <w:start w:val="1"/>
+      <w:numFmt w:val="lowerRoman"/>
+      <w:lvlText w:val="%9."/>
+      <w:lvlJc w:val="right"/>
+      <w:pPr>
+        <w:ind w:left="3780" w:hanging="420"/>
+      </w:pPr>
+    </w:lvl>
+  </w:abstractNum>
+  <w:abstractNum w:abstractNumId="16" w15:restartNumberingAfterBreak="0">
     <w:nsid w:val="70D55DC0"/>
     <w:multiLevelType w:val="hybridMultilevel"/>
     <w:tmpl w:val="EB12A016"/>
@@ -12353,7 +12922,7 @@
     <w:abstractNumId w:val="2"/>
   </w:num>
   <w:num w:numId="2">
-    <w:abstractNumId w:val="13"/>
+    <w:abstractNumId w:val="14"/>
   </w:num>
   <w:num w:numId="3">
     <w:abstractNumId w:val="3"/>
@@ -12377,25 +12946,25 @@
     <w:abstractNumId w:val="6"/>
   </w:num>
   <w:num w:numId="10">
-    <w:abstractNumId w:val="11"/>
+    <w:abstractNumId w:val="12"/>
   </w:num>
   <w:num w:numId="11">
     <w:abstractNumId w:val="8"/>
   </w:num>
   <w:num w:numId="12">
-    <w:abstractNumId w:val="9"/>
+    <w:abstractNumId w:val="10"/>
   </w:num>
   <w:num w:numId="13">
     <w:abstractNumId w:val="0"/>
   </w:num>
   <w:num w:numId="14">
-    <w:abstractNumId w:val="13"/>
+    <w:abstractNumId w:val="14"/>
   </w:num>
   <w:num w:numId="15">
-    <w:abstractNumId w:val="13"/>
+    <w:abstractNumId w:val="14"/>
   </w:num>
   <w:num w:numId="16">
-    <w:abstractNumId w:val="10"/>
+    <w:abstractNumId w:val="11"/>
   </w:num>
   <w:num w:numId="17">
     <w:abstractNumId w:val="1"/>
@@ -12404,10 +12973,16 @@
     <w:abstractNumId w:val="7"/>
   </w:num>
   <w:num w:numId="19">
-    <w:abstractNumId w:val="12"/>
+    <w:abstractNumId w:val="13"/>
   </w:num>
   <w:num w:numId="20">
-    <w:abstractNumId w:val="14"/>
+    <w:abstractNumId w:val="16"/>
+  </w:num>
+  <w:num w:numId="21">
+    <w:abstractNumId w:val="15"/>
+  </w:num>
+  <w:num w:numId="22">
+    <w:abstractNumId w:val="9"/>
   </w:num>
 </w:numbering>
 </file>
